--- a/courseware/LP-Microsoft Certified Azure AI Engineer Associate AI-102 Training.docx
+++ b/courseware/LP-Microsoft Certified Azure AI Engineer Associate AI-102 Training.docx
@@ -4,18 +4,12 @@
   <w:body>
     <w:p>
       <w:pPr>
-        <w:spacing w:after="880"/>
-      </w:pPr>
-    </w:p>
-    <w:p>
-      <w:pPr>
-        <w:spacing w:after="80"/>
         <w:jc w:val="center"/>
       </w:pPr>
       <w:r>
         <w:drawing>
           <wp:inline xmlns:a="http://schemas.openxmlformats.org/drawingml/2006/main" xmlns:pic="http://schemas.openxmlformats.org/drawingml/2006/picture">
-            <wp:extent cx="1234440" cy="1234440"/>
+            <wp:extent cx="1143000" cy="1143000"/>
             <wp:docPr id="1" name="Picture 1"/>
             <wp:cNvGraphicFramePr>
               <a:graphicFrameLocks noChangeAspect="1"/>
@@ -36,7 +30,7 @@
                   <pic:spPr>
                     <a:xfrm>
                       <a:off x="0" y="0"/>
-                      <a:ext cx="1234440" cy="1234440"/>
+                      <a:ext cx="1143000" cy="1143000"/>
                     </a:xfrm>
                     <a:prstGeom prst="rect"/>
                   </pic:spPr>
@@ -56,41 +50,38 @@
         <w:rPr>
           <w:rFonts w:ascii="Arial" w:hAnsi="Arial"/>
           <w:b/>
-          <w:i w:val="0"/>
-          <w:color w:val="111827"/>
-          <w:sz w:val="21"/>
+          <w:color w:val="161B26"/>
+          <w:sz w:val="26"/>
         </w:rPr>
         <w:t>Tertiary Infotech Academy Pte Ltd</w:t>
       </w:r>
     </w:p>
     <w:p>
       <w:pPr>
-        <w:spacing w:after="240"/>
+        <w:spacing w:after="480"/>
         <w:jc w:val="center"/>
       </w:pPr>
       <w:r>
         <w:rPr>
           <w:rFonts w:ascii="Arial" w:hAnsi="Arial"/>
           <w:b w:val="0"/>
-          <w:i w:val="0"/>
           <w:color w:val="5B6372"/>
-          <w:sz w:val="16"/>
+          <w:sz w:val="20"/>
         </w:rPr>
         <w:t>UEN: 201200696W</w:t>
       </w:r>
     </w:p>
     <w:p>
       <w:pPr>
-        <w:spacing w:after="120"/>
+        <w:spacing w:after="200"/>
         <w:jc w:val="center"/>
       </w:pPr>
       <w:r>
         <w:rPr>
           <w:rFonts w:ascii="Arial" w:hAnsi="Arial"/>
           <w:b/>
-          <w:i w:val="0"/>
           <w:color w:val="1F6FEB"/>
-          <w:sz w:val="44"/>
+          <w:sz w:val="52"/>
         </w:rPr>
         <w:t>LESSON PLAN</w:t>
       </w:r>
@@ -104,67 +95,10 @@
         <w:rPr>
           <w:rFonts w:ascii="Arial" w:hAnsi="Arial"/>
           <w:b w:val="0"/>
-          <w:i w:val="0"/>
           <w:color w:val="5B6372"/>
-          <w:sz w:val="17"/>
+          <w:sz w:val="24"/>
         </w:rPr>
         <w:t>For</w:t>
-      </w:r>
-    </w:p>
-    <w:p>
-      <w:pPr>
-        <w:spacing w:after="440"/>
-        <w:jc w:val="center"/>
-      </w:pPr>
-      <w:r>
-        <w:drawing>
-          <wp:inline xmlns:a="http://schemas.openxmlformats.org/drawingml/2006/main" xmlns:pic="http://schemas.openxmlformats.org/drawingml/2006/picture">
-            <wp:extent cx="777240" cy="757370"/>
-            <wp:docPr id="2" name="Picture 2"/>
-            <wp:cNvGraphicFramePr>
-              <a:graphicFrameLocks noChangeAspect="1"/>
-            </wp:cNvGraphicFramePr>
-            <a:graphic>
-              <a:graphicData uri="http://schemas.openxmlformats.org/drawingml/2006/picture">
-                <pic:pic>
-                  <pic:nvPicPr>
-                    <pic:cNvPr id="0" name="reference-cover-logo-1.png"/>
-                    <pic:cNvPicPr/>
-                  </pic:nvPicPr>
-                  <pic:blipFill>
-                    <a:blip r:embed="rId10"/>
-                    <a:stretch>
-                      <a:fillRect/>
-                    </a:stretch>
-                  </pic:blipFill>
-                  <pic:spPr>
-                    <a:xfrm>
-                      <a:off x="0" y="0"/>
-                      <a:ext cx="777240" cy="757370"/>
-                    </a:xfrm>
-                    <a:prstGeom prst="rect"/>
-                  </pic:spPr>
-                </pic:pic>
-              </a:graphicData>
-            </a:graphic>
-          </wp:inline>
-        </w:drawing>
-      </w:r>
-    </w:p>
-    <w:p>
-      <w:pPr>
-        <w:spacing w:after="160"/>
-        <w:jc w:val="center"/>
-      </w:pPr>
-      <w:r>
-        <w:rPr>
-          <w:rFonts w:ascii="Arial" w:hAnsi="Arial"/>
-          <w:b/>
-          <w:i w:val="0"/>
-          <w:color w:val="111827"/>
-          <w:sz w:val="34"/>
-        </w:rPr>
-        <w:t>Microsoft Certified Azure AI Engineer Associate AI-102 Training</w:t>
       </w:r>
     </w:p>
     <w:p>
@@ -175,10 +109,24 @@
       <w:r>
         <w:rPr>
           <w:rFonts w:ascii="Arial" w:hAnsi="Arial"/>
+          <w:b/>
+          <w:color w:val="161B26"/>
+          <w:sz w:val="40"/>
+        </w:rPr>
+        <w:t>Microsoft Certified Azure AI Engineer Associate AI-102 Training</w:t>
+      </w:r>
+    </w:p>
+    <w:p>
+      <w:pPr>
+        <w:spacing w:after="360"/>
+        <w:jc w:val="center"/>
+      </w:pPr>
+      <w:r>
+        <w:rPr>
+          <w:rFonts w:ascii="Arial" w:hAnsi="Arial"/>
           <w:b w:val="0"/>
-          <w:i w:val="0"/>
-          <w:color w:val="111827"/>
-          <w:sz w:val="17"/>
+          <w:color w:val="161B26"/>
+          <w:sz w:val="24"/>
         </w:rPr>
         <w:t>TGS Ref No: TGS-2023036651</w:t>
       </w:r>
@@ -191,12 +139,56 @@
       <w:r>
         <w:rPr>
           <w:rFonts w:ascii="Arial" w:hAnsi="Arial"/>
+          <w:b w:val="0"/>
+          <w:color w:val="5B6372"/>
+          <w:sz w:val="24"/>
+        </w:rPr>
+        <w:t>Conducted by</w:t>
+      </w:r>
+    </w:p>
+    <w:p>
+      <w:pPr>
+        <w:spacing w:after="0"/>
+        <w:jc w:val="center"/>
+      </w:pPr>
+      <w:r>
+        <w:rPr>
+          <w:rFonts w:ascii="Arial" w:hAnsi="Arial"/>
           <w:b/>
-          <w:i w:val="0"/>
+          <w:color w:val="161B26"/>
+          <w:sz w:val="26"/>
+        </w:rPr>
+        <w:t>Tertiary Infotech Academy Pte Ltd</w:t>
+      </w:r>
+    </w:p>
+    <w:p>
+      <w:pPr>
+        <w:spacing w:after="360"/>
+        <w:jc w:val="center"/>
+      </w:pPr>
+      <w:r>
+        <w:rPr>
+          <w:rFonts w:ascii="Arial" w:hAnsi="Arial"/>
+          <w:b w:val="0"/>
+          <w:color w:val="5B6372"/>
+          <w:sz w:val="20"/>
+        </w:rPr>
+        <w:t>UEN: 201200696W</w:t>
+      </w:r>
+    </w:p>
+    <w:p>
+      <w:pPr>
+        <w:spacing w:after="0"/>
+        <w:jc w:val="center"/>
+      </w:pPr>
+      <w:r>
+        <w:rPr>
+          <w:rFonts w:ascii="Arial" w:hAnsi="Arial"/>
+          <w:b/>
           <w:color w:val="1F6FEB"/>
-          <w:sz w:val="19"/>
+          <w:sz w:val="24"/>
         </w:rPr>
-        <w:t>Version 1.0</w:t>
+        <w:t>Version 2.0</w:t>
       </w:r>
     </w:p>
     <w:p>
@@ -209,9 +201,8 @@
         <w:rPr>
           <w:rFonts w:ascii="Arial" w:hAnsi="Arial"/>
           <w:b/>
-          <w:i w:val="0"/>
-          <w:color w:val="111827"/>
-          <w:sz w:val="24"/>
+          <w:color w:val="161B26"/>
+          <w:sz w:val="28"/>
         </w:rPr>
         <w:t>DOCUMENT VERSION CONTROL RECORD</w:t>
       </w:r>
@@ -224,25 +215,24 @@
         <w:tblLook w:firstColumn="1" w:firstRow="1" w:lastColumn="0" w:lastRow="0" w:noHBand="0" w:noVBand="1" w:val="04A0"/>
       </w:tblPr>
       <w:tblGrid>
-        <w:gridCol w:w="2437"/>
-        <w:gridCol w:w="2437"/>
-        <w:gridCol w:w="2437"/>
-        <w:gridCol w:w="2437"/>
+        <w:gridCol w:w="2459"/>
+        <w:gridCol w:w="2459"/>
+        <w:gridCol w:w="2459"/>
+        <w:gridCol w:w="2459"/>
       </w:tblGrid>
       <w:tr>
         <w:tc>
           <w:tcPr>
-            <w:tcW w:type="dxa" w:w="2437"/>
-            <w:shd w:val="clear" w:color="auto" w:fill="1F6FEB"/>
+            <w:tcW w:type="dxa" w:w="2459"/>
+            <w:shd w:fill="1F6FEB"/>
           </w:tcPr>
           <w:p>
             <w:r>
               <w:rPr>
                 <w:rFonts w:ascii="Arial" w:hAnsi="Arial"/>
                 <w:b/>
-                <w:i w:val="0"/>
                 <w:color w:val="FFFFFF"/>
-                <w:sz w:val="19"/>
+                <w:sz w:val="18"/>
               </w:rPr>
               <w:t>Version Number</w:t>
             </w:r>
@@ -250,17 +240,16 @@
         </w:tc>
         <w:tc>
           <w:tcPr>
-            <w:tcW w:type="dxa" w:w="2437"/>
-            <w:shd w:val="clear" w:color="auto" w:fill="1F6FEB"/>
+            <w:tcW w:type="dxa" w:w="2459"/>
+            <w:shd w:fill="1F6FEB"/>
           </w:tcPr>
           <w:p>
             <w:r>
               <w:rPr>
                 <w:rFonts w:ascii="Arial" w:hAnsi="Arial"/>
                 <w:b/>
-                <w:i w:val="0"/>
                 <w:color w:val="FFFFFF"/>
-                <w:sz w:val="19"/>
+                <w:sz w:val="18"/>
               </w:rPr>
               <w:t>Effective Date of Release</w:t>
             </w:r>
@@ -268,17 +257,16 @@
         </w:tc>
         <w:tc>
           <w:tcPr>
-            <w:tcW w:type="dxa" w:w="2437"/>
-            <w:shd w:val="clear" w:color="auto" w:fill="1F6FEB"/>
+            <w:tcW w:type="dxa" w:w="2459"/>
+            <w:shd w:fill="1F6FEB"/>
           </w:tcPr>
           <w:p>
             <w:r>
               <w:rPr>
                 <w:rFonts w:ascii="Arial" w:hAnsi="Arial"/>
                 <w:b/>
-                <w:i w:val="0"/>
                 <w:color w:val="FFFFFF"/>
-                <w:sz w:val="19"/>
+                <w:sz w:val="18"/>
               </w:rPr>
               <w:t>Summary of Included Changes</w:t>
             </w:r>
@@ -286,17 +274,16 @@
         </w:tc>
         <w:tc>
           <w:tcPr>
-            <w:tcW w:type="dxa" w:w="2437"/>
-            <w:shd w:val="clear" w:color="auto" w:fill="1F6FEB"/>
+            <w:tcW w:type="dxa" w:w="2459"/>
+            <w:shd w:fill="1F6FEB"/>
           </w:tcPr>
           <w:p>
             <w:r>
               <w:rPr>
                 <w:rFonts w:ascii="Arial" w:hAnsi="Arial"/>
                 <w:b/>
-                <w:i w:val="0"/>
                 <w:color w:val="FFFFFF"/>
-                <w:sz w:val="19"/>
+                <w:sz w:val="18"/>
               </w:rPr>
               <w:t>Author</w:t>
             </w:r>
@@ -306,16 +293,15 @@
       <w:tr>
         <w:tc>
           <w:tcPr>
-            <w:tcW w:type="dxa" w:w="2437"/>
+            <w:tcW w:type="dxa" w:w="2459"/>
           </w:tcPr>
           <w:p>
             <w:r>
               <w:rPr>
                 <w:rFonts w:ascii="Arial" w:hAnsi="Arial"/>
                 <w:b w:val="0"/>
-                <w:i w:val="0"/>
-                <w:color w:val="111827"/>
-                <w:sz w:val="19"/>
+                <w:color w:val="161B26"/>
+                <w:sz w:val="18"/>
               </w:rPr>
               <w:t>1.0</w:t>
             </w:r>
@@ -323,50 +309,113 @@
         </w:tc>
         <w:tc>
           <w:tcPr>
-            <w:tcW w:type="dxa" w:w="2437"/>
+            <w:tcW w:type="dxa" w:w="2459"/>
           </w:tcPr>
           <w:p>
             <w:r>
               <w:rPr>
                 <w:rFonts w:ascii="Arial" w:hAnsi="Arial"/>
                 <w:b w:val="0"/>
-                <w:i w:val="0"/>
-                <w:color w:val="111827"/>
-                <w:sz w:val="19"/>
+                <w:color w:val="161B26"/>
+                <w:sz w:val="18"/>
               </w:rPr>
-              <w:t>8 July 2026</w:t>
+              <w:t>13 Jul 2026</w:t>
             </w:r>
           </w:p>
         </w:tc>
         <w:tc>
           <w:tcPr>
-            <w:tcW w:type="dxa" w:w="2437"/>
+            <w:tcW w:type="dxa" w:w="2459"/>
           </w:tcPr>
           <w:p>
             <w:r>
               <w:rPr>
                 <w:rFonts w:ascii="Arial" w:hAnsi="Arial"/>
                 <w:b w:val="0"/>
-                <w:i w:val="0"/>
-                <w:color w:val="111827"/>
-                <w:sz w:val="19"/>
+                <w:color w:val="161B26"/>
+                <w:sz w:val="18"/>
               </w:rPr>
-              <w:t>First version aligned to the generated PPT slide numbers and 10 AI-102 labs.</w:t>
+              <w:t>Initial 10-lab AI-102 courseware release</w:t>
             </w:r>
           </w:p>
         </w:tc>
         <w:tc>
           <w:tcPr>
-            <w:tcW w:type="dxa" w:w="2437"/>
+            <w:tcW w:type="dxa" w:w="2459"/>
           </w:tcPr>
           <w:p>
             <w:r>
               <w:rPr>
                 <w:rFonts w:ascii="Arial" w:hAnsi="Arial"/>
                 <w:b w:val="0"/>
-                <w:i w:val="0"/>
-                <w:color w:val="111827"/>
-                <w:sz w:val="19"/>
+                <w:color w:val="161B26"/>
+                <w:sz w:val="18"/>
+              </w:rPr>
+              <w:t>Tertiary Infotech Academy Pte Ltd</w:t>
+            </w:r>
+          </w:p>
+        </w:tc>
+      </w:tr>
+      <w:tr>
+        <w:tc>
+          <w:tcPr>
+            <w:tcW w:type="dxa" w:w="2459"/>
+          </w:tcPr>
+          <w:p>
+            <w:r>
+              <w:rPr>
+                <w:rFonts w:ascii="Arial" w:hAnsi="Arial"/>
+                <w:b w:val="0"/>
+                <w:color w:val="161B26"/>
+                <w:sz w:val="18"/>
+              </w:rPr>
+              <w:t>2.0</w:t>
+            </w:r>
+          </w:p>
+        </w:tc>
+        <w:tc>
+          <w:tcPr>
+            <w:tcW w:type="dxa" w:w="2459"/>
+          </w:tcPr>
+          <w:p>
+            <w:r>
+              <w:rPr>
+                <w:rFonts w:ascii="Arial" w:hAnsi="Arial"/>
+                <w:b w:val="0"/>
+                <w:color w:val="161B26"/>
+                <w:sz w:val="18"/>
+              </w:rPr>
+              <w:t>26 Aug 2026</w:t>
+            </w:r>
+          </w:p>
+        </w:tc>
+        <w:tc>
+          <w:tcPr>
+            <w:tcW w:type="dxa" w:w="2459"/>
+          </w:tcPr>
+          <w:p>
+            <w:r>
+              <w:rPr>
+                <w:rFonts w:ascii="Arial" w:hAnsi="Arial"/>
+                <w:b w:val="0"/>
+                <w:color w:val="161B26"/>
+                <w:sz w:val="18"/>
+              </w:rPr>
+              <w:t>Updated to v2.0 deck slide map, final AI-102 blueprint terminology, AI-103 transition, 10 mechanism-led labs, and approved 60+60 minute assessments.</w:t>
+            </w:r>
+          </w:p>
+        </w:tc>
+        <w:tc>
+          <w:tcPr>
+            <w:tcW w:type="dxa" w:w="2459"/>
+          </w:tcPr>
+          <w:p>
+            <w:r>
+              <w:rPr>
+                <w:rFonts w:ascii="Arial" w:hAnsi="Arial"/>
+                <w:b w:val="0"/>
+                <w:color w:val="161B26"/>
+                <w:sz w:val="18"/>
               </w:rPr>
               <w:t>Tertiary Infotech Academy Pte Ltd</w:t>
             </w:r>
@@ -380,192 +429,104 @@
       </w:r>
     </w:p>
     <w:p>
-      <w:pPr>
-        <w:spacing w:after="280"/>
-      </w:pPr>
       <w:r>
         <w:rPr>
           <w:rFonts w:ascii="Arial" w:hAnsi="Arial"/>
           <w:b/>
-          <w:i w:val="0"/>
           <w:color w:val="1F6FEB"/>
-          <w:sz w:val="28"/>
+          <w:sz w:val="32"/>
         </w:rPr>
         <w:t>TABLE OF CONTENTS</w:t>
       </w:r>
     </w:p>
     <w:p>
+      <w:fldChar w:fldCharType="begin"/>
+      <w:instrText xml:space="preserve"> TOC \o "1-3" \h \z \u </w:instrText>
+      <w:fldChar w:fldCharType="separate"/>
+      <w:fldChar w:fldCharType="end"/>
+    </w:p>
+    <w:p>
       <w:pPr>
-        <w:tabs>
-          <w:tab w:pos="9288" w:val="right" w:leader="dot"/>
-        </w:tabs>
-        <w:spacing w:after="60"/>
+        <w:spacing w:after="100"/>
       </w:pPr>
       <w:r>
         <w:rPr>
           <w:rFonts w:ascii="Arial" w:hAnsi="Arial"/>
           <w:b w:val="0"/>
-          <w:i w:val="0"/>
-          <w:color w:val="111827"/>
+          <w:color w:val="161B26"/>
           <w:sz w:val="21"/>
         </w:rPr>
-        <w:t>Document Version Control Record</w:t>
-      </w:r>
-      <w:r>
-        <w:rPr>
-          <w:rFonts w:ascii="Arial" w:hAnsi="Arial"/>
-          <w:b w:val="0"/>
-          <w:i w:val="0"/>
-          <w:color w:val="111827"/>
-          <w:sz w:val="21"/>
-        </w:rPr>
-        <w:tab/>
-        <w:t>2</w:t>
+        <w:t>01  Course Overview</w:t>
       </w:r>
     </w:p>
     <w:p>
       <w:pPr>
-        <w:tabs>
-          <w:tab w:pos="9288" w:val="right" w:leader="dot"/>
-        </w:tabs>
-        <w:spacing w:after="60"/>
+        <w:spacing w:after="100"/>
       </w:pPr>
       <w:r>
         <w:rPr>
           <w:rFonts w:ascii="Arial" w:hAnsi="Arial"/>
           <w:b w:val="0"/>
-          <w:i w:val="0"/>
-          <w:color w:val="111827"/>
+          <w:color w:val="161B26"/>
           <w:sz w:val="21"/>
         </w:rPr>
-        <w:t>Table of Contents</w:t>
-      </w:r>
-      <w:r>
-        <w:rPr>
-          <w:rFonts w:ascii="Arial" w:hAnsi="Arial"/>
-          <w:b w:val="0"/>
-          <w:i w:val="0"/>
-          <w:color w:val="111827"/>
-          <w:sz w:val="21"/>
-        </w:rPr>
-        <w:tab/>
-        <w:t>3</w:t>
+        <w:t>02  Learning Outcomes</w:t>
       </w:r>
     </w:p>
     <w:p>
       <w:pPr>
-        <w:tabs>
-          <w:tab w:pos="9288" w:val="right" w:leader="dot"/>
-        </w:tabs>
-        <w:spacing w:after="60"/>
+        <w:spacing w:after="100"/>
       </w:pPr>
       <w:r>
         <w:rPr>
           <w:rFonts w:ascii="Arial" w:hAnsi="Arial"/>
           <w:b w:val="0"/>
-          <w:i w:val="0"/>
-          <w:color w:val="111827"/>
+          <w:color w:val="161B26"/>
           <w:sz w:val="21"/>
         </w:rPr>
-        <w:t>Course Information</w:t>
-      </w:r>
-      <w:r>
-        <w:rPr>
-          <w:rFonts w:ascii="Arial" w:hAnsi="Arial"/>
-          <w:b w:val="0"/>
-          <w:i w:val="0"/>
-          <w:color w:val="111827"/>
-          <w:sz w:val="21"/>
-        </w:rPr>
-        <w:tab/>
-        <w:t>4</w:t>
+        <w:t>03  Daily Schedule</w:t>
       </w:r>
     </w:p>
     <w:p>
       <w:pPr>
-        <w:tabs>
-          <w:tab w:pos="9288" w:val="right" w:leader="dot"/>
-        </w:tabs>
-        <w:spacing w:after="60"/>
+        <w:spacing w:after="100"/>
       </w:pPr>
       <w:r>
         <w:rPr>
           <w:rFonts w:ascii="Arial" w:hAnsi="Arial"/>
           <w:b w:val="0"/>
-          <w:i w:val="0"/>
-          <w:color w:val="111827"/>
+          <w:color w:val="161B26"/>
           <w:sz w:val="21"/>
         </w:rPr>
-        <w:t>Lesson Schedule with Slide Numbers</w:t>
-      </w:r>
-      <w:r>
-        <w:rPr>
-          <w:rFonts w:ascii="Arial" w:hAnsi="Arial"/>
-          <w:b w:val="0"/>
-          <w:i w:val="0"/>
-          <w:color w:val="111827"/>
-          <w:sz w:val="21"/>
-        </w:rPr>
-        <w:tab/>
-        <w:t>4</w:t>
+        <w:t>04  Topic-by-Topic Breakdown</w:t>
       </w:r>
     </w:p>
     <w:p>
       <w:pPr>
-        <w:tabs>
-          <w:tab w:pos="9288" w:val="right" w:leader="dot"/>
-        </w:tabs>
-        <w:spacing w:after="60"/>
+        <w:spacing w:after="100"/>
       </w:pPr>
       <w:r>
         <w:rPr>
           <w:rFonts w:ascii="Arial" w:hAnsi="Arial"/>
           <w:b w:val="0"/>
-          <w:i w:val="0"/>
-          <w:color w:val="111827"/>
+          <w:color w:val="161B26"/>
           <w:sz w:val="21"/>
         </w:rPr>
-        <w:t>Labs Covered</w:t>
-      </w:r>
-      <w:r>
-        <w:rPr>
-          <w:rFonts w:ascii="Arial" w:hAnsi="Arial"/>
-          <w:b w:val="0"/>
-          <w:i w:val="0"/>
-          <w:color w:val="111827"/>
-          <w:sz w:val="21"/>
-        </w:rPr>
-        <w:tab/>
-        <w:t>5</w:t>
+        <w:t>05  Resources Required</w:t>
       </w:r>
     </w:p>
     <w:p>
       <w:pPr>
-        <w:tabs>
-          <w:tab w:pos="9288" w:val="right" w:leader="dot"/>
-        </w:tabs>
-        <w:spacing w:after="60"/>
+        <w:spacing w:after="100"/>
       </w:pPr>
       <w:r>
         <w:rPr>
           <w:rFonts w:ascii="Arial" w:hAnsi="Arial"/>
           <w:b w:val="0"/>
-          <w:i w:val="0"/>
-          <w:color w:val="111827"/>
+          <w:color w:val="161B26"/>
           <w:sz w:val="21"/>
         </w:rPr>
-        <w:t>Assessment Notes</w:t>
-      </w:r>
-      <w:r>
-        <w:rPr>
-          <w:rFonts w:ascii="Arial" w:hAnsi="Arial"/>
-          <w:b w:val="0"/>
-          <w:i w:val="0"/>
-          <w:color w:val="111827"/>
-          <w:sz w:val="21"/>
-        </w:rPr>
-        <w:tab/>
-        <w:t>6</w:t>
+        <w:t>06  Assessment</w:t>
       </w:r>
     </w:p>
     <w:p>
@@ -578,7 +539,52 @@
         <w:pStyle w:val="Heading1"/>
       </w:pPr>
       <w:r>
-        <w:t>Course Information</w:t>
+        <w:t>Course Overview</w:t>
+      </w:r>
+    </w:p>
+    <w:p>
+      <w:r>
+        <w:t>A two-day instructor-led WSQ course that develops the ability to analyse, evaluate, and improve Azure AI solutions through Microsoft Foundry services, governed engineering decisions, and observable evidence.</w:t>
+      </w:r>
+    </w:p>
+    <w:p>
+      <w:pPr>
+        <w:pStyle w:val="Heading1"/>
+      </w:pPr>
+      <w:r>
+        <w:t>Learning Outcomes</w:t>
+      </w:r>
+    </w:p>
+    <w:p>
+      <w:pPr>
+        <w:pStyle w:val="ListBullet"/>
+      </w:pPr>
+      <w:r>
+        <w:t>LO1: Analyse algorithms in Microsoft Azure AI applications and establish their correlation with efficiency.</w:t>
+      </w:r>
+    </w:p>
+    <w:p>
+      <w:pPr>
+        <w:pStyle w:val="ListBullet"/>
+      </w:pPr>
+      <w:r>
+        <w:t>LO2: Identify and evaluate strengths and limitations of Microsoft Azure AI applications.</w:t>
+      </w:r>
+    </w:p>
+    <w:p>
+      <w:pPr>
+        <w:pStyle w:val="ListBullet"/>
+      </w:pPr>
+      <w:r>
+        <w:t>LO3: Assess feasibility and improvements when applying Azure AI to product and maintenance processes.</w:t>
+      </w:r>
+    </w:p>
+    <w:p>
+      <w:pPr>
+        <w:pStyle w:val="Heading1"/>
+      </w:pPr>
+      <w:r>
+        <w:t>Daily Schedule</w:t>
       </w:r>
     </w:p>
     <w:tbl>
@@ -589,42 +595,95 @@
         <w:tblLook w:firstColumn="1" w:firstRow="1" w:lastColumn="0" w:lastRow="0" w:noHBand="0" w:noVBand="1" w:val="04A0"/>
       </w:tblPr>
       <w:tblGrid>
-        <w:gridCol w:w="4874"/>
-        <w:gridCol w:w="4874"/>
+        <w:gridCol w:w="1967"/>
+        <w:gridCol w:w="1967"/>
+        <w:gridCol w:w="1967"/>
+        <w:gridCol w:w="1967"/>
+        <w:gridCol w:w="1967"/>
       </w:tblGrid>
       <w:tr>
         <w:tc>
           <w:tcPr>
-            <w:tcW w:type="dxa" w:w="4874"/>
-            <w:shd w:val="clear" w:color="auto" w:fill="F1F5FB"/>
+            <w:tcW w:type="dxa" w:w="1967"/>
+            <w:shd w:fill="1F6FEB"/>
           </w:tcPr>
           <w:p>
             <w:r>
               <w:rPr>
                 <w:rFonts w:ascii="Arial" w:hAnsi="Arial"/>
                 <w:b/>
-                <w:i w:val="0"/>
-                <w:color w:val="111827"/>
-                <w:sz w:val="19"/>
+                <w:color w:val="FFFFFF"/>
+                <w:sz w:val="16"/>
               </w:rPr>
-              <w:t>Course Title</w:t>
+              <w:t>Time</w:t>
             </w:r>
           </w:p>
         </w:tc>
         <w:tc>
           <w:tcPr>
-            <w:tcW w:type="dxa" w:w="4874"/>
+            <w:tcW w:type="dxa" w:w="1967"/>
+            <w:shd w:fill="1F6FEB"/>
           </w:tcPr>
           <w:p>
             <w:r>
               <w:rPr>
                 <w:rFonts w:ascii="Arial" w:hAnsi="Arial"/>
-                <w:b w:val="0"/>
-                <w:i w:val="0"/>
-                <w:color w:val="111827"/>
-                <w:sz w:val="19"/>
+                <w:b/>
+                <w:color w:val="FFFFFF"/>
+                <w:sz w:val="16"/>
               </w:rPr>
-              <w:t>Microsoft Certified Azure AI Engineer Associate AI-102 Training</w:t>
+              <w:t>Duration</w:t>
+            </w:r>
+          </w:p>
+        </w:tc>
+        <w:tc>
+          <w:tcPr>
+            <w:tcW w:type="dxa" w:w="1967"/>
+            <w:shd w:fill="1F6FEB"/>
+          </w:tcPr>
+          <w:p>
+            <w:r>
+              <w:rPr>
+                <w:rFonts w:ascii="Arial" w:hAnsi="Arial"/>
+                <w:b/>
+                <w:color w:val="FFFFFF"/>
+                <w:sz w:val="16"/>
+              </w:rPr>
+              <w:t>Topic / Activity</w:t>
+            </w:r>
+          </w:p>
+        </w:tc>
+        <w:tc>
+          <w:tcPr>
+            <w:tcW w:type="dxa" w:w="1967"/>
+            <w:shd w:fill="1F6FEB"/>
+          </w:tcPr>
+          <w:p>
+            <w:r>
+              <w:rPr>
+                <w:rFonts w:ascii="Arial" w:hAnsi="Arial"/>
+                <w:b/>
+                <w:color w:val="FFFFFF"/>
+                <w:sz w:val="16"/>
+              </w:rPr>
+              <w:t>Method</w:t>
+            </w:r>
+          </w:p>
+        </w:tc>
+        <w:tc>
+          <w:tcPr>
+            <w:tcW w:type="dxa" w:w="1967"/>
+            <w:shd w:fill="1F6FEB"/>
+          </w:tcPr>
+          <w:p>
+            <w:r>
+              <w:rPr>
+                <w:rFonts w:ascii="Arial" w:hAnsi="Arial"/>
+                <w:b/>
+                <w:color w:val="FFFFFF"/>
+                <w:sz w:val="16"/>
+              </w:rPr>
+              <w:t>Slides</w:t>
             </w:r>
           </w:p>
         </w:tc>
@@ -632,36 +691,91 @@
       <w:tr>
         <w:tc>
           <w:tcPr>
-            <w:tcW w:type="dxa" w:w="4874"/>
-            <w:shd w:val="clear" w:color="auto" w:fill="F1F5FB"/>
-          </w:tcPr>
-          <w:p>
-            <w:r>
-              <w:rPr>
-                <w:rFonts w:ascii="Arial" w:hAnsi="Arial"/>
-                <w:b/>
-                <w:i w:val="0"/>
-                <w:color w:val="111827"/>
-                <w:sz w:val="19"/>
-              </w:rPr>
-              <w:t>Course Code</w:t>
-            </w:r>
-          </w:p>
-        </w:tc>
-        <w:tc>
-          <w:tcPr>
-            <w:tcW w:type="dxa" w:w="4874"/>
+            <w:tcW w:type="dxa" w:w="1967"/>
+            <w:vAlign w:val="center"/>
+            <w:shd w:fill="F5F8FC"/>
           </w:tcPr>
           <w:p>
             <w:r>
               <w:rPr>
                 <w:rFonts w:ascii="Arial" w:hAnsi="Arial"/>
                 <w:b w:val="0"/>
-                <w:i w:val="0"/>
-                <w:color w:val="111827"/>
-                <w:sz w:val="19"/>
+                <w:color w:val="161B26"/>
+                <w:sz w:val="16"/>
               </w:rPr>
-              <w:t>TGS-2023036651</w:t>
+              <w:t>Day 1 · 09:00–09:40</w:t>
+            </w:r>
+          </w:p>
+        </w:tc>
+        <w:tc>
+          <w:tcPr>
+            <w:tcW w:type="dxa" w:w="1967"/>
+            <w:vAlign w:val="center"/>
+            <w:shd w:fill="F5F8FC"/>
+          </w:tcPr>
+          <w:p>
+            <w:r>
+              <w:rPr>
+                <w:rFonts w:ascii="Arial" w:hAnsi="Arial"/>
+                <w:b w:val="0"/>
+                <w:color w:val="161B26"/>
+                <w:sz w:val="16"/>
+              </w:rPr>
+              <w:t>40 min</w:t>
+            </w:r>
+          </w:p>
+        </w:tc>
+        <w:tc>
+          <w:tcPr>
+            <w:tcW w:type="dxa" w:w="1967"/>
+            <w:vAlign w:val="center"/>
+            <w:shd w:fill="F5F8FC"/>
+          </w:tcPr>
+          <w:p>
+            <w:r>
+              <w:rPr>
+                <w:rFonts w:ascii="Arial" w:hAnsi="Arial"/>
+                <w:b w:val="0"/>
+                <w:color w:val="161B26"/>
+                <w:sz w:val="16"/>
+              </w:rPr>
+              <w:t>Administration, outcomes, assessment briefing</w:t>
+            </w:r>
+          </w:p>
+        </w:tc>
+        <w:tc>
+          <w:tcPr>
+            <w:tcW w:type="dxa" w:w="1967"/>
+            <w:vAlign w:val="center"/>
+            <w:shd w:fill="F5F8FC"/>
+          </w:tcPr>
+          <w:p>
+            <w:r>
+              <w:rPr>
+                <w:rFonts w:ascii="Arial" w:hAnsi="Arial"/>
+                <w:b w:val="0"/>
+                <w:color w:val="161B26"/>
+                <w:sz w:val="16"/>
+              </w:rPr>
+              <w:t>Facilitated briefing</w:t>
+            </w:r>
+          </w:p>
+        </w:tc>
+        <w:tc>
+          <w:tcPr>
+            <w:tcW w:type="dxa" w:w="1967"/>
+            <w:vAlign w:val="center"/>
+            <w:shd w:fill="F5F8FC"/>
+          </w:tcPr>
+          <w:p>
+            <w:r>
+              <w:rPr>
+                <w:rFonts w:ascii="Arial" w:hAnsi="Arial"/>
+                <w:b w:val="0"/>
+                <w:color w:val="161B26"/>
+                <w:sz w:val="16"/>
+              </w:rPr>
+              <w:t>Slides 1–15</w:t>
             </w:r>
           </w:p>
         </w:tc>
@@ -669,36 +783,86 @@
       <w:tr>
         <w:tc>
           <w:tcPr>
-            <w:tcW w:type="dxa" w:w="4874"/>
-            <w:shd w:val="clear" w:color="auto" w:fill="F1F5FB"/>
-          </w:tcPr>
-          <w:p>
-            <w:r>
-              <w:rPr>
-                <w:rFonts w:ascii="Arial" w:hAnsi="Arial"/>
-                <w:b/>
-                <w:i w:val="0"/>
-                <w:color w:val="111827"/>
-                <w:sz w:val="19"/>
-              </w:rPr>
-              <w:t>TSC Title</w:t>
-            </w:r>
-          </w:p>
-        </w:tc>
-        <w:tc>
-          <w:tcPr>
-            <w:tcW w:type="dxa" w:w="4874"/>
+            <w:tcW w:type="dxa" w:w="1967"/>
+            <w:vAlign w:val="center"/>
           </w:tcPr>
           <w:p>
             <w:r>
               <w:rPr>
                 <w:rFonts w:ascii="Arial" w:hAnsi="Arial"/>
                 <w:b w:val="0"/>
-                <w:i w:val="0"/>
-                <w:color w:val="111827"/>
-                <w:sz w:val="19"/>
+                <w:color w:val="161B26"/>
+                <w:sz w:val="16"/>
               </w:rPr>
-              <w:t>Artificial Intelligence Application in Product Development</w:t>
+              <w:t>Day 1 · 09:40–10:45</w:t>
+            </w:r>
+          </w:p>
+        </w:tc>
+        <w:tc>
+          <w:tcPr>
+            <w:tcW w:type="dxa" w:w="1967"/>
+            <w:vAlign w:val="center"/>
+          </w:tcPr>
+          <w:p>
+            <w:r>
+              <w:rPr>
+                <w:rFonts w:ascii="Arial" w:hAnsi="Arial"/>
+                <w:b w:val="0"/>
+                <w:color w:val="161B26"/>
+                <w:sz w:val="16"/>
+              </w:rPr>
+              <w:t>55–70 min</w:t>
+            </w:r>
+          </w:p>
+        </w:tc>
+        <w:tc>
+          <w:tcPr>
+            <w:tcW w:type="dxa" w:w="1967"/>
+            <w:vAlign w:val="center"/>
+          </w:tcPr>
+          <w:p>
+            <w:r>
+              <w:rPr>
+                <w:rFonts w:ascii="Arial" w:hAnsi="Arial"/>
+                <w:b w:val="0"/>
+                <w:color w:val="161B26"/>
+                <w:sz w:val="16"/>
+              </w:rPr>
+              <w:t>Topic/Lab 01: Plan, Manage, Monitor, and Secure an Azure AI Solution</w:t>
+            </w:r>
+          </w:p>
+        </w:tc>
+        <w:tc>
+          <w:tcPr>
+            <w:tcW w:type="dxa" w:w="1967"/>
+            <w:vAlign w:val="center"/>
+          </w:tcPr>
+          <w:p>
+            <w:r>
+              <w:rPr>
+                <w:rFonts w:ascii="Arial" w:hAnsi="Arial"/>
+                <w:b w:val="0"/>
+                <w:color w:val="161B26"/>
+                <w:sz w:val="16"/>
+              </w:rPr>
+              <w:t>Mechanism + evidence lab</w:t>
+            </w:r>
+          </w:p>
+        </w:tc>
+        <w:tc>
+          <w:tcPr>
+            <w:tcW w:type="dxa" w:w="1967"/>
+            <w:vAlign w:val="center"/>
+          </w:tcPr>
+          <w:p>
+            <w:r>
+              <w:rPr>
+                <w:rFonts w:ascii="Arial" w:hAnsi="Arial"/>
+                <w:b w:val="0"/>
+                <w:color w:val="161B26"/>
+                <w:sz w:val="16"/>
+              </w:rPr>
+              <w:t>Slides 17–26</w:t>
             </w:r>
           </w:p>
         </w:tc>
@@ -706,36 +870,91 @@
       <w:tr>
         <w:tc>
           <w:tcPr>
-            <w:tcW w:type="dxa" w:w="4874"/>
-            <w:shd w:val="clear" w:color="auto" w:fill="F1F5FB"/>
-          </w:tcPr>
-          <w:p>
-            <w:r>
-              <w:rPr>
-                <w:rFonts w:ascii="Arial" w:hAnsi="Arial"/>
-                <w:b/>
-                <w:i w:val="0"/>
-                <w:color w:val="111827"/>
-                <w:sz w:val="19"/>
-              </w:rPr>
-              <w:t>TSC Code</w:t>
-            </w:r>
-          </w:p>
-        </w:tc>
-        <w:tc>
-          <w:tcPr>
-            <w:tcW w:type="dxa" w:w="4874"/>
+            <w:tcW w:type="dxa" w:w="1967"/>
+            <w:vAlign w:val="center"/>
+            <w:shd w:fill="F5F8FC"/>
           </w:tcPr>
           <w:p>
             <w:r>
               <w:rPr>
                 <w:rFonts w:ascii="Arial" w:hAnsi="Arial"/>
                 <w:b w:val="0"/>
-                <w:i w:val="0"/>
-                <w:color w:val="111827"/>
-                <w:sz w:val="19"/>
+                <w:color w:val="161B26"/>
+                <w:sz w:val="16"/>
               </w:rPr>
-              <w:t>ICT-TEM-4034-1.1</w:t>
+              <w:t>Day 1 · 11:00–12:05</w:t>
+            </w:r>
+          </w:p>
+        </w:tc>
+        <w:tc>
+          <w:tcPr>
+            <w:tcW w:type="dxa" w:w="1967"/>
+            <w:vAlign w:val="center"/>
+            <w:shd w:fill="F5F8FC"/>
+          </w:tcPr>
+          <w:p>
+            <w:r>
+              <w:rPr>
+                <w:rFonts w:ascii="Arial" w:hAnsi="Arial"/>
+                <w:b w:val="0"/>
+                <w:color w:val="161B26"/>
+                <w:sz w:val="16"/>
+              </w:rPr>
+              <w:t>55–70 min</w:t>
+            </w:r>
+          </w:p>
+        </w:tc>
+        <w:tc>
+          <w:tcPr>
+            <w:tcW w:type="dxa" w:w="1967"/>
+            <w:vAlign w:val="center"/>
+            <w:shd w:fill="F5F8FC"/>
+          </w:tcPr>
+          <w:p>
+            <w:r>
+              <w:rPr>
+                <w:rFonts w:ascii="Arial" w:hAnsi="Arial"/>
+                <w:b w:val="0"/>
+                <w:color w:val="161B26"/>
+                <w:sz w:val="16"/>
+              </w:rPr>
+              <w:t>Topic/Lab 02: Responsible AI, Content Safety, Governance</w:t>
+            </w:r>
+          </w:p>
+        </w:tc>
+        <w:tc>
+          <w:tcPr>
+            <w:tcW w:type="dxa" w:w="1967"/>
+            <w:vAlign w:val="center"/>
+            <w:shd w:fill="F5F8FC"/>
+          </w:tcPr>
+          <w:p>
+            <w:r>
+              <w:rPr>
+                <w:rFonts w:ascii="Arial" w:hAnsi="Arial"/>
+                <w:b w:val="0"/>
+                <w:color w:val="161B26"/>
+                <w:sz w:val="16"/>
+              </w:rPr>
+              <w:t>Mechanism + evidence lab</w:t>
+            </w:r>
+          </w:p>
+        </w:tc>
+        <w:tc>
+          <w:tcPr>
+            <w:tcW w:type="dxa" w:w="1967"/>
+            <w:vAlign w:val="center"/>
+            <w:shd w:fill="F5F8FC"/>
+          </w:tcPr>
+          <w:p>
+            <w:r>
+              <w:rPr>
+                <w:rFonts w:ascii="Arial" w:hAnsi="Arial"/>
+                <w:b w:val="0"/>
+                <w:color w:val="161B26"/>
+                <w:sz w:val="16"/>
+              </w:rPr>
+              <w:t>Slides 27–37</w:t>
             </w:r>
           </w:p>
         </w:tc>
@@ -743,36 +962,86 @@
       <w:tr>
         <w:tc>
           <w:tcPr>
-            <w:tcW w:type="dxa" w:w="4874"/>
-            <w:shd w:val="clear" w:color="auto" w:fill="F1F5FB"/>
-          </w:tcPr>
-          <w:p>
-            <w:r>
-              <w:rPr>
-                <w:rFonts w:ascii="Arial" w:hAnsi="Arial"/>
-                <w:b/>
-                <w:i w:val="0"/>
-                <w:color w:val="111827"/>
-                <w:sz w:val="19"/>
-              </w:rPr>
-              <w:t>Duration</w:t>
-            </w:r>
-          </w:p>
-        </w:tc>
-        <w:tc>
-          <w:tcPr>
-            <w:tcW w:type="dxa" w:w="4874"/>
+            <w:tcW w:type="dxa" w:w="1967"/>
+            <w:vAlign w:val="center"/>
           </w:tcPr>
           <w:p>
             <w:r>
               <w:rPr>
                 <w:rFonts w:ascii="Arial" w:hAnsi="Arial"/>
                 <w:b w:val="0"/>
-                <w:i w:val="0"/>
-                <w:color w:val="111827"/>
-                <w:sz w:val="19"/>
+                <w:color w:val="161B26"/>
+                <w:sz w:val="16"/>
               </w:rPr>
-              <w:t>2 Days (16 training hours)</w:t>
+              <w:t>Day 1 · 12:05–13:00</w:t>
+            </w:r>
+          </w:p>
+        </w:tc>
+        <w:tc>
+          <w:tcPr>
+            <w:tcW w:type="dxa" w:w="1967"/>
+            <w:vAlign w:val="center"/>
+          </w:tcPr>
+          <w:p>
+            <w:r>
+              <w:rPr>
+                <w:rFonts w:ascii="Arial" w:hAnsi="Arial"/>
+                <w:b w:val="0"/>
+                <w:color w:val="161B26"/>
+                <w:sz w:val="16"/>
+              </w:rPr>
+              <w:t>55–70 min</w:t>
+            </w:r>
+          </w:p>
+        </w:tc>
+        <w:tc>
+          <w:tcPr>
+            <w:tcW w:type="dxa" w:w="1967"/>
+            <w:vAlign w:val="center"/>
+          </w:tcPr>
+          <w:p>
+            <w:r>
+              <w:rPr>
+                <w:rFonts w:ascii="Arial" w:hAnsi="Arial"/>
+                <w:b w:val="0"/>
+                <w:color w:val="161B26"/>
+                <w:sz w:val="16"/>
+              </w:rPr>
+              <w:t>Topic/Lab 03: Generative AI, Foundry, Azure OpenAI, Prompt Flow, RAG</w:t>
+            </w:r>
+          </w:p>
+        </w:tc>
+        <w:tc>
+          <w:tcPr>
+            <w:tcW w:type="dxa" w:w="1967"/>
+            <w:vAlign w:val="center"/>
+          </w:tcPr>
+          <w:p>
+            <w:r>
+              <w:rPr>
+                <w:rFonts w:ascii="Arial" w:hAnsi="Arial"/>
+                <w:b w:val="0"/>
+                <w:color w:val="161B26"/>
+                <w:sz w:val="16"/>
+              </w:rPr>
+              <w:t>Mechanism + evidence lab</w:t>
+            </w:r>
+          </w:p>
+        </w:tc>
+        <w:tc>
+          <w:tcPr>
+            <w:tcW w:type="dxa" w:w="1967"/>
+            <w:vAlign w:val="center"/>
+          </w:tcPr>
+          <w:p>
+            <w:r>
+              <w:rPr>
+                <w:rFonts w:ascii="Arial" w:hAnsi="Arial"/>
+                <w:b w:val="0"/>
+                <w:color w:val="161B26"/>
+                <w:sz w:val="16"/>
+              </w:rPr>
+              <w:t>Slides 38–47</w:t>
             </w:r>
           </w:p>
         </w:tc>
@@ -780,36 +1049,91 @@
       <w:tr>
         <w:tc>
           <w:tcPr>
-            <w:tcW w:type="dxa" w:w="4874"/>
-            <w:shd w:val="clear" w:color="auto" w:fill="F1F5FB"/>
-          </w:tcPr>
-          <w:p>
-            <w:r>
-              <w:rPr>
-                <w:rFonts w:ascii="Arial" w:hAnsi="Arial"/>
-                <w:b/>
-                <w:i w:val="0"/>
-                <w:color w:val="111827"/>
-                <w:sz w:val="19"/>
-              </w:rPr>
-              <w:t>Daily Schedule</w:t>
-            </w:r>
-          </w:p>
-        </w:tc>
-        <w:tc>
-          <w:tcPr>
-            <w:tcW w:type="dxa" w:w="4874"/>
+            <w:tcW w:type="dxa" w:w="1967"/>
+            <w:vAlign w:val="center"/>
+            <w:shd w:fill="F5F8FC"/>
           </w:tcPr>
           <w:p>
             <w:r>
               <w:rPr>
                 <w:rFonts w:ascii="Arial" w:hAnsi="Arial"/>
                 <w:b w:val="0"/>
-                <w:i w:val="0"/>
-                <w:color w:val="111827"/>
-                <w:sz w:val="19"/>
+                <w:color w:val="161B26"/>
+                <w:sz w:val="16"/>
               </w:rPr>
-              <w:t>9:00 AM - 6:00 PM, including lunch and tea breaks</w:t>
+              <w:t>Day 1 · 14:00–15:05</w:t>
+            </w:r>
+          </w:p>
+        </w:tc>
+        <w:tc>
+          <w:tcPr>
+            <w:tcW w:type="dxa" w:w="1967"/>
+            <w:vAlign w:val="center"/>
+            <w:shd w:fill="F5F8FC"/>
+          </w:tcPr>
+          <w:p>
+            <w:r>
+              <w:rPr>
+                <w:rFonts w:ascii="Arial" w:hAnsi="Arial"/>
+                <w:b w:val="0"/>
+                <w:color w:val="161B26"/>
+                <w:sz w:val="16"/>
+              </w:rPr>
+              <w:t>55–70 min</w:t>
+            </w:r>
+          </w:p>
+        </w:tc>
+        <w:tc>
+          <w:tcPr>
+            <w:tcW w:type="dxa" w:w="1967"/>
+            <w:vAlign w:val="center"/>
+            <w:shd w:fill="F5F8FC"/>
+          </w:tcPr>
+          <w:p>
+            <w:r>
+              <w:rPr>
+                <w:rFonts w:ascii="Arial" w:hAnsi="Arial"/>
+                <w:b w:val="0"/>
+                <w:color w:val="161B26"/>
+                <w:sz w:val="16"/>
+              </w:rPr>
+              <w:t>Topic/Lab 04: Agentic AI, Foundry Agent Service, Multi-Agent Concepts</w:t>
+            </w:r>
+          </w:p>
+        </w:tc>
+        <w:tc>
+          <w:tcPr>
+            <w:tcW w:type="dxa" w:w="1967"/>
+            <w:vAlign w:val="center"/>
+            <w:shd w:fill="F5F8FC"/>
+          </w:tcPr>
+          <w:p>
+            <w:r>
+              <w:rPr>
+                <w:rFonts w:ascii="Arial" w:hAnsi="Arial"/>
+                <w:b w:val="0"/>
+                <w:color w:val="161B26"/>
+                <w:sz w:val="16"/>
+              </w:rPr>
+              <w:t>Mechanism + evidence lab</w:t>
+            </w:r>
+          </w:p>
+        </w:tc>
+        <w:tc>
+          <w:tcPr>
+            <w:tcW w:type="dxa" w:w="1967"/>
+            <w:vAlign w:val="center"/>
+            <w:shd w:fill="F5F8FC"/>
+          </w:tcPr>
+          <w:p>
+            <w:r>
+              <w:rPr>
+                <w:rFonts w:ascii="Arial" w:hAnsi="Arial"/>
+                <w:b w:val="0"/>
+                <w:color w:val="161B26"/>
+                <w:sz w:val="16"/>
+              </w:rPr>
+              <w:t>Slides 48–57</w:t>
             </w:r>
           </w:p>
         </w:tc>
@@ -817,36 +1141,86 @@
       <w:tr>
         <w:tc>
           <w:tcPr>
-            <w:tcW w:type="dxa" w:w="4874"/>
-            <w:shd w:val="clear" w:color="auto" w:fill="F1F5FB"/>
-          </w:tcPr>
-          <w:p>
-            <w:r>
-              <w:rPr>
-                <w:rFonts w:ascii="Arial" w:hAnsi="Arial"/>
-                <w:b/>
-                <w:i w:val="0"/>
-                <w:color w:val="111827"/>
-                <w:sz w:val="19"/>
-              </w:rPr>
-              <w:t>Delivery Mode</w:t>
-            </w:r>
-          </w:p>
-        </w:tc>
-        <w:tc>
-          <w:tcPr>
-            <w:tcW w:type="dxa" w:w="4874"/>
+            <w:tcW w:type="dxa" w:w="1967"/>
+            <w:vAlign w:val="center"/>
           </w:tcPr>
           <w:p>
             <w:r>
               <w:rPr>
                 <w:rFonts w:ascii="Arial" w:hAnsi="Arial"/>
                 <w:b w:val="0"/>
-                <w:i w:val="0"/>
-                <w:color w:val="111827"/>
-                <w:sz w:val="19"/>
+                <w:color w:val="161B26"/>
+                <w:sz w:val="16"/>
               </w:rPr>
-              <w:t>Instructor-led, hands-on labs and guided design activities</w:t>
+              <w:t>Day 1 · 15:05–16:10</w:t>
+            </w:r>
+          </w:p>
+        </w:tc>
+        <w:tc>
+          <w:tcPr>
+            <w:tcW w:type="dxa" w:w="1967"/>
+            <w:vAlign w:val="center"/>
+          </w:tcPr>
+          <w:p>
+            <w:r>
+              <w:rPr>
+                <w:rFonts w:ascii="Arial" w:hAnsi="Arial"/>
+                <w:b w:val="0"/>
+                <w:color w:val="161B26"/>
+                <w:sz w:val="16"/>
+              </w:rPr>
+              <w:t>55–70 min</w:t>
+            </w:r>
+          </w:p>
+        </w:tc>
+        <w:tc>
+          <w:tcPr>
+            <w:tcW w:type="dxa" w:w="1967"/>
+            <w:vAlign w:val="center"/>
+          </w:tcPr>
+          <w:p>
+            <w:r>
+              <w:rPr>
+                <w:rFonts w:ascii="Arial" w:hAnsi="Arial"/>
+                <w:b w:val="0"/>
+                <w:color w:val="161B26"/>
+                <w:sz w:val="16"/>
+              </w:rPr>
+              <w:t>Topic/Lab 05: Computer Vision, Custom Vision, Video Insights</w:t>
+            </w:r>
+          </w:p>
+        </w:tc>
+        <w:tc>
+          <w:tcPr>
+            <w:tcW w:type="dxa" w:w="1967"/>
+            <w:vAlign w:val="center"/>
+          </w:tcPr>
+          <w:p>
+            <w:r>
+              <w:rPr>
+                <w:rFonts w:ascii="Arial" w:hAnsi="Arial"/>
+                <w:b w:val="0"/>
+                <w:color w:val="161B26"/>
+                <w:sz w:val="16"/>
+              </w:rPr>
+              <w:t>Mechanism + evidence lab</w:t>
+            </w:r>
+          </w:p>
+        </w:tc>
+        <w:tc>
+          <w:tcPr>
+            <w:tcW w:type="dxa" w:w="1967"/>
+            <w:vAlign w:val="center"/>
+          </w:tcPr>
+          <w:p>
+            <w:r>
+              <w:rPr>
+                <w:rFonts w:ascii="Arial" w:hAnsi="Arial"/>
+                <w:b w:val="0"/>
+                <w:color w:val="161B26"/>
+                <w:sz w:val="16"/>
+              </w:rPr>
+              <w:t>Slides 58–67</w:t>
             </w:r>
           </w:p>
         </w:tc>
@@ -854,36 +1228,1252 @@
       <w:tr>
         <w:tc>
           <w:tcPr>
-            <w:tcW w:type="dxa" w:w="4874"/>
-            <w:shd w:val="clear" w:color="auto" w:fill="F1F5FB"/>
-          </w:tcPr>
-          <w:p>
-            <w:r>
-              <w:rPr>
-                <w:rFonts w:ascii="Arial" w:hAnsi="Arial"/>
-                <w:b/>
-                <w:i w:val="0"/>
-                <w:color w:val="111827"/>
-                <w:sz w:val="19"/>
-              </w:rPr>
-              <w:t>Assessment</w:t>
-            </w:r>
-          </w:p>
-        </w:tc>
-        <w:tc>
-          <w:tcPr>
-            <w:tcW w:type="dxa" w:w="4874"/>
+            <w:tcW w:type="dxa" w:w="1967"/>
+            <w:vAlign w:val="center"/>
+            <w:shd w:fill="F5F8FC"/>
           </w:tcPr>
           <w:p>
             <w:r>
               <w:rPr>
                 <w:rFonts w:ascii="Arial" w:hAnsi="Arial"/>
                 <w:b w:val="0"/>
-                <w:i w:val="0"/>
-                <w:color w:val="111827"/>
-                <w:sz w:val="19"/>
+                <w:color w:val="161B26"/>
+                <w:sz w:val="16"/>
               </w:rPr>
-              <w:t>Day 2 final assessment from 4:00 PM</w:t>
+              <w:t>Day 1 · 16:25–17:35</w:t>
+            </w:r>
+          </w:p>
+        </w:tc>
+        <w:tc>
+          <w:tcPr>
+            <w:tcW w:type="dxa" w:w="1967"/>
+            <w:vAlign w:val="center"/>
+            <w:shd w:fill="F5F8FC"/>
+          </w:tcPr>
+          <w:p>
+            <w:r>
+              <w:rPr>
+                <w:rFonts w:ascii="Arial" w:hAnsi="Arial"/>
+                <w:b w:val="0"/>
+                <w:color w:val="161B26"/>
+                <w:sz w:val="16"/>
+              </w:rPr>
+              <w:t>55–70 min</w:t>
+            </w:r>
+          </w:p>
+        </w:tc>
+        <w:tc>
+          <w:tcPr>
+            <w:tcW w:type="dxa" w:w="1967"/>
+            <w:vAlign w:val="center"/>
+            <w:shd w:fill="F5F8FC"/>
+          </w:tcPr>
+          <w:p>
+            <w:r>
+              <w:rPr>
+                <w:rFonts w:ascii="Arial" w:hAnsi="Arial"/>
+                <w:b w:val="0"/>
+                <w:color w:val="161B26"/>
+                <w:sz w:val="16"/>
+              </w:rPr>
+              <w:t>Topic/Lab 06: NLP, Language, Speech, Translation</w:t>
+            </w:r>
+          </w:p>
+        </w:tc>
+        <w:tc>
+          <w:tcPr>
+            <w:tcW w:type="dxa" w:w="1967"/>
+            <w:vAlign w:val="center"/>
+            <w:shd w:fill="F5F8FC"/>
+          </w:tcPr>
+          <w:p>
+            <w:r>
+              <w:rPr>
+                <w:rFonts w:ascii="Arial" w:hAnsi="Arial"/>
+                <w:b w:val="0"/>
+                <w:color w:val="161B26"/>
+                <w:sz w:val="16"/>
+              </w:rPr>
+              <w:t>Mechanism + evidence lab</w:t>
+            </w:r>
+          </w:p>
+        </w:tc>
+        <w:tc>
+          <w:tcPr>
+            <w:tcW w:type="dxa" w:w="1967"/>
+            <w:vAlign w:val="center"/>
+            <w:shd w:fill="F5F8FC"/>
+          </w:tcPr>
+          <w:p>
+            <w:r>
+              <w:rPr>
+                <w:rFonts w:ascii="Arial" w:hAnsi="Arial"/>
+                <w:b w:val="0"/>
+                <w:color w:val="161B26"/>
+                <w:sz w:val="16"/>
+              </w:rPr>
+              <w:t>Slides 68–77</w:t>
+            </w:r>
+          </w:p>
+        </w:tc>
+      </w:tr>
+      <w:tr>
+        <w:tc>
+          <w:tcPr>
+            <w:tcW w:type="dxa" w:w="1967"/>
+            <w:vAlign w:val="center"/>
+          </w:tcPr>
+          <w:p>
+            <w:r>
+              <w:rPr>
+                <w:rFonts w:ascii="Arial" w:hAnsi="Arial"/>
+                <w:b w:val="0"/>
+                <w:color w:val="161B26"/>
+                <w:sz w:val="16"/>
+              </w:rPr>
+              <w:t>Day 1 · 10:45–11:00</w:t>
+            </w:r>
+          </w:p>
+        </w:tc>
+        <w:tc>
+          <w:tcPr>
+            <w:tcW w:type="dxa" w:w="1967"/>
+            <w:vAlign w:val="center"/>
+          </w:tcPr>
+          <w:p>
+            <w:r>
+              <w:rPr>
+                <w:rFonts w:ascii="Arial" w:hAnsi="Arial"/>
+                <w:b w:val="0"/>
+                <w:color w:val="161B26"/>
+                <w:sz w:val="16"/>
+              </w:rPr>
+              <w:t>15 min</w:t>
+            </w:r>
+          </w:p>
+        </w:tc>
+        <w:tc>
+          <w:tcPr>
+            <w:tcW w:type="dxa" w:w="1967"/>
+            <w:vAlign w:val="center"/>
+          </w:tcPr>
+          <w:p>
+            <w:r>
+              <w:rPr>
+                <w:rFonts w:ascii="Arial" w:hAnsi="Arial"/>
+                <w:b w:val="0"/>
+                <w:color w:val="161B26"/>
+                <w:sz w:val="16"/>
+              </w:rPr>
+              <w:t>Morning break</w:t>
+            </w:r>
+          </w:p>
+        </w:tc>
+        <w:tc>
+          <w:tcPr>
+            <w:tcW w:type="dxa" w:w="1967"/>
+            <w:vAlign w:val="center"/>
+          </w:tcPr>
+          <w:p>
+            <w:r>
+              <w:rPr>
+                <w:rFonts w:ascii="Arial" w:hAnsi="Arial"/>
+                <w:b w:val="0"/>
+                <w:color w:val="161B26"/>
+                <w:sz w:val="16"/>
+              </w:rPr>
+              <w:t>Break</w:t>
+            </w:r>
+          </w:p>
+        </w:tc>
+        <w:tc>
+          <w:tcPr>
+            <w:tcW w:type="dxa" w:w="1967"/>
+            <w:vAlign w:val="center"/>
+          </w:tcPr>
+          <w:p>
+            <w:r>
+              <w:rPr>
+                <w:rFonts w:ascii="Arial" w:hAnsi="Arial"/>
+                <w:b w:val="0"/>
+                <w:color w:val="161B26"/>
+                <w:sz w:val="16"/>
+              </w:rPr>
+              <w:t>—</w:t>
+            </w:r>
+          </w:p>
+        </w:tc>
+      </w:tr>
+      <w:tr>
+        <w:tc>
+          <w:tcPr>
+            <w:tcW w:type="dxa" w:w="1967"/>
+            <w:vAlign w:val="center"/>
+            <w:shd w:fill="F5F8FC"/>
+          </w:tcPr>
+          <w:p>
+            <w:r>
+              <w:rPr>
+                <w:rFonts w:ascii="Arial" w:hAnsi="Arial"/>
+                <w:b w:val="0"/>
+                <w:color w:val="161B26"/>
+                <w:sz w:val="16"/>
+              </w:rPr>
+              <w:t>Day 1 · 13:00–14:00</w:t>
+            </w:r>
+          </w:p>
+        </w:tc>
+        <w:tc>
+          <w:tcPr>
+            <w:tcW w:type="dxa" w:w="1967"/>
+            <w:vAlign w:val="center"/>
+            <w:shd w:fill="F5F8FC"/>
+          </w:tcPr>
+          <w:p>
+            <w:r>
+              <w:rPr>
+                <w:rFonts w:ascii="Arial" w:hAnsi="Arial"/>
+                <w:b w:val="0"/>
+                <w:color w:val="161B26"/>
+                <w:sz w:val="16"/>
+              </w:rPr>
+              <w:t>60 min</w:t>
+            </w:r>
+          </w:p>
+        </w:tc>
+        <w:tc>
+          <w:tcPr>
+            <w:tcW w:type="dxa" w:w="1967"/>
+            <w:vAlign w:val="center"/>
+            <w:shd w:fill="F5F8FC"/>
+          </w:tcPr>
+          <w:p>
+            <w:r>
+              <w:rPr>
+                <w:rFonts w:ascii="Arial" w:hAnsi="Arial"/>
+                <w:b w:val="0"/>
+                <w:color w:val="161B26"/>
+                <w:sz w:val="16"/>
+              </w:rPr>
+              <w:t>Lunch</w:t>
+            </w:r>
+          </w:p>
+        </w:tc>
+        <w:tc>
+          <w:tcPr>
+            <w:tcW w:type="dxa" w:w="1967"/>
+            <w:vAlign w:val="center"/>
+            <w:shd w:fill="F5F8FC"/>
+          </w:tcPr>
+          <w:p>
+            <w:r>
+              <w:rPr>
+                <w:rFonts w:ascii="Arial" w:hAnsi="Arial"/>
+                <w:b w:val="0"/>
+                <w:color w:val="161B26"/>
+                <w:sz w:val="16"/>
+              </w:rPr>
+              <w:t>Break</w:t>
+            </w:r>
+          </w:p>
+        </w:tc>
+        <w:tc>
+          <w:tcPr>
+            <w:tcW w:type="dxa" w:w="1967"/>
+            <w:vAlign w:val="center"/>
+            <w:shd w:fill="F5F8FC"/>
+          </w:tcPr>
+          <w:p>
+            <w:r>
+              <w:rPr>
+                <w:rFonts w:ascii="Arial" w:hAnsi="Arial"/>
+                <w:b w:val="0"/>
+                <w:color w:val="161B26"/>
+                <w:sz w:val="16"/>
+              </w:rPr>
+              <w:t>—</w:t>
+            </w:r>
+          </w:p>
+        </w:tc>
+      </w:tr>
+      <w:tr>
+        <w:tc>
+          <w:tcPr>
+            <w:tcW w:type="dxa" w:w="1967"/>
+            <w:vAlign w:val="center"/>
+          </w:tcPr>
+          <w:p>
+            <w:r>
+              <w:rPr>
+                <w:rFonts w:ascii="Arial" w:hAnsi="Arial"/>
+                <w:b w:val="0"/>
+                <w:color w:val="161B26"/>
+                <w:sz w:val="16"/>
+              </w:rPr>
+              <w:t>Day 1 · 16:10–16:25</w:t>
+            </w:r>
+          </w:p>
+        </w:tc>
+        <w:tc>
+          <w:tcPr>
+            <w:tcW w:type="dxa" w:w="1967"/>
+            <w:vAlign w:val="center"/>
+          </w:tcPr>
+          <w:p>
+            <w:r>
+              <w:rPr>
+                <w:rFonts w:ascii="Arial" w:hAnsi="Arial"/>
+                <w:b w:val="0"/>
+                <w:color w:val="161B26"/>
+                <w:sz w:val="16"/>
+              </w:rPr>
+              <w:t>15 min</w:t>
+            </w:r>
+          </w:p>
+        </w:tc>
+        <w:tc>
+          <w:tcPr>
+            <w:tcW w:type="dxa" w:w="1967"/>
+            <w:vAlign w:val="center"/>
+          </w:tcPr>
+          <w:p>
+            <w:r>
+              <w:rPr>
+                <w:rFonts w:ascii="Arial" w:hAnsi="Arial"/>
+                <w:b w:val="0"/>
+                <w:color w:val="161B26"/>
+                <w:sz w:val="16"/>
+              </w:rPr>
+              <w:t>Afternoon break</w:t>
+            </w:r>
+          </w:p>
+        </w:tc>
+        <w:tc>
+          <w:tcPr>
+            <w:tcW w:type="dxa" w:w="1967"/>
+            <w:vAlign w:val="center"/>
+          </w:tcPr>
+          <w:p>
+            <w:r>
+              <w:rPr>
+                <w:rFonts w:ascii="Arial" w:hAnsi="Arial"/>
+                <w:b w:val="0"/>
+                <w:color w:val="161B26"/>
+                <w:sz w:val="16"/>
+              </w:rPr>
+              <w:t>Break</w:t>
+            </w:r>
+          </w:p>
+        </w:tc>
+        <w:tc>
+          <w:tcPr>
+            <w:tcW w:type="dxa" w:w="1967"/>
+            <w:vAlign w:val="center"/>
+          </w:tcPr>
+          <w:p>
+            <w:r>
+              <w:rPr>
+                <w:rFonts w:ascii="Arial" w:hAnsi="Arial"/>
+                <w:b w:val="0"/>
+                <w:color w:val="161B26"/>
+                <w:sz w:val="16"/>
+              </w:rPr>
+              <w:t>—</w:t>
+            </w:r>
+          </w:p>
+        </w:tc>
+      </w:tr>
+      <w:tr>
+        <w:tc>
+          <w:tcPr>
+            <w:tcW w:type="dxa" w:w="1967"/>
+            <w:vAlign w:val="center"/>
+            <w:shd w:fill="F5F8FC"/>
+          </w:tcPr>
+          <w:p>
+            <w:r>
+              <w:rPr>
+                <w:rFonts w:ascii="Arial" w:hAnsi="Arial"/>
+                <w:b w:val="0"/>
+                <w:color w:val="161B26"/>
+                <w:sz w:val="16"/>
+              </w:rPr>
+              <w:t>Day 1 · 17:35–18:00</w:t>
+            </w:r>
+          </w:p>
+        </w:tc>
+        <w:tc>
+          <w:tcPr>
+            <w:tcW w:type="dxa" w:w="1967"/>
+            <w:vAlign w:val="center"/>
+            <w:shd w:fill="F5F8FC"/>
+          </w:tcPr>
+          <w:p>
+            <w:r>
+              <w:rPr>
+                <w:rFonts w:ascii="Arial" w:hAnsi="Arial"/>
+                <w:b w:val="0"/>
+                <w:color w:val="161B26"/>
+                <w:sz w:val="16"/>
+              </w:rPr>
+              <w:t>25 min</w:t>
+            </w:r>
+          </w:p>
+        </w:tc>
+        <w:tc>
+          <w:tcPr>
+            <w:tcW w:type="dxa" w:w="1967"/>
+            <w:vAlign w:val="center"/>
+            <w:shd w:fill="F5F8FC"/>
+          </w:tcPr>
+          <w:p>
+            <w:r>
+              <w:rPr>
+                <w:rFonts w:ascii="Arial" w:hAnsi="Arial"/>
+                <w:b w:val="0"/>
+                <w:color w:val="161B26"/>
+                <w:sz w:val="16"/>
+              </w:rPr>
+              <w:t>Evidence review and recap</w:t>
+            </w:r>
+          </w:p>
+        </w:tc>
+        <w:tc>
+          <w:tcPr>
+            <w:tcW w:type="dxa" w:w="1967"/>
+            <w:vAlign w:val="center"/>
+            <w:shd w:fill="F5F8FC"/>
+          </w:tcPr>
+          <w:p>
+            <w:r>
+              <w:rPr>
+                <w:rFonts w:ascii="Arial" w:hAnsi="Arial"/>
+                <w:b w:val="0"/>
+                <w:color w:val="161B26"/>
+                <w:sz w:val="16"/>
+              </w:rPr>
+              <w:t>Discussion</w:t>
+            </w:r>
+          </w:p>
+        </w:tc>
+        <w:tc>
+          <w:tcPr>
+            <w:tcW w:type="dxa" w:w="1967"/>
+            <w:vAlign w:val="center"/>
+            <w:shd w:fill="F5F8FC"/>
+          </w:tcPr>
+          <w:p>
+            <w:r>
+              <w:rPr>
+                <w:rFonts w:ascii="Arial" w:hAnsi="Arial"/>
+                <w:b w:val="0"/>
+                <w:color w:val="161B26"/>
+                <w:sz w:val="16"/>
+              </w:rPr>
+              <w:t>Slides 17–77</w:t>
+            </w:r>
+          </w:p>
+        </w:tc>
+      </w:tr>
+      <w:tr>
+        <w:tc>
+          <w:tcPr>
+            <w:tcW w:type="dxa" w:w="1967"/>
+            <w:vAlign w:val="center"/>
+          </w:tcPr>
+          <w:p>
+            <w:r>
+              <w:rPr>
+                <w:rFonts w:ascii="Arial" w:hAnsi="Arial"/>
+                <w:b w:val="0"/>
+                <w:color w:val="161B26"/>
+                <w:sz w:val="16"/>
+              </w:rPr>
+              <w:t>Day 2 · 09:00–09:15</w:t>
+            </w:r>
+          </w:p>
+        </w:tc>
+        <w:tc>
+          <w:tcPr>
+            <w:tcW w:type="dxa" w:w="1967"/>
+            <w:vAlign w:val="center"/>
+          </w:tcPr>
+          <w:p>
+            <w:r>
+              <w:rPr>
+                <w:rFonts w:ascii="Arial" w:hAnsi="Arial"/>
+                <w:b w:val="0"/>
+                <w:color w:val="161B26"/>
+                <w:sz w:val="16"/>
+              </w:rPr>
+              <w:t>15 min</w:t>
+            </w:r>
+          </w:p>
+        </w:tc>
+        <w:tc>
+          <w:tcPr>
+            <w:tcW w:type="dxa" w:w="1967"/>
+            <w:vAlign w:val="center"/>
+          </w:tcPr>
+          <w:p>
+            <w:r>
+              <w:rPr>
+                <w:rFonts w:ascii="Arial" w:hAnsi="Arial"/>
+                <w:b w:val="0"/>
+                <w:color w:val="161B26"/>
+                <w:sz w:val="16"/>
+              </w:rPr>
+              <w:t>Digital attendance and recap</w:t>
+            </w:r>
+          </w:p>
+        </w:tc>
+        <w:tc>
+          <w:tcPr>
+            <w:tcW w:type="dxa" w:w="1967"/>
+            <w:vAlign w:val="center"/>
+          </w:tcPr>
+          <w:p>
+            <w:r>
+              <w:rPr>
+                <w:rFonts w:ascii="Arial" w:hAnsi="Arial"/>
+                <w:b w:val="0"/>
+                <w:color w:val="161B26"/>
+                <w:sz w:val="16"/>
+              </w:rPr>
+              <w:t>Review</w:t>
+            </w:r>
+          </w:p>
+        </w:tc>
+        <w:tc>
+          <w:tcPr>
+            <w:tcW w:type="dxa" w:w="1967"/>
+            <w:vAlign w:val="center"/>
+          </w:tcPr>
+          <w:p>
+            <w:r>
+              <w:rPr>
+                <w:rFonts w:ascii="Arial" w:hAnsi="Arial"/>
+                <w:b w:val="0"/>
+                <w:color w:val="161B26"/>
+                <w:sz w:val="16"/>
+              </w:rPr>
+              <w:t>Slide 78</w:t>
+            </w:r>
+          </w:p>
+        </w:tc>
+      </w:tr>
+      <w:tr>
+        <w:tc>
+          <w:tcPr>
+            <w:tcW w:type="dxa" w:w="1967"/>
+            <w:vAlign w:val="center"/>
+            <w:shd w:fill="F5F8FC"/>
+          </w:tcPr>
+          <w:p>
+            <w:r>
+              <w:rPr>
+                <w:rFonts w:ascii="Arial" w:hAnsi="Arial"/>
+                <w:b w:val="0"/>
+                <w:color w:val="161B26"/>
+                <w:sz w:val="16"/>
+              </w:rPr>
+              <w:t>Day 2 · 09:15–10:20</w:t>
+            </w:r>
+          </w:p>
+        </w:tc>
+        <w:tc>
+          <w:tcPr>
+            <w:tcW w:type="dxa" w:w="1967"/>
+            <w:vAlign w:val="center"/>
+            <w:shd w:fill="F5F8FC"/>
+          </w:tcPr>
+          <w:p>
+            <w:r>
+              <w:rPr>
+                <w:rFonts w:ascii="Arial" w:hAnsi="Arial"/>
+                <w:b w:val="0"/>
+                <w:color w:val="161B26"/>
+                <w:sz w:val="16"/>
+              </w:rPr>
+              <w:t>65–75 min</w:t>
+            </w:r>
+          </w:p>
+        </w:tc>
+        <w:tc>
+          <w:tcPr>
+            <w:tcW w:type="dxa" w:w="1967"/>
+            <w:vAlign w:val="center"/>
+            <w:shd w:fill="F5F8FC"/>
+          </w:tcPr>
+          <w:p>
+            <w:r>
+              <w:rPr>
+                <w:rFonts w:ascii="Arial" w:hAnsi="Arial"/>
+                <w:b w:val="0"/>
+                <w:color w:val="161B26"/>
+                <w:sz w:val="16"/>
+              </w:rPr>
+              <w:t>Topic/Lab 07: Custom Language Models and Question Answering</w:t>
+            </w:r>
+          </w:p>
+        </w:tc>
+        <w:tc>
+          <w:tcPr>
+            <w:tcW w:type="dxa" w:w="1967"/>
+            <w:vAlign w:val="center"/>
+            <w:shd w:fill="F5F8FC"/>
+          </w:tcPr>
+          <w:p>
+            <w:r>
+              <w:rPr>
+                <w:rFonts w:ascii="Arial" w:hAnsi="Arial"/>
+                <w:b w:val="0"/>
+                <w:color w:val="161B26"/>
+                <w:sz w:val="16"/>
+              </w:rPr>
+              <w:t>Mechanism + evidence lab</w:t>
+            </w:r>
+          </w:p>
+        </w:tc>
+        <w:tc>
+          <w:tcPr>
+            <w:tcW w:type="dxa" w:w="1967"/>
+            <w:vAlign w:val="center"/>
+            <w:shd w:fill="F5F8FC"/>
+          </w:tcPr>
+          <w:p>
+            <w:r>
+              <w:rPr>
+                <w:rFonts w:ascii="Arial" w:hAnsi="Arial"/>
+                <w:b w:val="0"/>
+                <w:color w:val="161B26"/>
+                <w:sz w:val="16"/>
+              </w:rPr>
+              <w:t>Slides 79–88</w:t>
+            </w:r>
+          </w:p>
+        </w:tc>
+      </w:tr>
+      <w:tr>
+        <w:tc>
+          <w:tcPr>
+            <w:tcW w:type="dxa" w:w="1967"/>
+            <w:vAlign w:val="center"/>
+          </w:tcPr>
+          <w:p>
+            <w:r>
+              <w:rPr>
+                <w:rFonts w:ascii="Arial" w:hAnsi="Arial"/>
+                <w:b w:val="0"/>
+                <w:color w:val="161B26"/>
+                <w:sz w:val="16"/>
+              </w:rPr>
+              <w:t>Day 2 · 10:35–11:45</w:t>
+            </w:r>
+          </w:p>
+        </w:tc>
+        <w:tc>
+          <w:tcPr>
+            <w:tcW w:type="dxa" w:w="1967"/>
+            <w:vAlign w:val="center"/>
+          </w:tcPr>
+          <w:p>
+            <w:r>
+              <w:rPr>
+                <w:rFonts w:ascii="Arial" w:hAnsi="Arial"/>
+                <w:b w:val="0"/>
+                <w:color w:val="161B26"/>
+                <w:sz w:val="16"/>
+              </w:rPr>
+              <w:t>65–75 min</w:t>
+            </w:r>
+          </w:p>
+        </w:tc>
+        <w:tc>
+          <w:tcPr>
+            <w:tcW w:type="dxa" w:w="1967"/>
+            <w:vAlign w:val="center"/>
+          </w:tcPr>
+          <w:p>
+            <w:r>
+              <w:rPr>
+                <w:rFonts w:ascii="Arial" w:hAnsi="Arial"/>
+                <w:b w:val="0"/>
+                <w:color w:val="161B26"/>
+                <w:sz w:val="16"/>
+              </w:rPr>
+              <w:t>Topic/Lab 08: Azure AI Search, Knowledge Mining, Vector Search</w:t>
+            </w:r>
+          </w:p>
+        </w:tc>
+        <w:tc>
+          <w:tcPr>
+            <w:tcW w:type="dxa" w:w="1967"/>
+            <w:vAlign w:val="center"/>
+          </w:tcPr>
+          <w:p>
+            <w:r>
+              <w:rPr>
+                <w:rFonts w:ascii="Arial" w:hAnsi="Arial"/>
+                <w:b w:val="0"/>
+                <w:color w:val="161B26"/>
+                <w:sz w:val="16"/>
+              </w:rPr>
+              <w:t>Mechanism + evidence lab</w:t>
+            </w:r>
+          </w:p>
+        </w:tc>
+        <w:tc>
+          <w:tcPr>
+            <w:tcW w:type="dxa" w:w="1967"/>
+            <w:vAlign w:val="center"/>
+          </w:tcPr>
+          <w:p>
+            <w:r>
+              <w:rPr>
+                <w:rFonts w:ascii="Arial" w:hAnsi="Arial"/>
+                <w:b w:val="0"/>
+                <w:color w:val="161B26"/>
+                <w:sz w:val="16"/>
+              </w:rPr>
+              <w:t>Slides 89–98</w:t>
+            </w:r>
+          </w:p>
+        </w:tc>
+      </w:tr>
+      <w:tr>
+        <w:tc>
+          <w:tcPr>
+            <w:tcW w:type="dxa" w:w="1967"/>
+            <w:vAlign w:val="center"/>
+            <w:shd w:fill="F5F8FC"/>
+          </w:tcPr>
+          <w:p>
+            <w:r>
+              <w:rPr>
+                <w:rFonts w:ascii="Arial" w:hAnsi="Arial"/>
+                <w:b w:val="0"/>
+                <w:color w:val="161B26"/>
+                <w:sz w:val="16"/>
+              </w:rPr>
+              <w:t>Day 2 · 11:45–13:00</w:t>
+            </w:r>
+          </w:p>
+        </w:tc>
+        <w:tc>
+          <w:tcPr>
+            <w:tcW w:type="dxa" w:w="1967"/>
+            <w:vAlign w:val="center"/>
+            <w:shd w:fill="F5F8FC"/>
+          </w:tcPr>
+          <w:p>
+            <w:r>
+              <w:rPr>
+                <w:rFonts w:ascii="Arial" w:hAnsi="Arial"/>
+                <w:b w:val="0"/>
+                <w:color w:val="161B26"/>
+                <w:sz w:val="16"/>
+              </w:rPr>
+              <w:t>65–75 min</w:t>
+            </w:r>
+          </w:p>
+        </w:tc>
+        <w:tc>
+          <w:tcPr>
+            <w:tcW w:type="dxa" w:w="1967"/>
+            <w:vAlign w:val="center"/>
+            <w:shd w:fill="F5F8FC"/>
+          </w:tcPr>
+          <w:p>
+            <w:r>
+              <w:rPr>
+                <w:rFonts w:ascii="Arial" w:hAnsi="Arial"/>
+                <w:b w:val="0"/>
+                <w:color w:val="161B26"/>
+                <w:sz w:val="16"/>
+              </w:rPr>
+              <w:t>Topic/Lab 09: Document Intelligence and Content Understanding</w:t>
+            </w:r>
+          </w:p>
+        </w:tc>
+        <w:tc>
+          <w:tcPr>
+            <w:tcW w:type="dxa" w:w="1967"/>
+            <w:vAlign w:val="center"/>
+            <w:shd w:fill="F5F8FC"/>
+          </w:tcPr>
+          <w:p>
+            <w:r>
+              <w:rPr>
+                <w:rFonts w:ascii="Arial" w:hAnsi="Arial"/>
+                <w:b w:val="0"/>
+                <w:color w:val="161B26"/>
+                <w:sz w:val="16"/>
+              </w:rPr>
+              <w:t>Mechanism + evidence lab</w:t>
+            </w:r>
+          </w:p>
+        </w:tc>
+        <w:tc>
+          <w:tcPr>
+            <w:tcW w:type="dxa" w:w="1967"/>
+            <w:vAlign w:val="center"/>
+            <w:shd w:fill="F5F8FC"/>
+          </w:tcPr>
+          <w:p>
+            <w:r>
+              <w:rPr>
+                <w:rFonts w:ascii="Arial" w:hAnsi="Arial"/>
+                <w:b w:val="0"/>
+                <w:color w:val="161B26"/>
+                <w:sz w:val="16"/>
+              </w:rPr>
+              <w:t>Slides 99–109</w:t>
+            </w:r>
+          </w:p>
+        </w:tc>
+      </w:tr>
+      <w:tr>
+        <w:tc>
+          <w:tcPr>
+            <w:tcW w:type="dxa" w:w="1967"/>
+            <w:vAlign w:val="center"/>
+          </w:tcPr>
+          <w:p>
+            <w:r>
+              <w:rPr>
+                <w:rFonts w:ascii="Arial" w:hAnsi="Arial"/>
+                <w:b w:val="0"/>
+                <w:color w:val="161B26"/>
+                <w:sz w:val="16"/>
+              </w:rPr>
+              <w:t>Day 2 · 14:00–15:15</w:t>
+            </w:r>
+          </w:p>
+        </w:tc>
+        <w:tc>
+          <w:tcPr>
+            <w:tcW w:type="dxa" w:w="1967"/>
+            <w:vAlign w:val="center"/>
+          </w:tcPr>
+          <w:p>
+            <w:r>
+              <w:rPr>
+                <w:rFonts w:ascii="Arial" w:hAnsi="Arial"/>
+                <w:b w:val="0"/>
+                <w:color w:val="161B26"/>
+                <w:sz w:val="16"/>
+              </w:rPr>
+              <w:t>65–75 min</w:t>
+            </w:r>
+          </w:p>
+        </w:tc>
+        <w:tc>
+          <w:tcPr>
+            <w:tcW w:type="dxa" w:w="1967"/>
+            <w:vAlign w:val="center"/>
+          </w:tcPr>
+          <w:p>
+            <w:r>
+              <w:rPr>
+                <w:rFonts w:ascii="Arial" w:hAnsi="Arial"/>
+                <w:b w:val="0"/>
+                <w:color w:val="161B26"/>
+                <w:sz w:val="16"/>
+              </w:rPr>
+              <w:t>Topic/Lab 10: AI-102 Capstone and Course Review</w:t>
+            </w:r>
+          </w:p>
+        </w:tc>
+        <w:tc>
+          <w:tcPr>
+            <w:tcW w:type="dxa" w:w="1967"/>
+            <w:vAlign w:val="center"/>
+          </w:tcPr>
+          <w:p>
+            <w:r>
+              <w:rPr>
+                <w:rFonts w:ascii="Arial" w:hAnsi="Arial"/>
+                <w:b w:val="0"/>
+                <w:color w:val="161B26"/>
+                <w:sz w:val="16"/>
+              </w:rPr>
+              <w:t>Mechanism + evidence lab</w:t>
+            </w:r>
+          </w:p>
+        </w:tc>
+        <w:tc>
+          <w:tcPr>
+            <w:tcW w:type="dxa" w:w="1967"/>
+            <w:vAlign w:val="center"/>
+          </w:tcPr>
+          <w:p>
+            <w:r>
+              <w:rPr>
+                <w:rFonts w:ascii="Arial" w:hAnsi="Arial"/>
+                <w:b w:val="0"/>
+                <w:color w:val="161B26"/>
+                <w:sz w:val="16"/>
+              </w:rPr>
+              <w:t>Slides 110–120</w:t>
+            </w:r>
+          </w:p>
+        </w:tc>
+      </w:tr>
+      <w:tr>
+        <w:tc>
+          <w:tcPr>
+            <w:tcW w:type="dxa" w:w="1967"/>
+            <w:vAlign w:val="center"/>
+            <w:shd w:fill="F5F8FC"/>
+          </w:tcPr>
+          <w:p>
+            <w:r>
+              <w:rPr>
+                <w:rFonts w:ascii="Arial" w:hAnsi="Arial"/>
+                <w:b w:val="0"/>
+                <w:color w:val="161B26"/>
+                <w:sz w:val="16"/>
+              </w:rPr>
+              <w:t>Day 2 · 10:20–10:35</w:t>
+            </w:r>
+          </w:p>
+        </w:tc>
+        <w:tc>
+          <w:tcPr>
+            <w:tcW w:type="dxa" w:w="1967"/>
+            <w:vAlign w:val="center"/>
+            <w:shd w:fill="F5F8FC"/>
+          </w:tcPr>
+          <w:p>
+            <w:r>
+              <w:rPr>
+                <w:rFonts w:ascii="Arial" w:hAnsi="Arial"/>
+                <w:b w:val="0"/>
+                <w:color w:val="161B26"/>
+                <w:sz w:val="16"/>
+              </w:rPr>
+              <w:t>15 min</w:t>
+            </w:r>
+          </w:p>
+        </w:tc>
+        <w:tc>
+          <w:tcPr>
+            <w:tcW w:type="dxa" w:w="1967"/>
+            <w:vAlign w:val="center"/>
+            <w:shd w:fill="F5F8FC"/>
+          </w:tcPr>
+          <w:p>
+            <w:r>
+              <w:rPr>
+                <w:rFonts w:ascii="Arial" w:hAnsi="Arial"/>
+                <w:b w:val="0"/>
+                <w:color w:val="161B26"/>
+                <w:sz w:val="16"/>
+              </w:rPr>
+              <w:t>Morning break</w:t>
+            </w:r>
+          </w:p>
+        </w:tc>
+        <w:tc>
+          <w:tcPr>
+            <w:tcW w:type="dxa" w:w="1967"/>
+            <w:vAlign w:val="center"/>
+            <w:shd w:fill="F5F8FC"/>
+          </w:tcPr>
+          <w:p>
+            <w:r>
+              <w:rPr>
+                <w:rFonts w:ascii="Arial" w:hAnsi="Arial"/>
+                <w:b w:val="0"/>
+                <w:color w:val="161B26"/>
+                <w:sz w:val="16"/>
+              </w:rPr>
+              <w:t>Break</w:t>
+            </w:r>
+          </w:p>
+        </w:tc>
+        <w:tc>
+          <w:tcPr>
+            <w:tcW w:type="dxa" w:w="1967"/>
+            <w:vAlign w:val="center"/>
+            <w:shd w:fill="F5F8FC"/>
+          </w:tcPr>
+          <w:p>
+            <w:r>
+              <w:rPr>
+                <w:rFonts w:ascii="Arial" w:hAnsi="Arial"/>
+                <w:b w:val="0"/>
+                <w:color w:val="161B26"/>
+                <w:sz w:val="16"/>
+              </w:rPr>
+              <w:t>—</w:t>
+            </w:r>
+          </w:p>
+        </w:tc>
+      </w:tr>
+      <w:tr>
+        <w:tc>
+          <w:tcPr>
+            <w:tcW w:type="dxa" w:w="1967"/>
+            <w:vAlign w:val="center"/>
+          </w:tcPr>
+          <w:p>
+            <w:r>
+              <w:rPr>
+                <w:rFonts w:ascii="Arial" w:hAnsi="Arial"/>
+                <w:b w:val="0"/>
+                <w:color w:val="161B26"/>
+                <w:sz w:val="16"/>
+              </w:rPr>
+              <w:t>Day 2 · 13:00–14:00</w:t>
+            </w:r>
+          </w:p>
+        </w:tc>
+        <w:tc>
+          <w:tcPr>
+            <w:tcW w:type="dxa" w:w="1967"/>
+            <w:vAlign w:val="center"/>
+          </w:tcPr>
+          <w:p>
+            <w:r>
+              <w:rPr>
+                <w:rFonts w:ascii="Arial" w:hAnsi="Arial"/>
+                <w:b w:val="0"/>
+                <w:color w:val="161B26"/>
+                <w:sz w:val="16"/>
+              </w:rPr>
+              <w:t>60 min</w:t>
+            </w:r>
+          </w:p>
+        </w:tc>
+        <w:tc>
+          <w:tcPr>
+            <w:tcW w:type="dxa" w:w="1967"/>
+            <w:vAlign w:val="center"/>
+          </w:tcPr>
+          <w:p>
+            <w:r>
+              <w:rPr>
+                <w:rFonts w:ascii="Arial" w:hAnsi="Arial"/>
+                <w:b w:val="0"/>
+                <w:color w:val="161B26"/>
+                <w:sz w:val="16"/>
+              </w:rPr>
+              <w:t>Lunch</w:t>
+            </w:r>
+          </w:p>
+        </w:tc>
+        <w:tc>
+          <w:tcPr>
+            <w:tcW w:type="dxa" w:w="1967"/>
+            <w:vAlign w:val="center"/>
+          </w:tcPr>
+          <w:p>
+            <w:r>
+              <w:rPr>
+                <w:rFonts w:ascii="Arial" w:hAnsi="Arial"/>
+                <w:b w:val="0"/>
+                <w:color w:val="161B26"/>
+                <w:sz w:val="16"/>
+              </w:rPr>
+              <w:t>Break</w:t>
+            </w:r>
+          </w:p>
+        </w:tc>
+        <w:tc>
+          <w:tcPr>
+            <w:tcW w:type="dxa" w:w="1967"/>
+            <w:vAlign w:val="center"/>
+          </w:tcPr>
+          <w:p>
+            <w:r>
+              <w:rPr>
+                <w:rFonts w:ascii="Arial" w:hAnsi="Arial"/>
+                <w:b w:val="0"/>
+                <w:color w:val="161B26"/>
+                <w:sz w:val="16"/>
+              </w:rPr>
+              <w:t>—</w:t>
+            </w:r>
+          </w:p>
+        </w:tc>
+      </w:tr>
+      <w:tr>
+        <w:tc>
+          <w:tcPr>
+            <w:tcW w:type="dxa" w:w="1967"/>
+            <w:vAlign w:val="center"/>
+            <w:shd w:fill="F5F8FC"/>
+          </w:tcPr>
+          <w:p>
+            <w:r>
+              <w:rPr>
+                <w:rFonts w:ascii="Arial" w:hAnsi="Arial"/>
+                <w:b w:val="0"/>
+                <w:color w:val="161B26"/>
+                <w:sz w:val="16"/>
+              </w:rPr>
+              <w:t>Day 2 · 15:15–15:45</w:t>
+            </w:r>
+          </w:p>
+        </w:tc>
+        <w:tc>
+          <w:tcPr>
+            <w:tcW w:type="dxa" w:w="1967"/>
+            <w:vAlign w:val="center"/>
+            <w:shd w:fill="F5F8FC"/>
+          </w:tcPr>
+          <w:p>
+            <w:r>
+              <w:rPr>
+                <w:rFonts w:ascii="Arial" w:hAnsi="Arial"/>
+                <w:b w:val="0"/>
+                <w:color w:val="161B26"/>
+                <w:sz w:val="16"/>
+              </w:rPr>
+              <w:t>30 min</w:t>
+            </w:r>
+          </w:p>
+        </w:tc>
+        <w:tc>
+          <w:tcPr>
+            <w:tcW w:type="dxa" w:w="1967"/>
+            <w:vAlign w:val="center"/>
+            <w:shd w:fill="F5F8FC"/>
+          </w:tcPr>
+          <w:p>
+            <w:r>
+              <w:rPr>
+                <w:rFonts w:ascii="Arial" w:hAnsi="Arial"/>
+                <w:b w:val="0"/>
+                <w:color w:val="161B26"/>
+                <w:sz w:val="16"/>
+              </w:rPr>
+              <w:t>Assessment briefing and preparation</w:t>
+            </w:r>
+          </w:p>
+        </w:tc>
+        <w:tc>
+          <w:tcPr>
+            <w:tcW w:type="dxa" w:w="1967"/>
+            <w:vAlign w:val="center"/>
+            <w:shd w:fill="F5F8FC"/>
+          </w:tcPr>
+          <w:p>
+            <w:r>
+              <w:rPr>
+                <w:rFonts w:ascii="Arial" w:hAnsi="Arial"/>
+                <w:b w:val="0"/>
+                <w:color w:val="161B26"/>
+                <w:sz w:val="16"/>
+              </w:rPr>
+              <w:t>Briefing</w:t>
+            </w:r>
+          </w:p>
+        </w:tc>
+        <w:tc>
+          <w:tcPr>
+            <w:tcW w:type="dxa" w:w="1967"/>
+            <w:vAlign w:val="center"/>
+            <w:shd w:fill="F5F8FC"/>
+          </w:tcPr>
+          <w:p>
+            <w:r>
+              <w:rPr>
+                <w:rFonts w:ascii="Arial" w:hAnsi="Arial"/>
+                <w:b w:val="0"/>
+                <w:color w:val="161B26"/>
+                <w:sz w:val="16"/>
+              </w:rPr>
+              <w:t>Slides 11–13</w:t>
+            </w:r>
+          </w:p>
+        </w:tc>
+      </w:tr>
+      <w:tr>
+        <w:tc>
+          <w:tcPr>
+            <w:tcW w:type="dxa" w:w="1967"/>
+            <w:vAlign w:val="center"/>
+          </w:tcPr>
+          <w:p>
+            <w:r>
+              <w:rPr>
+                <w:rFonts w:ascii="Arial" w:hAnsi="Arial"/>
+                <w:b w:val="0"/>
+                <w:color w:val="161B26"/>
+                <w:sz w:val="16"/>
+              </w:rPr>
+              <w:t>Day 2 · 16:00–18:00</w:t>
+            </w:r>
+          </w:p>
+        </w:tc>
+        <w:tc>
+          <w:tcPr>
+            <w:tcW w:type="dxa" w:w="1967"/>
+            <w:vAlign w:val="center"/>
+          </w:tcPr>
+          <w:p>
+            <w:r>
+              <w:rPr>
+                <w:rFonts w:ascii="Arial" w:hAnsi="Arial"/>
+                <w:b w:val="0"/>
+                <w:color w:val="161B26"/>
+                <w:sz w:val="16"/>
+              </w:rPr>
+              <w:t>120 min</w:t>
+            </w:r>
+          </w:p>
+        </w:tc>
+        <w:tc>
+          <w:tcPr>
+            <w:tcW w:type="dxa" w:w="1967"/>
+            <w:vAlign w:val="center"/>
+          </w:tcPr>
+          <w:p>
+            <w:r>
+              <w:rPr>
+                <w:rFonts w:ascii="Arial" w:hAnsi="Arial"/>
+                <w:b w:val="0"/>
+                <w:color w:val="161B26"/>
+                <w:sz w:val="16"/>
+              </w:rPr>
+              <w:t>WA-SAQ (60 min) + PP (60 min)</w:t>
+            </w:r>
+          </w:p>
+        </w:tc>
+        <w:tc>
+          <w:tcPr>
+            <w:tcW w:type="dxa" w:w="1967"/>
+            <w:vAlign w:val="center"/>
+          </w:tcPr>
+          <w:p>
+            <w:r>
+              <w:rPr>
+                <w:rFonts w:ascii="Arial" w:hAnsi="Arial"/>
+                <w:b w:val="0"/>
+                <w:color w:val="161B26"/>
+                <w:sz w:val="16"/>
+              </w:rPr>
+              <w:t>Open-book assessment</w:t>
+            </w:r>
+          </w:p>
+        </w:tc>
+        <w:tc>
+          <w:tcPr>
+            <w:tcW w:type="dxa" w:w="1967"/>
+            <w:vAlign w:val="center"/>
+          </w:tcPr>
+          <w:p>
+            <w:r>
+              <w:rPr>
+                <w:rFonts w:ascii="Arial" w:hAnsi="Arial"/>
+                <w:b w:val="0"/>
+                <w:color w:val="161B26"/>
+                <w:sz w:val="16"/>
+              </w:rPr>
+              <w:t>Slides 123–125</w:t>
             </w:r>
           </w:p>
         </w:tc>
@@ -894,2641 +2484,225 @@
         <w:pStyle w:val="Heading1"/>
       </w:pPr>
       <w:r>
-        <w:t>Lesson Schedule with Slide Numbers</w:t>
+        <w:t>Topic-by-Topic Breakdown</w:t>
       </w:r>
     </w:p>
-    <w:tbl>
-      <w:tblPr>
-        <w:tblStyle w:val="TableGrid"/>
-        <w:tblW w:type="auto" w:w="0"/>
-        <w:jc w:val="center"/>
-        <w:tblLook w:firstColumn="1" w:firstRow="1" w:lastColumn="0" w:lastRow="0" w:noHBand="0" w:noVBand="1" w:val="04A0"/>
-      </w:tblPr>
-      <w:tblGrid>
-        <w:gridCol w:w="2437"/>
-        <w:gridCol w:w="2437"/>
-        <w:gridCol w:w="2437"/>
-        <w:gridCol w:w="2437"/>
-      </w:tblGrid>
-      <w:tr>
-        <w:tc>
-          <w:tcPr>
-            <w:tcW w:type="dxa" w:w="2437"/>
-            <w:shd w:val="clear" w:color="auto" w:fill="1F6FEB"/>
-          </w:tcPr>
-          <w:p>
-            <w:r>
-              <w:rPr>
-                <w:rFonts w:ascii="Arial" w:hAnsi="Arial"/>
-                <w:b/>
-                <w:i w:val="0"/>
-                <w:color w:val="FFFFFF"/>
-                <w:sz w:val="18"/>
-              </w:rPr>
-              <w:t>Time</w:t>
-            </w:r>
-          </w:p>
-        </w:tc>
-        <w:tc>
-          <w:tcPr>
-            <w:tcW w:type="dxa" w:w="2437"/>
-            <w:shd w:val="clear" w:color="auto" w:fill="1F6FEB"/>
-          </w:tcPr>
-          <w:p>
-            <w:r>
-              <w:rPr>
-                <w:rFonts w:ascii="Arial" w:hAnsi="Arial"/>
-                <w:b/>
-                <w:i w:val="0"/>
-                <w:color w:val="FFFFFF"/>
-                <w:sz w:val="18"/>
-              </w:rPr>
-              <w:t>Topic / Activity</w:t>
-            </w:r>
-          </w:p>
-        </w:tc>
-        <w:tc>
-          <w:tcPr>
-            <w:tcW w:type="dxa" w:w="2437"/>
-            <w:shd w:val="clear" w:color="auto" w:fill="1F6FEB"/>
-          </w:tcPr>
-          <w:p>
-            <w:r>
-              <w:rPr>
-                <w:rFonts w:ascii="Arial" w:hAnsi="Arial"/>
-                <w:b/>
-                <w:i w:val="0"/>
-                <w:color w:val="FFFFFF"/>
-                <w:sz w:val="18"/>
-              </w:rPr>
-              <w:t>Duration</w:t>
-            </w:r>
-          </w:p>
-        </w:tc>
-        <w:tc>
-          <w:tcPr>
-            <w:tcW w:type="dxa" w:w="2437"/>
-            <w:shd w:val="clear" w:color="auto" w:fill="1F6FEB"/>
-          </w:tcPr>
-          <w:p>
-            <w:r>
-              <w:rPr>
-                <w:rFonts w:ascii="Arial" w:hAnsi="Arial"/>
-                <w:b/>
-                <w:i w:val="0"/>
-                <w:color w:val="FFFFFF"/>
-                <w:sz w:val="18"/>
-              </w:rPr>
-              <w:t>Slides</w:t>
-            </w:r>
-          </w:p>
-        </w:tc>
-      </w:tr>
-      <w:tr>
-        <w:tc>
-          <w:tcPr>
-            <w:tcW w:type="dxa" w:w="2437"/>
-            <w:vAlign w:val="center"/>
-          </w:tcPr>
-          <w:p>
-            <w:r>
-              <w:rPr>
-                <w:rFonts w:ascii="Arial" w:hAnsi="Arial"/>
-                <w:b w:val="0"/>
-                <w:i w:val="0"/>
-                <w:color w:val="111827"/>
-                <w:sz w:val="18"/>
-              </w:rPr>
-              <w:t>Day 1 9:00-9:20</w:t>
-            </w:r>
-          </w:p>
-        </w:tc>
-        <w:tc>
-          <w:tcPr>
-            <w:tcW w:type="dxa" w:w="2437"/>
-            <w:vAlign w:val="center"/>
-          </w:tcPr>
-          <w:p>
-            <w:r>
-              <w:rPr>
-                <w:rFonts w:ascii="Arial" w:hAnsi="Arial"/>
-                <w:b w:val="0"/>
-                <w:i w:val="0"/>
-                <w:color w:val="111827"/>
-                <w:sz w:val="18"/>
-              </w:rPr>
-              <w:t>Digital attendance, trainer/learner introduction, ground rules</w:t>
-            </w:r>
-          </w:p>
-        </w:tc>
-        <w:tc>
-          <w:tcPr>
-            <w:tcW w:type="dxa" w:w="2437"/>
-            <w:vAlign w:val="center"/>
-          </w:tcPr>
-          <w:p>
-            <w:r>
-              <w:rPr>
-                <w:rFonts w:ascii="Arial" w:hAnsi="Arial"/>
-                <w:b w:val="0"/>
-                <w:i w:val="0"/>
-                <w:color w:val="111827"/>
-                <w:sz w:val="18"/>
-              </w:rPr>
-              <w:t>20 min</w:t>
-            </w:r>
-          </w:p>
-        </w:tc>
-        <w:tc>
-          <w:tcPr>
-            <w:tcW w:type="dxa" w:w="2437"/>
-            <w:vAlign w:val="center"/>
-          </w:tcPr>
-          <w:p>
-            <w:r>
-              <w:rPr>
-                <w:rFonts w:ascii="Arial" w:hAnsi="Arial"/>
-                <w:b w:val="0"/>
-                <w:i w:val="0"/>
-                <w:color w:val="111827"/>
-                <w:sz w:val="18"/>
-              </w:rPr>
-              <w:t>1-15</w:t>
-            </w:r>
-          </w:p>
-        </w:tc>
-      </w:tr>
-      <w:tr>
-        <w:tc>
-          <w:tcPr>
-            <w:tcW w:type="dxa" w:w="2437"/>
-            <w:vAlign w:val="center"/>
-          </w:tcPr>
-          <w:p>
-            <w:r>
-              <w:rPr>
-                <w:rFonts w:ascii="Arial" w:hAnsi="Arial"/>
-                <w:b w:val="0"/>
-                <w:i w:val="0"/>
-                <w:color w:val="111827"/>
-                <w:sz w:val="18"/>
-              </w:rPr>
-              <w:t>Day 1 9:20-10:20</w:t>
-            </w:r>
-          </w:p>
-        </w:tc>
-        <w:tc>
-          <w:tcPr>
-            <w:tcW w:type="dxa" w:w="2437"/>
-            <w:vAlign w:val="center"/>
-          </w:tcPr>
-          <w:p>
-            <w:r>
-              <w:rPr>
-                <w:rFonts w:ascii="Arial" w:hAnsi="Arial"/>
-                <w:b w:val="0"/>
-                <w:i w:val="0"/>
-                <w:color w:val="111827"/>
-                <w:sz w:val="18"/>
-              </w:rPr>
-              <w:t>Lab 01 - Plan, manage, monitor, and secure an Azure AI solution</w:t>
-            </w:r>
-          </w:p>
-        </w:tc>
-        <w:tc>
-          <w:tcPr>
-            <w:tcW w:type="dxa" w:w="2437"/>
-            <w:vAlign w:val="center"/>
-          </w:tcPr>
-          <w:p>
-            <w:r>
-              <w:rPr>
-                <w:rFonts w:ascii="Arial" w:hAnsi="Arial"/>
-                <w:b w:val="0"/>
-                <w:i w:val="0"/>
-                <w:color w:val="111827"/>
-                <w:sz w:val="18"/>
-              </w:rPr>
-              <w:t>60 min</w:t>
-            </w:r>
-          </w:p>
-        </w:tc>
-        <w:tc>
-          <w:tcPr>
-            <w:tcW w:type="dxa" w:w="2437"/>
-            <w:vAlign w:val="center"/>
-          </w:tcPr>
-          <w:p>
-            <w:r>
-              <w:rPr>
-                <w:rFonts w:ascii="Arial" w:hAnsi="Arial"/>
-                <w:b w:val="0"/>
-                <w:i w:val="0"/>
-                <w:color w:val="111827"/>
-                <w:sz w:val="18"/>
-              </w:rPr>
-              <w:t>17-26</w:t>
-            </w:r>
-          </w:p>
-        </w:tc>
-      </w:tr>
-      <w:tr>
-        <w:tc>
-          <w:tcPr>
-            <w:tcW w:type="dxa" w:w="2437"/>
-            <w:vAlign w:val="center"/>
-          </w:tcPr>
-          <w:p>
-            <w:r>
-              <w:rPr>
-                <w:rFonts w:ascii="Arial" w:hAnsi="Arial"/>
-                <w:b w:val="0"/>
-                <w:i w:val="0"/>
-                <w:color w:val="111827"/>
-                <w:sz w:val="18"/>
-              </w:rPr>
-              <w:t>Day 1 10:20-10:35</w:t>
-            </w:r>
-          </w:p>
-        </w:tc>
-        <w:tc>
-          <w:tcPr>
-            <w:tcW w:type="dxa" w:w="2437"/>
-            <w:vAlign w:val="center"/>
-          </w:tcPr>
-          <w:p>
-            <w:r>
-              <w:rPr>
-                <w:rFonts w:ascii="Arial" w:hAnsi="Arial"/>
-                <w:b w:val="0"/>
-                <w:i w:val="0"/>
-                <w:color w:val="111827"/>
-                <w:sz w:val="18"/>
-              </w:rPr>
-              <w:t>Tea break</w:t>
-            </w:r>
-          </w:p>
-        </w:tc>
-        <w:tc>
-          <w:tcPr>
-            <w:tcW w:type="dxa" w:w="2437"/>
-            <w:vAlign w:val="center"/>
-          </w:tcPr>
-          <w:p>
-            <w:r>
-              <w:rPr>
-                <w:rFonts w:ascii="Arial" w:hAnsi="Arial"/>
-                <w:b w:val="0"/>
-                <w:i w:val="0"/>
-                <w:color w:val="111827"/>
-                <w:sz w:val="18"/>
-              </w:rPr>
-              <w:t>15 min</w:t>
-            </w:r>
-          </w:p>
-        </w:tc>
-        <w:tc>
-          <w:tcPr>
-            <w:tcW w:type="dxa" w:w="2437"/>
-            <w:vAlign w:val="center"/>
-          </w:tcPr>
-          <w:p>
-            <w:r>
-              <w:rPr>
-                <w:rFonts w:ascii="Arial" w:hAnsi="Arial"/>
-                <w:b w:val="0"/>
-                <w:i w:val="0"/>
-                <w:color w:val="111827"/>
-                <w:sz w:val="18"/>
-              </w:rPr>
-              <w:t>-</w:t>
-            </w:r>
-          </w:p>
-        </w:tc>
-      </w:tr>
-      <w:tr>
-        <w:tc>
-          <w:tcPr>
-            <w:tcW w:type="dxa" w:w="2437"/>
-            <w:vAlign w:val="center"/>
-          </w:tcPr>
-          <w:p>
-            <w:r>
-              <w:rPr>
-                <w:rFonts w:ascii="Arial" w:hAnsi="Arial"/>
-                <w:b w:val="0"/>
-                <w:i w:val="0"/>
-                <w:color w:val="111827"/>
-                <w:sz w:val="18"/>
-              </w:rPr>
-              <w:t>Day 1 10:35-11:35</w:t>
-            </w:r>
-          </w:p>
-        </w:tc>
-        <w:tc>
-          <w:tcPr>
-            <w:tcW w:type="dxa" w:w="2437"/>
-            <w:vAlign w:val="center"/>
-          </w:tcPr>
-          <w:p>
-            <w:r>
-              <w:rPr>
-                <w:rFonts w:ascii="Arial" w:hAnsi="Arial"/>
-                <w:b w:val="0"/>
-                <w:i w:val="0"/>
-                <w:color w:val="111827"/>
-                <w:sz w:val="18"/>
-              </w:rPr>
-              <w:t>Lab 02 - Responsible AI, content safety, governance</w:t>
-            </w:r>
-          </w:p>
-        </w:tc>
-        <w:tc>
-          <w:tcPr>
-            <w:tcW w:type="dxa" w:w="2437"/>
-            <w:vAlign w:val="center"/>
-          </w:tcPr>
-          <w:p>
-            <w:r>
-              <w:rPr>
-                <w:rFonts w:ascii="Arial" w:hAnsi="Arial"/>
-                <w:b w:val="0"/>
-                <w:i w:val="0"/>
-                <w:color w:val="111827"/>
-                <w:sz w:val="18"/>
-              </w:rPr>
-              <w:t>60 min</w:t>
-            </w:r>
-          </w:p>
-        </w:tc>
-        <w:tc>
-          <w:tcPr>
-            <w:tcW w:type="dxa" w:w="2437"/>
-            <w:vAlign w:val="center"/>
-          </w:tcPr>
-          <w:p>
-            <w:r>
-              <w:rPr>
-                <w:rFonts w:ascii="Arial" w:hAnsi="Arial"/>
-                <w:b w:val="0"/>
-                <w:i w:val="0"/>
-                <w:color w:val="111827"/>
-                <w:sz w:val="18"/>
-              </w:rPr>
-              <w:t>27-36</w:t>
-            </w:r>
-          </w:p>
-        </w:tc>
-      </w:tr>
-      <w:tr>
-        <w:tc>
-          <w:tcPr>
-            <w:tcW w:type="dxa" w:w="2437"/>
-            <w:vAlign w:val="center"/>
-          </w:tcPr>
-          <w:p>
-            <w:r>
-              <w:rPr>
-                <w:rFonts w:ascii="Arial" w:hAnsi="Arial"/>
-                <w:b w:val="0"/>
-                <w:i w:val="0"/>
-                <w:color w:val="111827"/>
-                <w:sz w:val="18"/>
-              </w:rPr>
-              <w:t>Day 1 11:35-12:35</w:t>
-            </w:r>
-          </w:p>
-        </w:tc>
-        <w:tc>
-          <w:tcPr>
-            <w:tcW w:type="dxa" w:w="2437"/>
-            <w:vAlign w:val="center"/>
-          </w:tcPr>
-          <w:p>
-            <w:r>
-              <w:rPr>
-                <w:rFonts w:ascii="Arial" w:hAnsi="Arial"/>
-                <w:b w:val="0"/>
-                <w:i w:val="0"/>
-                <w:color w:val="111827"/>
-                <w:sz w:val="18"/>
-              </w:rPr>
-              <w:t>Lab 03 - Generative AI, Foundry, Azure OpenAI, prompt flow, RAG</w:t>
-            </w:r>
-          </w:p>
-        </w:tc>
-        <w:tc>
-          <w:tcPr>
-            <w:tcW w:type="dxa" w:w="2437"/>
-            <w:vAlign w:val="center"/>
-          </w:tcPr>
-          <w:p>
-            <w:r>
-              <w:rPr>
-                <w:rFonts w:ascii="Arial" w:hAnsi="Arial"/>
-                <w:b w:val="0"/>
-                <w:i w:val="0"/>
-                <w:color w:val="111827"/>
-                <w:sz w:val="18"/>
-              </w:rPr>
-              <w:t>60 min</w:t>
-            </w:r>
-          </w:p>
-        </w:tc>
-        <w:tc>
-          <w:tcPr>
-            <w:tcW w:type="dxa" w:w="2437"/>
-            <w:vAlign w:val="center"/>
-          </w:tcPr>
-          <w:p>
-            <w:r>
-              <w:rPr>
-                <w:rFonts w:ascii="Arial" w:hAnsi="Arial"/>
-                <w:b w:val="0"/>
-                <w:i w:val="0"/>
-                <w:color w:val="111827"/>
-                <w:sz w:val="18"/>
-              </w:rPr>
-              <w:t>37-46</w:t>
-            </w:r>
-          </w:p>
-        </w:tc>
-      </w:tr>
-      <w:tr>
-        <w:tc>
-          <w:tcPr>
-            <w:tcW w:type="dxa" w:w="2437"/>
-            <w:vAlign w:val="center"/>
-          </w:tcPr>
-          <w:p>
-            <w:r>
-              <w:rPr>
-                <w:rFonts w:ascii="Arial" w:hAnsi="Arial"/>
-                <w:b w:val="0"/>
-                <w:i w:val="0"/>
-                <w:color w:val="111827"/>
-                <w:sz w:val="18"/>
-              </w:rPr>
-              <w:t>Day 1 12:35-1:00</w:t>
-            </w:r>
-          </w:p>
-        </w:tc>
-        <w:tc>
-          <w:tcPr>
-            <w:tcW w:type="dxa" w:w="2437"/>
-            <w:vAlign w:val="center"/>
-          </w:tcPr>
-          <w:p>
-            <w:r>
-              <w:rPr>
-                <w:rFonts w:ascii="Arial" w:hAnsi="Arial"/>
-                <w:b w:val="0"/>
-                <w:i w:val="0"/>
-                <w:color w:val="111827"/>
-                <w:sz w:val="18"/>
-              </w:rPr>
-              <w:t>Review and Q&amp;A</w:t>
-            </w:r>
-          </w:p>
-        </w:tc>
-        <w:tc>
-          <w:tcPr>
-            <w:tcW w:type="dxa" w:w="2437"/>
-            <w:vAlign w:val="center"/>
-          </w:tcPr>
-          <w:p>
-            <w:r>
-              <w:rPr>
-                <w:rFonts w:ascii="Arial" w:hAnsi="Arial"/>
-                <w:b w:val="0"/>
-                <w:i w:val="0"/>
-                <w:color w:val="111827"/>
-                <w:sz w:val="18"/>
-              </w:rPr>
-              <w:t>25 min</w:t>
-            </w:r>
-          </w:p>
-        </w:tc>
-        <w:tc>
-          <w:tcPr>
-            <w:tcW w:type="dxa" w:w="2437"/>
-            <w:vAlign w:val="center"/>
-          </w:tcPr>
-          <w:p>
-            <w:r>
-              <w:rPr>
-                <w:rFonts w:ascii="Arial" w:hAnsi="Arial"/>
-                <w:b w:val="0"/>
-                <w:i w:val="0"/>
-                <w:color w:val="111827"/>
-                <w:sz w:val="18"/>
-              </w:rPr>
-              <w:t>37-46</w:t>
-            </w:r>
-          </w:p>
-        </w:tc>
-      </w:tr>
-      <w:tr>
-        <w:tc>
-          <w:tcPr>
-            <w:tcW w:type="dxa" w:w="2437"/>
-            <w:vAlign w:val="center"/>
-          </w:tcPr>
-          <w:p>
-            <w:r>
-              <w:rPr>
-                <w:rFonts w:ascii="Arial" w:hAnsi="Arial"/>
-                <w:b w:val="0"/>
-                <w:i w:val="0"/>
-                <w:color w:val="111827"/>
-                <w:sz w:val="18"/>
-              </w:rPr>
-              <w:t>Day 1 1:00-2:00</w:t>
-            </w:r>
-          </w:p>
-        </w:tc>
-        <w:tc>
-          <w:tcPr>
-            <w:tcW w:type="dxa" w:w="2437"/>
-            <w:vAlign w:val="center"/>
-          </w:tcPr>
-          <w:p>
-            <w:r>
-              <w:rPr>
-                <w:rFonts w:ascii="Arial" w:hAnsi="Arial"/>
-                <w:b w:val="0"/>
-                <w:i w:val="0"/>
-                <w:color w:val="111827"/>
-                <w:sz w:val="18"/>
-              </w:rPr>
-              <w:t>Lunch break</w:t>
-            </w:r>
-          </w:p>
-        </w:tc>
-        <w:tc>
-          <w:tcPr>
-            <w:tcW w:type="dxa" w:w="2437"/>
-            <w:vAlign w:val="center"/>
-          </w:tcPr>
-          <w:p>
-            <w:r>
-              <w:rPr>
-                <w:rFonts w:ascii="Arial" w:hAnsi="Arial"/>
-                <w:b w:val="0"/>
-                <w:i w:val="0"/>
-                <w:color w:val="111827"/>
-                <w:sz w:val="18"/>
-              </w:rPr>
-              <w:t>60 min</w:t>
-            </w:r>
-          </w:p>
-        </w:tc>
-        <w:tc>
-          <w:tcPr>
-            <w:tcW w:type="dxa" w:w="2437"/>
-            <w:vAlign w:val="center"/>
-          </w:tcPr>
-          <w:p>
-            <w:r>
-              <w:rPr>
-                <w:rFonts w:ascii="Arial" w:hAnsi="Arial"/>
-                <w:b w:val="0"/>
-                <w:i w:val="0"/>
-                <w:color w:val="111827"/>
-                <w:sz w:val="18"/>
-              </w:rPr>
-              <w:t>-</w:t>
-            </w:r>
-          </w:p>
-        </w:tc>
-      </w:tr>
-      <w:tr>
-        <w:tc>
-          <w:tcPr>
-            <w:tcW w:type="dxa" w:w="2437"/>
-            <w:vAlign w:val="center"/>
-          </w:tcPr>
-          <w:p>
-            <w:r>
-              <w:rPr>
-                <w:rFonts w:ascii="Arial" w:hAnsi="Arial"/>
-                <w:b w:val="0"/>
-                <w:i w:val="0"/>
-                <w:color w:val="111827"/>
-                <w:sz w:val="18"/>
-              </w:rPr>
-              <w:t>Day 1 2:00-3:00</w:t>
-            </w:r>
-          </w:p>
-        </w:tc>
-        <w:tc>
-          <w:tcPr>
-            <w:tcW w:type="dxa" w:w="2437"/>
-            <w:vAlign w:val="center"/>
-          </w:tcPr>
-          <w:p>
-            <w:r>
-              <w:rPr>
-                <w:rFonts w:ascii="Arial" w:hAnsi="Arial"/>
-                <w:b w:val="0"/>
-                <w:i w:val="0"/>
-                <w:color w:val="111827"/>
-                <w:sz w:val="18"/>
-              </w:rPr>
-              <w:t>Lab 04 - Agentic AI, Foundry Agent Service, multi-agent concepts</w:t>
-            </w:r>
-          </w:p>
-        </w:tc>
-        <w:tc>
-          <w:tcPr>
-            <w:tcW w:type="dxa" w:w="2437"/>
-            <w:vAlign w:val="center"/>
-          </w:tcPr>
-          <w:p>
-            <w:r>
-              <w:rPr>
-                <w:rFonts w:ascii="Arial" w:hAnsi="Arial"/>
-                <w:b w:val="0"/>
-                <w:i w:val="0"/>
-                <w:color w:val="111827"/>
-                <w:sz w:val="18"/>
-              </w:rPr>
-              <w:t>60 min</w:t>
-            </w:r>
-          </w:p>
-        </w:tc>
-        <w:tc>
-          <w:tcPr>
-            <w:tcW w:type="dxa" w:w="2437"/>
-            <w:vAlign w:val="center"/>
-          </w:tcPr>
-          <w:p>
-            <w:r>
-              <w:rPr>
-                <w:rFonts w:ascii="Arial" w:hAnsi="Arial"/>
-                <w:b w:val="0"/>
-                <w:i w:val="0"/>
-                <w:color w:val="111827"/>
-                <w:sz w:val="18"/>
-              </w:rPr>
-              <w:t>47-56</w:t>
-            </w:r>
-          </w:p>
-        </w:tc>
-      </w:tr>
-      <w:tr>
-        <w:tc>
-          <w:tcPr>
-            <w:tcW w:type="dxa" w:w="2437"/>
-            <w:vAlign w:val="center"/>
-          </w:tcPr>
-          <w:p>
-            <w:r>
-              <w:rPr>
-                <w:rFonts w:ascii="Arial" w:hAnsi="Arial"/>
-                <w:b w:val="0"/>
-                <w:i w:val="0"/>
-                <w:color w:val="111827"/>
-                <w:sz w:val="18"/>
-              </w:rPr>
-              <w:t>Day 1 3:00-4:00</w:t>
-            </w:r>
-          </w:p>
-        </w:tc>
-        <w:tc>
-          <w:tcPr>
-            <w:tcW w:type="dxa" w:w="2437"/>
-            <w:vAlign w:val="center"/>
-          </w:tcPr>
-          <w:p>
-            <w:r>
-              <w:rPr>
-                <w:rFonts w:ascii="Arial" w:hAnsi="Arial"/>
-                <w:b w:val="0"/>
-                <w:i w:val="0"/>
-                <w:color w:val="111827"/>
-                <w:sz w:val="18"/>
-              </w:rPr>
-              <w:t>Lab 05 - Computer Vision, Custom Vision, video insights</w:t>
-            </w:r>
-          </w:p>
-        </w:tc>
-        <w:tc>
-          <w:tcPr>
-            <w:tcW w:type="dxa" w:w="2437"/>
-            <w:vAlign w:val="center"/>
-          </w:tcPr>
-          <w:p>
-            <w:r>
-              <w:rPr>
-                <w:rFonts w:ascii="Arial" w:hAnsi="Arial"/>
-                <w:b w:val="0"/>
-                <w:i w:val="0"/>
-                <w:color w:val="111827"/>
-                <w:sz w:val="18"/>
-              </w:rPr>
-              <w:t>60 min</w:t>
-            </w:r>
-          </w:p>
-        </w:tc>
-        <w:tc>
-          <w:tcPr>
-            <w:tcW w:type="dxa" w:w="2437"/>
-            <w:vAlign w:val="center"/>
-          </w:tcPr>
-          <w:p>
-            <w:r>
-              <w:rPr>
-                <w:rFonts w:ascii="Arial" w:hAnsi="Arial"/>
-                <w:b w:val="0"/>
-                <w:i w:val="0"/>
-                <w:color w:val="111827"/>
-                <w:sz w:val="18"/>
-              </w:rPr>
-              <w:t>57-66</w:t>
-            </w:r>
-          </w:p>
-        </w:tc>
-      </w:tr>
-      <w:tr>
-        <w:tc>
-          <w:tcPr>
-            <w:tcW w:type="dxa" w:w="2437"/>
-            <w:vAlign w:val="center"/>
-          </w:tcPr>
-          <w:p>
-            <w:r>
-              <w:rPr>
-                <w:rFonts w:ascii="Arial" w:hAnsi="Arial"/>
-                <w:b w:val="0"/>
-                <w:i w:val="0"/>
-                <w:color w:val="111827"/>
-                <w:sz w:val="18"/>
-              </w:rPr>
-              <w:t>Day 1 4:00-4:15</w:t>
-            </w:r>
-          </w:p>
-        </w:tc>
-        <w:tc>
-          <w:tcPr>
-            <w:tcW w:type="dxa" w:w="2437"/>
-            <w:vAlign w:val="center"/>
-          </w:tcPr>
-          <w:p>
-            <w:r>
-              <w:rPr>
-                <w:rFonts w:ascii="Arial" w:hAnsi="Arial"/>
-                <w:b w:val="0"/>
-                <w:i w:val="0"/>
-                <w:color w:val="111827"/>
-                <w:sz w:val="18"/>
-              </w:rPr>
-              <w:t>Tea break</w:t>
-            </w:r>
-          </w:p>
-        </w:tc>
-        <w:tc>
-          <w:tcPr>
-            <w:tcW w:type="dxa" w:w="2437"/>
-            <w:vAlign w:val="center"/>
-          </w:tcPr>
-          <w:p>
-            <w:r>
-              <w:rPr>
-                <w:rFonts w:ascii="Arial" w:hAnsi="Arial"/>
-                <w:b w:val="0"/>
-                <w:i w:val="0"/>
-                <w:color w:val="111827"/>
-                <w:sz w:val="18"/>
-              </w:rPr>
-              <w:t>15 min</w:t>
-            </w:r>
-          </w:p>
-        </w:tc>
-        <w:tc>
-          <w:tcPr>
-            <w:tcW w:type="dxa" w:w="2437"/>
-            <w:vAlign w:val="center"/>
-          </w:tcPr>
-          <w:p>
-            <w:r>
-              <w:rPr>
-                <w:rFonts w:ascii="Arial" w:hAnsi="Arial"/>
-                <w:b w:val="0"/>
-                <w:i w:val="0"/>
-                <w:color w:val="111827"/>
-                <w:sz w:val="18"/>
-              </w:rPr>
-              <w:t>-</w:t>
-            </w:r>
-          </w:p>
-        </w:tc>
-      </w:tr>
-      <w:tr>
-        <w:tc>
-          <w:tcPr>
-            <w:tcW w:type="dxa" w:w="2437"/>
-            <w:vAlign w:val="center"/>
-          </w:tcPr>
-          <w:p>
-            <w:r>
-              <w:rPr>
-                <w:rFonts w:ascii="Arial" w:hAnsi="Arial"/>
-                <w:b w:val="0"/>
-                <w:i w:val="0"/>
-                <w:color w:val="111827"/>
-                <w:sz w:val="18"/>
-              </w:rPr>
-              <w:t>Day 1 4:15-5:35</w:t>
-            </w:r>
-          </w:p>
-        </w:tc>
-        <w:tc>
-          <w:tcPr>
-            <w:tcW w:type="dxa" w:w="2437"/>
-            <w:vAlign w:val="center"/>
-          </w:tcPr>
-          <w:p>
-            <w:r>
-              <w:rPr>
-                <w:rFonts w:ascii="Arial" w:hAnsi="Arial"/>
-                <w:b w:val="0"/>
-                <w:i w:val="0"/>
-                <w:color w:val="111827"/>
-                <w:sz w:val="18"/>
-              </w:rPr>
-              <w:t>Lab 06 - NLP, Language, Speech, Translation</w:t>
-            </w:r>
-          </w:p>
-        </w:tc>
-        <w:tc>
-          <w:tcPr>
-            <w:tcW w:type="dxa" w:w="2437"/>
-            <w:vAlign w:val="center"/>
-          </w:tcPr>
-          <w:p>
-            <w:r>
-              <w:rPr>
-                <w:rFonts w:ascii="Arial" w:hAnsi="Arial"/>
-                <w:b w:val="0"/>
-                <w:i w:val="0"/>
-                <w:color w:val="111827"/>
-                <w:sz w:val="18"/>
-              </w:rPr>
-              <w:t>80 min</w:t>
-            </w:r>
-          </w:p>
-        </w:tc>
-        <w:tc>
-          <w:tcPr>
-            <w:tcW w:type="dxa" w:w="2437"/>
-            <w:vAlign w:val="center"/>
-          </w:tcPr>
-          <w:p>
-            <w:r>
-              <w:rPr>
-                <w:rFonts w:ascii="Arial" w:hAnsi="Arial"/>
-                <w:b w:val="0"/>
-                <w:i w:val="0"/>
-                <w:color w:val="111827"/>
-                <w:sz w:val="18"/>
-              </w:rPr>
-              <w:t>67-76</w:t>
-            </w:r>
-          </w:p>
-        </w:tc>
-      </w:tr>
-      <w:tr>
-        <w:tc>
-          <w:tcPr>
-            <w:tcW w:type="dxa" w:w="2437"/>
-            <w:vAlign w:val="center"/>
-          </w:tcPr>
-          <w:p>
-            <w:r>
-              <w:rPr>
-                <w:rFonts w:ascii="Arial" w:hAnsi="Arial"/>
-                <w:b w:val="0"/>
-                <w:i w:val="0"/>
-                <w:color w:val="111827"/>
-                <w:sz w:val="18"/>
-              </w:rPr>
-              <w:t>Day 1 5:35-6:00</w:t>
-            </w:r>
-          </w:p>
-        </w:tc>
-        <w:tc>
-          <w:tcPr>
-            <w:tcW w:type="dxa" w:w="2437"/>
-            <w:vAlign w:val="center"/>
-          </w:tcPr>
-          <w:p>
-            <w:r>
-              <w:rPr>
-                <w:rFonts w:ascii="Arial" w:hAnsi="Arial"/>
-                <w:b w:val="0"/>
-                <w:i w:val="0"/>
-                <w:color w:val="111827"/>
-                <w:sz w:val="18"/>
-              </w:rPr>
-              <w:t>Day 1 recap and checkpoint questions</w:t>
-            </w:r>
-          </w:p>
-        </w:tc>
-        <w:tc>
-          <w:tcPr>
-            <w:tcW w:type="dxa" w:w="2437"/>
-            <w:vAlign w:val="center"/>
-          </w:tcPr>
-          <w:p>
-            <w:r>
-              <w:rPr>
-                <w:rFonts w:ascii="Arial" w:hAnsi="Arial"/>
-                <w:b w:val="0"/>
-                <w:i w:val="0"/>
-                <w:color w:val="111827"/>
-                <w:sz w:val="18"/>
-              </w:rPr>
-              <w:t>25 min</w:t>
-            </w:r>
-          </w:p>
-        </w:tc>
-        <w:tc>
-          <w:tcPr>
-            <w:tcW w:type="dxa" w:w="2437"/>
-            <w:vAlign w:val="center"/>
-          </w:tcPr>
-          <w:p>
-            <w:r>
-              <w:rPr>
-                <w:rFonts w:ascii="Arial" w:hAnsi="Arial"/>
-                <w:b w:val="0"/>
-                <w:i w:val="0"/>
-                <w:color w:val="111827"/>
-                <w:sz w:val="18"/>
-              </w:rPr>
-              <w:t>67-76</w:t>
-            </w:r>
-          </w:p>
-        </w:tc>
-      </w:tr>
-      <w:tr>
-        <w:tc>
-          <w:tcPr>
-            <w:tcW w:type="dxa" w:w="2437"/>
-            <w:vAlign w:val="center"/>
-          </w:tcPr>
-          <w:p>
-            <w:r>
-              <w:rPr>
-                <w:rFonts w:ascii="Arial" w:hAnsi="Arial"/>
-                <w:b w:val="0"/>
-                <w:i w:val="0"/>
-                <w:color w:val="111827"/>
-                <w:sz w:val="18"/>
-              </w:rPr>
-              <w:t>Day 2 9:00-9:15</w:t>
-            </w:r>
-          </w:p>
-        </w:tc>
-        <w:tc>
-          <w:tcPr>
-            <w:tcW w:type="dxa" w:w="2437"/>
-            <w:vAlign w:val="center"/>
-          </w:tcPr>
-          <w:p>
-            <w:r>
-              <w:rPr>
-                <w:rFonts w:ascii="Arial" w:hAnsi="Arial"/>
-                <w:b w:val="0"/>
-                <w:i w:val="0"/>
-                <w:color w:val="111827"/>
-                <w:sz w:val="18"/>
-              </w:rPr>
-              <w:t>Digital attendance and Day 1 recap</w:t>
-            </w:r>
-          </w:p>
-        </w:tc>
-        <w:tc>
-          <w:tcPr>
-            <w:tcW w:type="dxa" w:w="2437"/>
-            <w:vAlign w:val="center"/>
-          </w:tcPr>
-          <w:p>
-            <w:r>
-              <w:rPr>
-                <w:rFonts w:ascii="Arial" w:hAnsi="Arial"/>
-                <w:b w:val="0"/>
-                <w:i w:val="0"/>
-                <w:color w:val="111827"/>
-                <w:sz w:val="18"/>
-              </w:rPr>
-              <w:t>15 min</w:t>
-            </w:r>
-          </w:p>
-        </w:tc>
-        <w:tc>
-          <w:tcPr>
-            <w:tcW w:type="dxa" w:w="2437"/>
-            <w:vAlign w:val="center"/>
-          </w:tcPr>
-          <w:p>
-            <w:r>
-              <w:rPr>
-                <w:rFonts w:ascii="Arial" w:hAnsi="Arial"/>
-                <w:b w:val="0"/>
-                <w:i w:val="0"/>
-                <w:color w:val="111827"/>
-                <w:sz w:val="18"/>
-              </w:rPr>
-              <w:t>77</w:t>
-            </w:r>
-          </w:p>
-        </w:tc>
-      </w:tr>
-      <w:tr>
-        <w:tc>
-          <w:tcPr>
-            <w:tcW w:type="dxa" w:w="2437"/>
-            <w:vAlign w:val="center"/>
-          </w:tcPr>
-          <w:p>
-            <w:r>
-              <w:rPr>
-                <w:rFonts w:ascii="Arial" w:hAnsi="Arial"/>
-                <w:b w:val="0"/>
-                <w:i w:val="0"/>
-                <w:color w:val="111827"/>
-                <w:sz w:val="18"/>
-              </w:rPr>
-              <w:t>Day 2 9:15-10:15</w:t>
-            </w:r>
-          </w:p>
-        </w:tc>
-        <w:tc>
-          <w:tcPr>
-            <w:tcW w:type="dxa" w:w="2437"/>
-            <w:vAlign w:val="center"/>
-          </w:tcPr>
-          <w:p>
-            <w:r>
-              <w:rPr>
-                <w:rFonts w:ascii="Arial" w:hAnsi="Arial"/>
-                <w:b w:val="0"/>
-                <w:i w:val="0"/>
-                <w:color w:val="111827"/>
-                <w:sz w:val="18"/>
-              </w:rPr>
-              <w:t>Lab 07 - Custom Language Models and Question Answering</w:t>
-            </w:r>
-          </w:p>
-        </w:tc>
-        <w:tc>
-          <w:tcPr>
-            <w:tcW w:type="dxa" w:w="2437"/>
-            <w:vAlign w:val="center"/>
-          </w:tcPr>
-          <w:p>
-            <w:r>
-              <w:rPr>
-                <w:rFonts w:ascii="Arial" w:hAnsi="Arial"/>
-                <w:b w:val="0"/>
-                <w:i w:val="0"/>
-                <w:color w:val="111827"/>
-                <w:sz w:val="18"/>
-              </w:rPr>
-              <w:t>60 min</w:t>
-            </w:r>
-          </w:p>
-        </w:tc>
-        <w:tc>
-          <w:tcPr>
-            <w:tcW w:type="dxa" w:w="2437"/>
-            <w:vAlign w:val="center"/>
-          </w:tcPr>
-          <w:p>
-            <w:r>
-              <w:rPr>
-                <w:rFonts w:ascii="Arial" w:hAnsi="Arial"/>
-                <w:b w:val="0"/>
-                <w:i w:val="0"/>
-                <w:color w:val="111827"/>
-                <w:sz w:val="18"/>
-              </w:rPr>
-              <w:t>78-87</w:t>
-            </w:r>
-          </w:p>
-        </w:tc>
-      </w:tr>
-      <w:tr>
-        <w:tc>
-          <w:tcPr>
-            <w:tcW w:type="dxa" w:w="2437"/>
-            <w:vAlign w:val="center"/>
-          </w:tcPr>
-          <w:p>
-            <w:r>
-              <w:rPr>
-                <w:rFonts w:ascii="Arial" w:hAnsi="Arial"/>
-                <w:b w:val="0"/>
-                <w:i w:val="0"/>
-                <w:color w:val="111827"/>
-                <w:sz w:val="18"/>
-              </w:rPr>
-              <w:t>Day 2 10:15-10:30</w:t>
-            </w:r>
-          </w:p>
-        </w:tc>
-        <w:tc>
-          <w:tcPr>
-            <w:tcW w:type="dxa" w:w="2437"/>
-            <w:vAlign w:val="center"/>
-          </w:tcPr>
-          <w:p>
-            <w:r>
-              <w:rPr>
-                <w:rFonts w:ascii="Arial" w:hAnsi="Arial"/>
-                <w:b w:val="0"/>
-                <w:i w:val="0"/>
-                <w:color w:val="111827"/>
-                <w:sz w:val="18"/>
-              </w:rPr>
-              <w:t>Tea break</w:t>
-            </w:r>
-          </w:p>
-        </w:tc>
-        <w:tc>
-          <w:tcPr>
-            <w:tcW w:type="dxa" w:w="2437"/>
-            <w:vAlign w:val="center"/>
-          </w:tcPr>
-          <w:p>
-            <w:r>
-              <w:rPr>
-                <w:rFonts w:ascii="Arial" w:hAnsi="Arial"/>
-                <w:b w:val="0"/>
-                <w:i w:val="0"/>
-                <w:color w:val="111827"/>
-                <w:sz w:val="18"/>
-              </w:rPr>
-              <w:t>15 min</w:t>
-            </w:r>
-          </w:p>
-        </w:tc>
-        <w:tc>
-          <w:tcPr>
-            <w:tcW w:type="dxa" w:w="2437"/>
-            <w:vAlign w:val="center"/>
-          </w:tcPr>
-          <w:p>
-            <w:r>
-              <w:rPr>
-                <w:rFonts w:ascii="Arial" w:hAnsi="Arial"/>
-                <w:b w:val="0"/>
-                <w:i w:val="0"/>
-                <w:color w:val="111827"/>
-                <w:sz w:val="18"/>
-              </w:rPr>
-              <w:t>-</w:t>
-            </w:r>
-          </w:p>
-        </w:tc>
-      </w:tr>
-      <w:tr>
-        <w:tc>
-          <w:tcPr>
-            <w:tcW w:type="dxa" w:w="2437"/>
-            <w:vAlign w:val="center"/>
-          </w:tcPr>
-          <w:p>
-            <w:r>
-              <w:rPr>
-                <w:rFonts w:ascii="Arial" w:hAnsi="Arial"/>
-                <w:b w:val="0"/>
-                <w:i w:val="0"/>
-                <w:color w:val="111827"/>
-                <w:sz w:val="18"/>
-              </w:rPr>
-              <w:t>Day 2 10:30-11:45</w:t>
-            </w:r>
-          </w:p>
-        </w:tc>
-        <w:tc>
-          <w:tcPr>
-            <w:tcW w:type="dxa" w:w="2437"/>
-            <w:vAlign w:val="center"/>
-          </w:tcPr>
-          <w:p>
-            <w:r>
-              <w:rPr>
-                <w:rFonts w:ascii="Arial" w:hAnsi="Arial"/>
-                <w:b w:val="0"/>
-                <w:i w:val="0"/>
-                <w:color w:val="111827"/>
-                <w:sz w:val="18"/>
-              </w:rPr>
-              <w:t>Lab 08 - Azure AI Search, knowledge mining, vector search</w:t>
-            </w:r>
-          </w:p>
-        </w:tc>
-        <w:tc>
-          <w:tcPr>
-            <w:tcW w:type="dxa" w:w="2437"/>
-            <w:vAlign w:val="center"/>
-          </w:tcPr>
-          <w:p>
-            <w:r>
-              <w:rPr>
-                <w:rFonts w:ascii="Arial" w:hAnsi="Arial"/>
-                <w:b w:val="0"/>
-                <w:i w:val="0"/>
-                <w:color w:val="111827"/>
-                <w:sz w:val="18"/>
-              </w:rPr>
-              <w:t>75 min</w:t>
-            </w:r>
-          </w:p>
-        </w:tc>
-        <w:tc>
-          <w:tcPr>
-            <w:tcW w:type="dxa" w:w="2437"/>
-            <w:vAlign w:val="center"/>
-          </w:tcPr>
-          <w:p>
-            <w:r>
-              <w:rPr>
-                <w:rFonts w:ascii="Arial" w:hAnsi="Arial"/>
-                <w:b w:val="0"/>
-                <w:i w:val="0"/>
-                <w:color w:val="111827"/>
-                <w:sz w:val="18"/>
-              </w:rPr>
-              <w:t>88-97</w:t>
-            </w:r>
-          </w:p>
-        </w:tc>
-      </w:tr>
-      <w:tr>
-        <w:tc>
-          <w:tcPr>
-            <w:tcW w:type="dxa" w:w="2437"/>
-            <w:vAlign w:val="center"/>
-          </w:tcPr>
-          <w:p>
-            <w:r>
-              <w:rPr>
-                <w:rFonts w:ascii="Arial" w:hAnsi="Arial"/>
-                <w:b w:val="0"/>
-                <w:i w:val="0"/>
-                <w:color w:val="111827"/>
-                <w:sz w:val="18"/>
-              </w:rPr>
-              <w:t>Day 2 11:45-1:00</w:t>
-            </w:r>
-          </w:p>
-        </w:tc>
-        <w:tc>
-          <w:tcPr>
-            <w:tcW w:type="dxa" w:w="2437"/>
-            <w:vAlign w:val="center"/>
-          </w:tcPr>
-          <w:p>
-            <w:r>
-              <w:rPr>
-                <w:rFonts w:ascii="Arial" w:hAnsi="Arial"/>
-                <w:b w:val="0"/>
-                <w:i w:val="0"/>
-                <w:color w:val="111827"/>
-                <w:sz w:val="18"/>
-              </w:rPr>
-              <w:t>Lab 09 - Document Intelligence and Content Understanding</w:t>
-            </w:r>
-          </w:p>
-        </w:tc>
-        <w:tc>
-          <w:tcPr>
-            <w:tcW w:type="dxa" w:w="2437"/>
-            <w:vAlign w:val="center"/>
-          </w:tcPr>
-          <w:p>
-            <w:r>
-              <w:rPr>
-                <w:rFonts w:ascii="Arial" w:hAnsi="Arial"/>
-                <w:b w:val="0"/>
-                <w:i w:val="0"/>
-                <w:color w:val="111827"/>
-                <w:sz w:val="18"/>
-              </w:rPr>
-              <w:t>75 min</w:t>
-            </w:r>
-          </w:p>
-        </w:tc>
-        <w:tc>
-          <w:tcPr>
-            <w:tcW w:type="dxa" w:w="2437"/>
-            <w:vAlign w:val="center"/>
-          </w:tcPr>
-          <w:p>
-            <w:r>
-              <w:rPr>
-                <w:rFonts w:ascii="Arial" w:hAnsi="Arial"/>
-                <w:b w:val="0"/>
-                <w:i w:val="0"/>
-                <w:color w:val="111827"/>
-                <w:sz w:val="18"/>
-              </w:rPr>
-              <w:t>98-107</w:t>
-            </w:r>
-          </w:p>
-        </w:tc>
-      </w:tr>
-      <w:tr>
-        <w:tc>
-          <w:tcPr>
-            <w:tcW w:type="dxa" w:w="2437"/>
-            <w:vAlign w:val="center"/>
-          </w:tcPr>
-          <w:p>
-            <w:r>
-              <w:rPr>
-                <w:rFonts w:ascii="Arial" w:hAnsi="Arial"/>
-                <w:b w:val="0"/>
-                <w:i w:val="0"/>
-                <w:color w:val="111827"/>
-                <w:sz w:val="18"/>
-              </w:rPr>
-              <w:t>Day 2 1:00-2:00</w:t>
-            </w:r>
-          </w:p>
-        </w:tc>
-        <w:tc>
-          <w:tcPr>
-            <w:tcW w:type="dxa" w:w="2437"/>
-            <w:vAlign w:val="center"/>
-          </w:tcPr>
-          <w:p>
-            <w:r>
-              <w:rPr>
-                <w:rFonts w:ascii="Arial" w:hAnsi="Arial"/>
-                <w:b w:val="0"/>
-                <w:i w:val="0"/>
-                <w:color w:val="111827"/>
-                <w:sz w:val="18"/>
-              </w:rPr>
-              <w:t>Lunch break</w:t>
-            </w:r>
-          </w:p>
-        </w:tc>
-        <w:tc>
-          <w:tcPr>
-            <w:tcW w:type="dxa" w:w="2437"/>
-            <w:vAlign w:val="center"/>
-          </w:tcPr>
-          <w:p>
-            <w:r>
-              <w:rPr>
-                <w:rFonts w:ascii="Arial" w:hAnsi="Arial"/>
-                <w:b w:val="0"/>
-                <w:i w:val="0"/>
-                <w:color w:val="111827"/>
-                <w:sz w:val="18"/>
-              </w:rPr>
-              <w:t>60 min</w:t>
-            </w:r>
-          </w:p>
-        </w:tc>
-        <w:tc>
-          <w:tcPr>
-            <w:tcW w:type="dxa" w:w="2437"/>
-            <w:vAlign w:val="center"/>
-          </w:tcPr>
-          <w:p>
-            <w:r>
-              <w:rPr>
-                <w:rFonts w:ascii="Arial" w:hAnsi="Arial"/>
-                <w:b w:val="0"/>
-                <w:i w:val="0"/>
-                <w:color w:val="111827"/>
-                <w:sz w:val="18"/>
-              </w:rPr>
-              <w:t>-</w:t>
-            </w:r>
-          </w:p>
-        </w:tc>
-      </w:tr>
-      <w:tr>
-        <w:tc>
-          <w:tcPr>
-            <w:tcW w:type="dxa" w:w="2437"/>
-            <w:vAlign w:val="center"/>
-          </w:tcPr>
-          <w:p>
-            <w:r>
-              <w:rPr>
-                <w:rFonts w:ascii="Arial" w:hAnsi="Arial"/>
-                <w:b w:val="0"/>
-                <w:i w:val="0"/>
-                <w:color w:val="111827"/>
-                <w:sz w:val="18"/>
-              </w:rPr>
-              <w:t>Day 2 2:00-3:30</w:t>
-            </w:r>
-          </w:p>
-        </w:tc>
-        <w:tc>
-          <w:tcPr>
-            <w:tcW w:type="dxa" w:w="2437"/>
-            <w:vAlign w:val="center"/>
-          </w:tcPr>
-          <w:p>
-            <w:r>
-              <w:rPr>
-                <w:rFonts w:ascii="Arial" w:hAnsi="Arial"/>
-                <w:b w:val="0"/>
-                <w:i w:val="0"/>
-                <w:color w:val="111827"/>
-                <w:sz w:val="18"/>
-              </w:rPr>
-              <w:t>Lab 10 - AI-102 capstone and course review</w:t>
-            </w:r>
-          </w:p>
-        </w:tc>
-        <w:tc>
-          <w:tcPr>
-            <w:tcW w:type="dxa" w:w="2437"/>
-            <w:vAlign w:val="center"/>
-          </w:tcPr>
-          <w:p>
-            <w:r>
-              <w:rPr>
-                <w:rFonts w:ascii="Arial" w:hAnsi="Arial"/>
-                <w:b w:val="0"/>
-                <w:i w:val="0"/>
-                <w:color w:val="111827"/>
-                <w:sz w:val="18"/>
-              </w:rPr>
-              <w:t>90 min</w:t>
-            </w:r>
-          </w:p>
-        </w:tc>
-        <w:tc>
-          <w:tcPr>
-            <w:tcW w:type="dxa" w:w="2437"/>
-            <w:vAlign w:val="center"/>
-          </w:tcPr>
-          <w:p>
-            <w:r>
-              <w:rPr>
-                <w:rFonts w:ascii="Arial" w:hAnsi="Arial"/>
-                <w:b w:val="0"/>
-                <w:i w:val="0"/>
-                <w:color w:val="111827"/>
-                <w:sz w:val="18"/>
-              </w:rPr>
-              <w:t>108-118</w:t>
-            </w:r>
-          </w:p>
-        </w:tc>
-      </w:tr>
-      <w:tr>
-        <w:tc>
-          <w:tcPr>
-            <w:tcW w:type="dxa" w:w="2437"/>
-            <w:vAlign w:val="center"/>
-          </w:tcPr>
-          <w:p>
-            <w:r>
-              <w:rPr>
-                <w:rFonts w:ascii="Arial" w:hAnsi="Arial"/>
-                <w:b w:val="0"/>
-                <w:i w:val="0"/>
-                <w:color w:val="111827"/>
-                <w:sz w:val="18"/>
-              </w:rPr>
-              <w:t>Day 2 3:30-4:00</w:t>
-            </w:r>
-          </w:p>
-        </w:tc>
-        <w:tc>
-          <w:tcPr>
-            <w:tcW w:type="dxa" w:w="2437"/>
-            <w:vAlign w:val="center"/>
-          </w:tcPr>
-          <w:p>
-            <w:r>
-              <w:rPr>
-                <w:rFonts w:ascii="Arial" w:hAnsi="Arial"/>
-                <w:b w:val="0"/>
-                <w:i w:val="0"/>
-                <w:color w:val="111827"/>
-                <w:sz w:val="18"/>
-              </w:rPr>
-              <w:t>Assessment briefing and review</w:t>
-            </w:r>
-          </w:p>
-        </w:tc>
-        <w:tc>
-          <w:tcPr>
-            <w:tcW w:type="dxa" w:w="2437"/>
-            <w:vAlign w:val="center"/>
-          </w:tcPr>
-          <w:p>
-            <w:r>
-              <w:rPr>
-                <w:rFonts w:ascii="Arial" w:hAnsi="Arial"/>
-                <w:b w:val="0"/>
-                <w:i w:val="0"/>
-                <w:color w:val="111827"/>
-                <w:sz w:val="18"/>
-              </w:rPr>
-              <w:t>30 min</w:t>
-            </w:r>
-          </w:p>
-        </w:tc>
-        <w:tc>
-          <w:tcPr>
-            <w:tcW w:type="dxa" w:w="2437"/>
-            <w:vAlign w:val="center"/>
-          </w:tcPr>
-          <w:p>
-            <w:r>
-              <w:rPr>
-                <w:rFonts w:ascii="Arial" w:hAnsi="Arial"/>
-                <w:b w:val="0"/>
-                <w:i w:val="0"/>
-                <w:color w:val="111827"/>
-                <w:sz w:val="18"/>
-              </w:rPr>
-              <w:t>12-13</w:t>
-            </w:r>
-          </w:p>
-        </w:tc>
-      </w:tr>
-      <w:tr>
-        <w:tc>
-          <w:tcPr>
-            <w:tcW w:type="dxa" w:w="2437"/>
-            <w:vAlign w:val="center"/>
-          </w:tcPr>
-          <w:p>
-            <w:r>
-              <w:rPr>
-                <w:rFonts w:ascii="Arial" w:hAnsi="Arial"/>
-                <w:b w:val="0"/>
-                <w:i w:val="0"/>
-                <w:color w:val="111827"/>
-                <w:sz w:val="18"/>
-              </w:rPr>
-              <w:t>Day 2 4:00-5:15</w:t>
-            </w:r>
-          </w:p>
-        </w:tc>
-        <w:tc>
-          <w:tcPr>
-            <w:tcW w:type="dxa" w:w="2437"/>
-            <w:vAlign w:val="center"/>
-          </w:tcPr>
-          <w:p>
-            <w:r>
-              <w:rPr>
-                <w:rFonts w:ascii="Arial" w:hAnsi="Arial"/>
-                <w:b w:val="0"/>
-                <w:i w:val="0"/>
-                <w:color w:val="111827"/>
-                <w:sz w:val="18"/>
-              </w:rPr>
-              <w:t>Final assessment</w:t>
-            </w:r>
-          </w:p>
-        </w:tc>
-        <w:tc>
-          <w:tcPr>
-            <w:tcW w:type="dxa" w:w="2437"/>
-            <w:vAlign w:val="center"/>
-          </w:tcPr>
-          <w:p>
-            <w:r>
-              <w:rPr>
-                <w:rFonts w:ascii="Arial" w:hAnsi="Arial"/>
-                <w:b w:val="0"/>
-                <w:i w:val="0"/>
-                <w:color w:val="111827"/>
-                <w:sz w:val="18"/>
-              </w:rPr>
-              <w:t>75 min</w:t>
-            </w:r>
-          </w:p>
-        </w:tc>
-        <w:tc>
-          <w:tcPr>
-            <w:tcW w:type="dxa" w:w="2437"/>
-            <w:vAlign w:val="center"/>
-          </w:tcPr>
-          <w:p>
-            <w:r>
-              <w:rPr>
-                <w:rFonts w:ascii="Arial" w:hAnsi="Arial"/>
-                <w:b w:val="0"/>
-                <w:i w:val="0"/>
-                <w:color w:val="111827"/>
-                <w:sz w:val="18"/>
-              </w:rPr>
-              <w:t>12</w:t>
-            </w:r>
-          </w:p>
-        </w:tc>
-      </w:tr>
-      <w:tr>
-        <w:tc>
-          <w:tcPr>
-            <w:tcW w:type="dxa" w:w="2437"/>
-            <w:vAlign w:val="center"/>
-          </w:tcPr>
-          <w:p>
-            <w:r>
-              <w:rPr>
-                <w:rFonts w:ascii="Arial" w:hAnsi="Arial"/>
-                <w:b w:val="0"/>
-                <w:i w:val="0"/>
-                <w:color w:val="111827"/>
-                <w:sz w:val="18"/>
-              </w:rPr>
-              <w:t>Day 2 5:15-5:30</w:t>
-            </w:r>
-          </w:p>
-        </w:tc>
-        <w:tc>
-          <w:tcPr>
-            <w:tcW w:type="dxa" w:w="2437"/>
-            <w:vAlign w:val="center"/>
-          </w:tcPr>
-          <w:p>
-            <w:r>
-              <w:rPr>
-                <w:rFonts w:ascii="Arial" w:hAnsi="Arial"/>
-                <w:b w:val="0"/>
-                <w:i w:val="0"/>
-                <w:color w:val="111827"/>
-                <w:sz w:val="18"/>
-              </w:rPr>
-              <w:t>Tea break</w:t>
-            </w:r>
-          </w:p>
-        </w:tc>
-        <w:tc>
-          <w:tcPr>
-            <w:tcW w:type="dxa" w:w="2437"/>
-            <w:vAlign w:val="center"/>
-          </w:tcPr>
-          <w:p>
-            <w:r>
-              <w:rPr>
-                <w:rFonts w:ascii="Arial" w:hAnsi="Arial"/>
-                <w:b w:val="0"/>
-                <w:i w:val="0"/>
-                <w:color w:val="111827"/>
-                <w:sz w:val="18"/>
-              </w:rPr>
-              <w:t>15 min</w:t>
-            </w:r>
-          </w:p>
-        </w:tc>
-        <w:tc>
-          <w:tcPr>
-            <w:tcW w:type="dxa" w:w="2437"/>
-            <w:vAlign w:val="center"/>
-          </w:tcPr>
-          <w:p>
-            <w:r>
-              <w:rPr>
-                <w:rFonts w:ascii="Arial" w:hAnsi="Arial"/>
-                <w:b w:val="0"/>
-                <w:i w:val="0"/>
-                <w:color w:val="111827"/>
-                <w:sz w:val="18"/>
-              </w:rPr>
-              <w:t>-</w:t>
-            </w:r>
-          </w:p>
-        </w:tc>
-      </w:tr>
-      <w:tr>
-        <w:tc>
-          <w:tcPr>
-            <w:tcW w:type="dxa" w:w="2437"/>
-            <w:vAlign w:val="center"/>
-          </w:tcPr>
-          <w:p>
-            <w:r>
-              <w:rPr>
-                <w:rFonts w:ascii="Arial" w:hAnsi="Arial"/>
-                <w:b w:val="0"/>
-                <w:i w:val="0"/>
-                <w:color w:val="111827"/>
-                <w:sz w:val="18"/>
-              </w:rPr>
-              <w:t>Day 2 5:30-6:00</w:t>
-            </w:r>
-          </w:p>
-        </w:tc>
-        <w:tc>
-          <w:tcPr>
-            <w:tcW w:type="dxa" w:w="2437"/>
-            <w:vAlign w:val="center"/>
-          </w:tcPr>
-          <w:p>
-            <w:r>
-              <w:rPr>
-                <w:rFonts w:ascii="Arial" w:hAnsi="Arial"/>
-                <w:b w:val="0"/>
-                <w:i w:val="0"/>
-                <w:color w:val="111827"/>
-                <w:sz w:val="18"/>
-              </w:rPr>
-              <w:t>TRAQOM, support, closing</w:t>
-            </w:r>
-          </w:p>
-        </w:tc>
-        <w:tc>
-          <w:tcPr>
-            <w:tcW w:type="dxa" w:w="2437"/>
-            <w:vAlign w:val="center"/>
-          </w:tcPr>
-          <w:p>
-            <w:r>
-              <w:rPr>
-                <w:rFonts w:ascii="Arial" w:hAnsi="Arial"/>
-                <w:b w:val="0"/>
-                <w:i w:val="0"/>
-                <w:color w:val="111827"/>
-                <w:sz w:val="18"/>
-              </w:rPr>
-              <w:t>30 min</w:t>
-            </w:r>
-          </w:p>
-        </w:tc>
-        <w:tc>
-          <w:tcPr>
-            <w:tcW w:type="dxa" w:w="2437"/>
-            <w:vAlign w:val="center"/>
-          </w:tcPr>
-          <w:p>
-            <w:r>
-              <w:rPr>
-                <w:rFonts w:ascii="Arial" w:hAnsi="Arial"/>
-                <w:b w:val="0"/>
-                <w:i w:val="0"/>
-                <w:color w:val="111827"/>
-                <w:sz w:val="18"/>
-              </w:rPr>
-              <w:t>119-124</w:t>
-            </w:r>
-          </w:p>
-        </w:tc>
-      </w:tr>
-    </w:tbl>
+    <w:p>
+      <w:pPr>
+        <w:pStyle w:val="Heading2"/>
+      </w:pPr>
+      <w:r>
+        <w:t>Topic 01 - Plan, secure, and operate Foundry services · Slides 17–26</w:t>
+      </w:r>
+    </w:p>
+    <w:p>
+      <w:pPr>
+        <w:pStyle w:val="Heading3"/>
+      </w:pPr>
+      <w:r>
+        <w:t>Lab 01 - Plan, Manage, Monitor, and Secure an Azure AI Solution · Slide 25</w:t>
+      </w:r>
+    </w:p>
+    <w:p>
+      <w:r>
+        <w:t>Coverage: architecture and boundaries; runtime mechanism; exact fields/endpoints; implementation excerpt; editable metric; decision rule; failure/control; activity bridge; acceptance evidence.</w:t>
+      </w:r>
+    </w:p>
+    <w:p>
+      <w:pPr>
+        <w:pStyle w:val="Heading2"/>
+      </w:pPr>
+      <w:r>
+        <w:t>Topic 02 - Responsible AI, content safety, and governance · Slides 27–37</w:t>
+      </w:r>
+    </w:p>
+    <w:p>
+      <w:pPr>
+        <w:pStyle w:val="Heading3"/>
+      </w:pPr>
+      <w:r>
+        <w:t>Lab 02 - Responsible AI, Content Safety, Governance · Slide 36</w:t>
+      </w:r>
+    </w:p>
+    <w:p>
+      <w:r>
+        <w:t>Coverage: architecture and boundaries; runtime mechanism; exact fields/endpoints; implementation excerpt; editable metric; decision rule; failure/control; activity bridge; acceptance evidence.</w:t>
+      </w:r>
+    </w:p>
+    <w:p>
+      <w:pPr>
+        <w:pStyle w:val="Heading2"/>
+      </w:pPr>
+      <w:r>
+        <w:t>Topic 03 - Generative AI, prompt flow, and grounded RAG · Slides 38–47</w:t>
+      </w:r>
+    </w:p>
+    <w:p>
+      <w:pPr>
+        <w:pStyle w:val="Heading3"/>
+      </w:pPr>
+      <w:r>
+        <w:t>Lab 03 - Generative AI, Foundry, Azure OpenAI, Prompt Flow, RAG · Slide 46</w:t>
+      </w:r>
+    </w:p>
+    <w:p>
+      <w:r>
+        <w:t>Coverage: architecture and boundaries; runtime mechanism; exact fields/endpoints; implementation excerpt; editable metric; decision rule; failure/control; activity bridge; acceptance evidence.</w:t>
+      </w:r>
+    </w:p>
+    <w:p>
+      <w:pPr>
+        <w:pStyle w:val="Heading2"/>
+      </w:pPr>
+      <w:r>
+        <w:t>Topic 04 - Agents, tools, memory, and multi-agent control · Slides 48–57</w:t>
+      </w:r>
+    </w:p>
+    <w:p>
+      <w:pPr>
+        <w:pStyle w:val="Heading3"/>
+      </w:pPr>
+      <w:r>
+        <w:t>Lab 04 - Agentic AI, Foundry Agent Service, Multi-Agent Concepts · Slide 56</w:t>
+      </w:r>
+    </w:p>
+    <w:p>
+      <w:r>
+        <w:t>Coverage: architecture and boundaries; runtime mechanism; exact fields/endpoints; implementation excerpt; editable metric; decision rule; failure/control; activity bridge; acceptance evidence.</w:t>
+      </w:r>
+    </w:p>
+    <w:p>
+      <w:pPr>
+        <w:pStyle w:val="Heading2"/>
+      </w:pPr>
+      <w:r>
+        <w:t>Topic 05 - Computer vision, custom models, and video · Slides 58–67</w:t>
+      </w:r>
+    </w:p>
+    <w:p>
+      <w:pPr>
+        <w:pStyle w:val="Heading3"/>
+      </w:pPr>
+      <w:r>
+        <w:t>Lab 05 - Computer Vision, Custom Vision, Video Insights · Slide 66</w:t>
+      </w:r>
+    </w:p>
+    <w:p>
+      <w:r>
+        <w:t>Coverage: architecture and boundaries; runtime mechanism; exact fields/endpoints; implementation excerpt; editable metric; decision rule; failure/control; activity bridge; acceptance evidence.</w:t>
+      </w:r>
+    </w:p>
+    <w:p>
+      <w:pPr>
+        <w:pStyle w:val="Heading2"/>
+      </w:pPr>
+      <w:r>
+        <w:t>Topic 06 - Language, speech, translation, and SSML · Slides 68–77</w:t>
+      </w:r>
+    </w:p>
+    <w:p>
+      <w:pPr>
+        <w:pStyle w:val="Heading3"/>
+      </w:pPr>
+      <w:r>
+        <w:t>Lab 06 - NLP, Language, Speech, Translation · Slide 76</w:t>
+      </w:r>
+    </w:p>
+    <w:p>
+      <w:r>
+        <w:t>Coverage: architecture and boundaries; runtime mechanism; exact fields/endpoints; implementation excerpt; editable metric; decision rule; failure/control; activity bridge; acceptance evidence.</w:t>
+      </w:r>
+    </w:p>
+    <w:p>
+      <w:pPr>
+        <w:pStyle w:val="Heading2"/>
+      </w:pPr>
+      <w:r>
+        <w:t>Topic 07 - Custom language understanding and question answering · Slides 79–88</w:t>
+      </w:r>
+    </w:p>
+    <w:p>
+      <w:pPr>
+        <w:pStyle w:val="Heading3"/>
+      </w:pPr>
+      <w:r>
+        <w:t>Lab 07 - Custom Language Models and Question Answering · Slide 87</w:t>
+      </w:r>
+    </w:p>
+    <w:p>
+      <w:r>
+        <w:t>Coverage: architecture and boundaries; runtime mechanism; exact fields/endpoints; implementation excerpt; editable metric; decision rule; failure/control; activity bridge; acceptance evidence.</w:t>
+      </w:r>
+    </w:p>
+    <w:p>
+      <w:pPr>
+        <w:pStyle w:val="Heading2"/>
+      </w:pPr>
+      <w:r>
+        <w:t>Topic 08 - Azure AI Search, vector retrieval, and knowledge mining · Slides 89–98</w:t>
+      </w:r>
+    </w:p>
+    <w:p>
+      <w:pPr>
+        <w:pStyle w:val="Heading3"/>
+      </w:pPr>
+      <w:r>
+        <w:t>Lab 08 - Azure AI Search, Knowledge Mining, Vector Search · Slide 97</w:t>
+      </w:r>
+    </w:p>
+    <w:p>
+      <w:r>
+        <w:t>Coverage: architecture and boundaries; runtime mechanism; exact fields/endpoints; implementation excerpt; editable metric; decision rule; failure/control; activity bridge; acceptance evidence.</w:t>
+      </w:r>
+    </w:p>
+    <w:p>
+      <w:pPr>
+        <w:pStyle w:val="Heading2"/>
+      </w:pPr>
+      <w:r>
+        <w:t>Topic 09 - Document Intelligence and Content Understanding · Slides 99–109</w:t>
+      </w:r>
+    </w:p>
+    <w:p>
+      <w:pPr>
+        <w:pStyle w:val="Heading3"/>
+      </w:pPr>
+      <w:r>
+        <w:t>Lab 09 - Document Intelligence and Content Understanding · Slide 108</w:t>
+      </w:r>
+    </w:p>
+    <w:p>
+      <w:r>
+        <w:t>Coverage: architecture and boundaries; runtime mechanism; exact fields/endpoints; implementation excerpt; editable metric; decision rule; failure/control; activity bridge; acceptance evidence.</w:t>
+      </w:r>
+    </w:p>
+    <w:p>
+      <w:pPr>
+        <w:pStyle w:val="Heading2"/>
+      </w:pPr>
+      <w:r>
+        <w:t>Topic 10 - Capstone: production AI solution decision record · Slides 110–120</w:t>
+      </w:r>
+    </w:p>
+    <w:p>
+      <w:pPr>
+        <w:pStyle w:val="Heading3"/>
+      </w:pPr>
+      <w:r>
+        <w:t>Lab 10 - AI-102 Capstone and Course Review · Slide 119</w:t>
+      </w:r>
+    </w:p>
+    <w:p>
+      <w:r>
+        <w:t>Coverage: architecture and boundaries; runtime mechanism; exact fields/endpoints; implementation excerpt; editable metric; decision rule; failure/control; activity bridge; acceptance evidence.</w:t>
+      </w:r>
+    </w:p>
     <w:p>
       <w:pPr>
         <w:pStyle w:val="Heading1"/>
       </w:pPr>
       <w:r>
-        <w:t>Labs Covered</w:t>
-      </w:r>
-    </w:p>
-    <w:tbl>
-      <w:tblPr>
-        <w:tblStyle w:val="TableGrid"/>
-        <w:tblW w:type="auto" w:w="0"/>
-        <w:jc w:val="center"/>
-        <w:tblLook w:firstColumn="1" w:firstRow="1" w:lastColumn="0" w:lastRow="0" w:noHBand="0" w:noVBand="1" w:val="04A0"/>
-      </w:tblPr>
-      <w:tblGrid>
-        <w:gridCol w:w="2437"/>
-        <w:gridCol w:w="2437"/>
-        <w:gridCol w:w="2437"/>
-        <w:gridCol w:w="2437"/>
-      </w:tblGrid>
-      <w:tr>
-        <w:tc>
-          <w:tcPr>
-            <w:tcW w:type="dxa" w:w="2437"/>
-            <w:shd w:val="clear" w:color="auto" w:fill="1F6FEB"/>
-          </w:tcPr>
-          <w:p>
-            <w:r>
-              <w:rPr>
-                <w:rFonts w:ascii="Arial" w:hAnsi="Arial"/>
-                <w:b/>
-                <w:i w:val="0"/>
-                <w:color w:val="FFFFFF"/>
-                <w:sz w:val="18"/>
-              </w:rPr>
-              <w:t>Lab</w:t>
-            </w:r>
-          </w:p>
-        </w:tc>
-        <w:tc>
-          <w:tcPr>
-            <w:tcW w:type="dxa" w:w="2437"/>
-            <w:shd w:val="clear" w:color="auto" w:fill="1F6FEB"/>
-          </w:tcPr>
-          <w:p>
-            <w:r>
-              <w:rPr>
-                <w:rFonts w:ascii="Arial" w:hAnsi="Arial"/>
-                <w:b/>
-                <w:i w:val="0"/>
-                <w:color w:val="FFFFFF"/>
-                <w:sz w:val="18"/>
-              </w:rPr>
-              <w:t>Main Topic</w:t>
-            </w:r>
-          </w:p>
-        </w:tc>
-        <w:tc>
-          <w:tcPr>
-            <w:tcW w:type="dxa" w:w="2437"/>
-            <w:shd w:val="clear" w:color="auto" w:fill="1F6FEB"/>
-          </w:tcPr>
-          <w:p>
-            <w:r>
-              <w:rPr>
-                <w:rFonts w:ascii="Arial" w:hAnsi="Arial"/>
-                <w:b/>
-                <w:i w:val="0"/>
-                <w:color w:val="FFFFFF"/>
-                <w:sz w:val="18"/>
-              </w:rPr>
-              <w:t>Title</w:t>
-            </w:r>
-          </w:p>
-        </w:tc>
-        <w:tc>
-          <w:tcPr>
-            <w:tcW w:type="dxa" w:w="2437"/>
-            <w:shd w:val="clear" w:color="auto" w:fill="1F6FEB"/>
-          </w:tcPr>
-          <w:p>
-            <w:r>
-              <w:rPr>
-                <w:rFonts w:ascii="Arial" w:hAnsi="Arial"/>
-                <w:b/>
-                <w:i w:val="0"/>
-                <w:color w:val="FFFFFF"/>
-                <w:sz w:val="18"/>
-              </w:rPr>
-              <w:t>PPT Slides</w:t>
-            </w:r>
-          </w:p>
-        </w:tc>
-      </w:tr>
-      <w:tr>
-        <w:tc>
-          <w:tcPr>
-            <w:tcW w:type="dxa" w:w="2437"/>
-            <w:vAlign w:val="center"/>
-          </w:tcPr>
-          <w:p>
-            <w:r>
-              <w:rPr>
-                <w:rFonts w:ascii="Arial" w:hAnsi="Arial"/>
-                <w:b w:val="0"/>
-                <w:i w:val="0"/>
-                <w:color w:val="111827"/>
-                <w:sz w:val="18"/>
-              </w:rPr>
-              <w:t>01</w:t>
-            </w:r>
-          </w:p>
-        </w:tc>
-        <w:tc>
-          <w:tcPr>
-            <w:tcW w:type="dxa" w:w="2437"/>
-            <w:vAlign w:val="center"/>
-          </w:tcPr>
-          <w:p>
-            <w:r>
-              <w:rPr>
-                <w:rFonts w:ascii="Arial" w:hAnsi="Arial"/>
-                <w:b w:val="0"/>
-                <w:i w:val="0"/>
-                <w:color w:val="111827"/>
-                <w:sz w:val="18"/>
-              </w:rPr>
-              <w:t>Planning and operations</w:t>
-            </w:r>
-          </w:p>
-        </w:tc>
-        <w:tc>
-          <w:tcPr>
-            <w:tcW w:type="dxa" w:w="2437"/>
-            <w:vAlign w:val="center"/>
-          </w:tcPr>
-          <w:p>
-            <w:r>
-              <w:rPr>
-                <w:rFonts w:ascii="Arial" w:hAnsi="Arial"/>
-                <w:b w:val="0"/>
-                <w:i w:val="0"/>
-                <w:color w:val="111827"/>
-                <w:sz w:val="18"/>
-              </w:rPr>
-              <w:t>Plan, Manage, Monitor, and Secure an Azure AI Solution</w:t>
-            </w:r>
-          </w:p>
-        </w:tc>
-        <w:tc>
-          <w:tcPr>
-            <w:tcW w:type="dxa" w:w="2437"/>
-            <w:vAlign w:val="center"/>
-          </w:tcPr>
-          <w:p>
-            <w:r>
-              <w:rPr>
-                <w:rFonts w:ascii="Arial" w:hAnsi="Arial"/>
-                <w:b w:val="0"/>
-                <w:i w:val="0"/>
-                <w:color w:val="111827"/>
-                <w:sz w:val="18"/>
-              </w:rPr>
-              <w:t>17-26</w:t>
-            </w:r>
-          </w:p>
-        </w:tc>
-      </w:tr>
-      <w:tr>
-        <w:tc>
-          <w:tcPr>
-            <w:tcW w:type="dxa" w:w="2437"/>
-            <w:vAlign w:val="center"/>
-          </w:tcPr>
-          <w:p>
-            <w:r>
-              <w:rPr>
-                <w:rFonts w:ascii="Arial" w:hAnsi="Arial"/>
-                <w:b w:val="0"/>
-                <w:i w:val="0"/>
-                <w:color w:val="111827"/>
-                <w:sz w:val="18"/>
-              </w:rPr>
-              <w:t>02</w:t>
-            </w:r>
-          </w:p>
-        </w:tc>
-        <w:tc>
-          <w:tcPr>
-            <w:tcW w:type="dxa" w:w="2437"/>
-            <w:vAlign w:val="center"/>
-          </w:tcPr>
-          <w:p>
-            <w:r>
-              <w:rPr>
-                <w:rFonts w:ascii="Arial" w:hAnsi="Arial"/>
-                <w:b w:val="0"/>
-                <w:i w:val="0"/>
-                <w:color w:val="111827"/>
-                <w:sz w:val="18"/>
-              </w:rPr>
-              <w:t>Responsible AI</w:t>
-            </w:r>
-          </w:p>
-        </w:tc>
-        <w:tc>
-          <w:tcPr>
-            <w:tcW w:type="dxa" w:w="2437"/>
-            <w:vAlign w:val="center"/>
-          </w:tcPr>
-          <w:p>
-            <w:r>
-              <w:rPr>
-                <w:rFonts w:ascii="Arial" w:hAnsi="Arial"/>
-                <w:b w:val="0"/>
-                <w:i w:val="0"/>
-                <w:color w:val="111827"/>
-                <w:sz w:val="18"/>
-              </w:rPr>
-              <w:t>Responsible AI, Content Safety, Governance</w:t>
-            </w:r>
-          </w:p>
-        </w:tc>
-        <w:tc>
-          <w:tcPr>
-            <w:tcW w:type="dxa" w:w="2437"/>
-            <w:vAlign w:val="center"/>
-          </w:tcPr>
-          <w:p>
-            <w:r>
-              <w:rPr>
-                <w:rFonts w:ascii="Arial" w:hAnsi="Arial"/>
-                <w:b w:val="0"/>
-                <w:i w:val="0"/>
-                <w:color w:val="111827"/>
-                <w:sz w:val="18"/>
-              </w:rPr>
-              <w:t>27-36</w:t>
-            </w:r>
-          </w:p>
-        </w:tc>
-      </w:tr>
-      <w:tr>
-        <w:tc>
-          <w:tcPr>
-            <w:tcW w:type="dxa" w:w="2437"/>
-            <w:vAlign w:val="center"/>
-          </w:tcPr>
-          <w:p>
-            <w:r>
-              <w:rPr>
-                <w:rFonts w:ascii="Arial" w:hAnsi="Arial"/>
-                <w:b w:val="0"/>
-                <w:i w:val="0"/>
-                <w:color w:val="111827"/>
-                <w:sz w:val="18"/>
-              </w:rPr>
-              <w:t>03</w:t>
-            </w:r>
-          </w:p>
-        </w:tc>
-        <w:tc>
-          <w:tcPr>
-            <w:tcW w:type="dxa" w:w="2437"/>
-            <w:vAlign w:val="center"/>
-          </w:tcPr>
-          <w:p>
-            <w:r>
-              <w:rPr>
-                <w:rFonts w:ascii="Arial" w:hAnsi="Arial"/>
-                <w:b w:val="0"/>
-                <w:i w:val="0"/>
-                <w:color w:val="111827"/>
-                <w:sz w:val="18"/>
-              </w:rPr>
-              <w:t>Generative AI</w:t>
-            </w:r>
-          </w:p>
-        </w:tc>
-        <w:tc>
-          <w:tcPr>
-            <w:tcW w:type="dxa" w:w="2437"/>
-            <w:vAlign w:val="center"/>
-          </w:tcPr>
-          <w:p>
-            <w:r>
-              <w:rPr>
-                <w:rFonts w:ascii="Arial" w:hAnsi="Arial"/>
-                <w:b w:val="0"/>
-                <w:i w:val="0"/>
-                <w:color w:val="111827"/>
-                <w:sz w:val="18"/>
-              </w:rPr>
-              <w:t>Generative AI, Foundry, Azure OpenAI, Prompt Flow, RAG</w:t>
-            </w:r>
-          </w:p>
-        </w:tc>
-        <w:tc>
-          <w:tcPr>
-            <w:tcW w:type="dxa" w:w="2437"/>
-            <w:vAlign w:val="center"/>
-          </w:tcPr>
-          <w:p>
-            <w:r>
-              <w:rPr>
-                <w:rFonts w:ascii="Arial" w:hAnsi="Arial"/>
-                <w:b w:val="0"/>
-                <w:i w:val="0"/>
-                <w:color w:val="111827"/>
-                <w:sz w:val="18"/>
-              </w:rPr>
-              <w:t>37-46</w:t>
-            </w:r>
-          </w:p>
-        </w:tc>
-      </w:tr>
-      <w:tr>
-        <w:tc>
-          <w:tcPr>
-            <w:tcW w:type="dxa" w:w="2437"/>
-            <w:vAlign w:val="center"/>
-          </w:tcPr>
-          <w:p>
-            <w:r>
-              <w:rPr>
-                <w:rFonts w:ascii="Arial" w:hAnsi="Arial"/>
-                <w:b w:val="0"/>
-                <w:i w:val="0"/>
-                <w:color w:val="111827"/>
-                <w:sz w:val="18"/>
-              </w:rPr>
-              <w:t>04</w:t>
-            </w:r>
-          </w:p>
-        </w:tc>
-        <w:tc>
-          <w:tcPr>
-            <w:tcW w:type="dxa" w:w="2437"/>
-            <w:vAlign w:val="center"/>
-          </w:tcPr>
-          <w:p>
-            <w:r>
-              <w:rPr>
-                <w:rFonts w:ascii="Arial" w:hAnsi="Arial"/>
-                <w:b w:val="0"/>
-                <w:i w:val="0"/>
-                <w:color w:val="111827"/>
-                <w:sz w:val="18"/>
-              </w:rPr>
-              <w:t>Agents</w:t>
-            </w:r>
-          </w:p>
-        </w:tc>
-        <w:tc>
-          <w:tcPr>
-            <w:tcW w:type="dxa" w:w="2437"/>
-            <w:vAlign w:val="center"/>
-          </w:tcPr>
-          <w:p>
-            <w:r>
-              <w:rPr>
-                <w:rFonts w:ascii="Arial" w:hAnsi="Arial"/>
-                <w:b w:val="0"/>
-                <w:i w:val="0"/>
-                <w:color w:val="111827"/>
-                <w:sz w:val="18"/>
-              </w:rPr>
-              <w:t>Agentic AI, Foundry Agent Service, Multi-Agent Concepts</w:t>
-            </w:r>
-          </w:p>
-        </w:tc>
-        <w:tc>
-          <w:tcPr>
-            <w:tcW w:type="dxa" w:w="2437"/>
-            <w:vAlign w:val="center"/>
-          </w:tcPr>
-          <w:p>
-            <w:r>
-              <w:rPr>
-                <w:rFonts w:ascii="Arial" w:hAnsi="Arial"/>
-                <w:b w:val="0"/>
-                <w:i w:val="0"/>
-                <w:color w:val="111827"/>
-                <w:sz w:val="18"/>
-              </w:rPr>
-              <w:t>47-56</w:t>
-            </w:r>
-          </w:p>
-        </w:tc>
-      </w:tr>
-      <w:tr>
-        <w:tc>
-          <w:tcPr>
-            <w:tcW w:type="dxa" w:w="2437"/>
-            <w:vAlign w:val="center"/>
-          </w:tcPr>
-          <w:p>
-            <w:r>
-              <w:rPr>
-                <w:rFonts w:ascii="Arial" w:hAnsi="Arial"/>
-                <w:b w:val="0"/>
-                <w:i w:val="0"/>
-                <w:color w:val="111827"/>
-                <w:sz w:val="18"/>
-              </w:rPr>
-              <w:t>05</w:t>
-            </w:r>
-          </w:p>
-        </w:tc>
-        <w:tc>
-          <w:tcPr>
-            <w:tcW w:type="dxa" w:w="2437"/>
-            <w:vAlign w:val="center"/>
-          </w:tcPr>
-          <w:p>
-            <w:r>
-              <w:rPr>
-                <w:rFonts w:ascii="Arial" w:hAnsi="Arial"/>
-                <w:b w:val="0"/>
-                <w:i w:val="0"/>
-                <w:color w:val="111827"/>
-                <w:sz w:val="18"/>
-              </w:rPr>
-              <w:t>Vision</w:t>
-            </w:r>
-          </w:p>
-        </w:tc>
-        <w:tc>
-          <w:tcPr>
-            <w:tcW w:type="dxa" w:w="2437"/>
-            <w:vAlign w:val="center"/>
-          </w:tcPr>
-          <w:p>
-            <w:r>
-              <w:rPr>
-                <w:rFonts w:ascii="Arial" w:hAnsi="Arial"/>
-                <w:b w:val="0"/>
-                <w:i w:val="0"/>
-                <w:color w:val="111827"/>
-                <w:sz w:val="18"/>
-              </w:rPr>
-              <w:t>Computer Vision, Custom Vision, Video Insights</w:t>
-            </w:r>
-          </w:p>
-        </w:tc>
-        <w:tc>
-          <w:tcPr>
-            <w:tcW w:type="dxa" w:w="2437"/>
-            <w:vAlign w:val="center"/>
-          </w:tcPr>
-          <w:p>
-            <w:r>
-              <w:rPr>
-                <w:rFonts w:ascii="Arial" w:hAnsi="Arial"/>
-                <w:b w:val="0"/>
-                <w:i w:val="0"/>
-                <w:color w:val="111827"/>
-                <w:sz w:val="18"/>
-              </w:rPr>
-              <w:t>57-66</w:t>
-            </w:r>
-          </w:p>
-        </w:tc>
-      </w:tr>
-      <w:tr>
-        <w:tc>
-          <w:tcPr>
-            <w:tcW w:type="dxa" w:w="2437"/>
-            <w:vAlign w:val="center"/>
-          </w:tcPr>
-          <w:p>
-            <w:r>
-              <w:rPr>
-                <w:rFonts w:ascii="Arial" w:hAnsi="Arial"/>
-                <w:b w:val="0"/>
-                <w:i w:val="0"/>
-                <w:color w:val="111827"/>
-                <w:sz w:val="18"/>
-              </w:rPr>
-              <w:t>06</w:t>
-            </w:r>
-          </w:p>
-        </w:tc>
-        <w:tc>
-          <w:tcPr>
-            <w:tcW w:type="dxa" w:w="2437"/>
-            <w:vAlign w:val="center"/>
-          </w:tcPr>
-          <w:p>
-            <w:r>
-              <w:rPr>
-                <w:rFonts w:ascii="Arial" w:hAnsi="Arial"/>
-                <w:b w:val="0"/>
-                <w:i w:val="0"/>
-                <w:color w:val="111827"/>
-                <w:sz w:val="18"/>
-              </w:rPr>
-              <w:t>Language and speech</w:t>
-            </w:r>
-          </w:p>
-        </w:tc>
-        <w:tc>
-          <w:tcPr>
-            <w:tcW w:type="dxa" w:w="2437"/>
-            <w:vAlign w:val="center"/>
-          </w:tcPr>
-          <w:p>
-            <w:r>
-              <w:rPr>
-                <w:rFonts w:ascii="Arial" w:hAnsi="Arial"/>
-                <w:b w:val="0"/>
-                <w:i w:val="0"/>
-                <w:color w:val="111827"/>
-                <w:sz w:val="18"/>
-              </w:rPr>
-              <w:t>NLP, Language, Speech, Translation</w:t>
-            </w:r>
-          </w:p>
-        </w:tc>
-        <w:tc>
-          <w:tcPr>
-            <w:tcW w:type="dxa" w:w="2437"/>
-            <w:vAlign w:val="center"/>
-          </w:tcPr>
-          <w:p>
-            <w:r>
-              <w:rPr>
-                <w:rFonts w:ascii="Arial" w:hAnsi="Arial"/>
-                <w:b w:val="0"/>
-                <w:i w:val="0"/>
-                <w:color w:val="111827"/>
-                <w:sz w:val="18"/>
-              </w:rPr>
-              <w:t>67-76</w:t>
-            </w:r>
-          </w:p>
-        </w:tc>
-      </w:tr>
-      <w:tr>
-        <w:tc>
-          <w:tcPr>
-            <w:tcW w:type="dxa" w:w="2437"/>
-            <w:vAlign w:val="center"/>
-          </w:tcPr>
-          <w:p>
-            <w:r>
-              <w:rPr>
-                <w:rFonts w:ascii="Arial" w:hAnsi="Arial"/>
-                <w:b w:val="0"/>
-                <w:i w:val="0"/>
-                <w:color w:val="111827"/>
-                <w:sz w:val="18"/>
-              </w:rPr>
-              <w:t>07</w:t>
-            </w:r>
-          </w:p>
-        </w:tc>
-        <w:tc>
-          <w:tcPr>
-            <w:tcW w:type="dxa" w:w="2437"/>
-            <w:vAlign w:val="center"/>
-          </w:tcPr>
-          <w:p>
-            <w:r>
-              <w:rPr>
-                <w:rFonts w:ascii="Arial" w:hAnsi="Arial"/>
-                <w:b w:val="0"/>
-                <w:i w:val="0"/>
-                <w:color w:val="111827"/>
-                <w:sz w:val="18"/>
-              </w:rPr>
-              <w:t>Custom language</w:t>
-            </w:r>
-          </w:p>
-        </w:tc>
-        <w:tc>
-          <w:tcPr>
-            <w:tcW w:type="dxa" w:w="2437"/>
-            <w:vAlign w:val="center"/>
-          </w:tcPr>
-          <w:p>
-            <w:r>
-              <w:rPr>
-                <w:rFonts w:ascii="Arial" w:hAnsi="Arial"/>
-                <w:b w:val="0"/>
-                <w:i w:val="0"/>
-                <w:color w:val="111827"/>
-                <w:sz w:val="18"/>
-              </w:rPr>
-              <w:t>Custom Language Models and Question Answering</w:t>
-            </w:r>
-          </w:p>
-        </w:tc>
-        <w:tc>
-          <w:tcPr>
-            <w:tcW w:type="dxa" w:w="2437"/>
-            <w:vAlign w:val="center"/>
-          </w:tcPr>
-          <w:p>
-            <w:r>
-              <w:rPr>
-                <w:rFonts w:ascii="Arial" w:hAnsi="Arial"/>
-                <w:b w:val="0"/>
-                <w:i w:val="0"/>
-                <w:color w:val="111827"/>
-                <w:sz w:val="18"/>
-              </w:rPr>
-              <w:t>78-87</w:t>
-            </w:r>
-          </w:p>
-        </w:tc>
-      </w:tr>
-      <w:tr>
-        <w:tc>
-          <w:tcPr>
-            <w:tcW w:type="dxa" w:w="2437"/>
-            <w:vAlign w:val="center"/>
-          </w:tcPr>
-          <w:p>
-            <w:r>
-              <w:rPr>
-                <w:rFonts w:ascii="Arial" w:hAnsi="Arial"/>
-                <w:b w:val="0"/>
-                <w:i w:val="0"/>
-                <w:color w:val="111827"/>
-                <w:sz w:val="18"/>
-              </w:rPr>
-              <w:t>08</w:t>
-            </w:r>
-          </w:p>
-        </w:tc>
-        <w:tc>
-          <w:tcPr>
-            <w:tcW w:type="dxa" w:w="2437"/>
-            <w:vAlign w:val="center"/>
-          </w:tcPr>
-          <w:p>
-            <w:r>
-              <w:rPr>
-                <w:rFonts w:ascii="Arial" w:hAnsi="Arial"/>
-                <w:b w:val="0"/>
-                <w:i w:val="0"/>
-                <w:color w:val="111827"/>
-                <w:sz w:val="18"/>
-              </w:rPr>
-              <w:t>Search and mining</w:t>
-            </w:r>
-          </w:p>
-        </w:tc>
-        <w:tc>
-          <w:tcPr>
-            <w:tcW w:type="dxa" w:w="2437"/>
-            <w:vAlign w:val="center"/>
-          </w:tcPr>
-          <w:p>
-            <w:r>
-              <w:rPr>
-                <w:rFonts w:ascii="Arial" w:hAnsi="Arial"/>
-                <w:b w:val="0"/>
-                <w:i w:val="0"/>
-                <w:color w:val="111827"/>
-                <w:sz w:val="18"/>
-              </w:rPr>
-              <w:t>Azure AI Search, Knowledge Mining, Vector Search</w:t>
-            </w:r>
-          </w:p>
-        </w:tc>
-        <w:tc>
-          <w:tcPr>
-            <w:tcW w:type="dxa" w:w="2437"/>
-            <w:vAlign w:val="center"/>
-          </w:tcPr>
-          <w:p>
-            <w:r>
-              <w:rPr>
-                <w:rFonts w:ascii="Arial" w:hAnsi="Arial"/>
-                <w:b w:val="0"/>
-                <w:i w:val="0"/>
-                <w:color w:val="111827"/>
-                <w:sz w:val="18"/>
-              </w:rPr>
-              <w:t>88-97</w:t>
-            </w:r>
-          </w:p>
-        </w:tc>
-      </w:tr>
-      <w:tr>
-        <w:tc>
-          <w:tcPr>
-            <w:tcW w:type="dxa" w:w="2437"/>
-            <w:vAlign w:val="center"/>
-          </w:tcPr>
-          <w:p>
-            <w:r>
-              <w:rPr>
-                <w:rFonts w:ascii="Arial" w:hAnsi="Arial"/>
-                <w:b w:val="0"/>
-                <w:i w:val="0"/>
-                <w:color w:val="111827"/>
-                <w:sz w:val="18"/>
-              </w:rPr>
-              <w:t>09</w:t>
-            </w:r>
-          </w:p>
-        </w:tc>
-        <w:tc>
-          <w:tcPr>
-            <w:tcW w:type="dxa" w:w="2437"/>
-            <w:vAlign w:val="center"/>
-          </w:tcPr>
-          <w:p>
-            <w:r>
-              <w:rPr>
-                <w:rFonts w:ascii="Arial" w:hAnsi="Arial"/>
-                <w:b w:val="0"/>
-                <w:i w:val="0"/>
-                <w:color w:val="111827"/>
-                <w:sz w:val="18"/>
-              </w:rPr>
-              <w:t>Document AI</w:t>
-            </w:r>
-          </w:p>
-        </w:tc>
-        <w:tc>
-          <w:tcPr>
-            <w:tcW w:type="dxa" w:w="2437"/>
-            <w:vAlign w:val="center"/>
-          </w:tcPr>
-          <w:p>
-            <w:r>
-              <w:rPr>
-                <w:rFonts w:ascii="Arial" w:hAnsi="Arial"/>
-                <w:b w:val="0"/>
-                <w:i w:val="0"/>
-                <w:color w:val="111827"/>
-                <w:sz w:val="18"/>
-              </w:rPr>
-              <w:t>Document Intelligence and Content Understanding</w:t>
-            </w:r>
-          </w:p>
-        </w:tc>
-        <w:tc>
-          <w:tcPr>
-            <w:tcW w:type="dxa" w:w="2437"/>
-            <w:vAlign w:val="center"/>
-          </w:tcPr>
-          <w:p>
-            <w:r>
-              <w:rPr>
-                <w:rFonts w:ascii="Arial" w:hAnsi="Arial"/>
-                <w:b w:val="0"/>
-                <w:i w:val="0"/>
-                <w:color w:val="111827"/>
-                <w:sz w:val="18"/>
-              </w:rPr>
-              <w:t>98-107</w:t>
-            </w:r>
-          </w:p>
-        </w:tc>
-      </w:tr>
-      <w:tr>
-        <w:tc>
-          <w:tcPr>
-            <w:tcW w:type="dxa" w:w="2437"/>
-            <w:vAlign w:val="center"/>
-          </w:tcPr>
-          <w:p>
-            <w:r>
-              <w:rPr>
-                <w:rFonts w:ascii="Arial" w:hAnsi="Arial"/>
-                <w:b w:val="0"/>
-                <w:i w:val="0"/>
-                <w:color w:val="111827"/>
-                <w:sz w:val="18"/>
-              </w:rPr>
-              <w:t>10</w:t>
-            </w:r>
-          </w:p>
-        </w:tc>
-        <w:tc>
-          <w:tcPr>
-            <w:tcW w:type="dxa" w:w="2437"/>
-            <w:vAlign w:val="center"/>
-          </w:tcPr>
-          <w:p>
-            <w:r>
-              <w:rPr>
-                <w:rFonts w:ascii="Arial" w:hAnsi="Arial"/>
-                <w:b w:val="0"/>
-                <w:i w:val="0"/>
-                <w:color w:val="111827"/>
-                <w:sz w:val="18"/>
-              </w:rPr>
-              <w:t>Integrated review</w:t>
-            </w:r>
-          </w:p>
-        </w:tc>
-        <w:tc>
-          <w:tcPr>
-            <w:tcW w:type="dxa" w:w="2437"/>
-            <w:vAlign w:val="center"/>
-          </w:tcPr>
-          <w:p>
-            <w:r>
-              <w:rPr>
-                <w:rFonts w:ascii="Arial" w:hAnsi="Arial"/>
-                <w:b w:val="0"/>
-                <w:i w:val="0"/>
-                <w:color w:val="111827"/>
-                <w:sz w:val="18"/>
-              </w:rPr>
-              <w:t>AI-102 Capstone and Course Review</w:t>
-            </w:r>
-          </w:p>
-        </w:tc>
-        <w:tc>
-          <w:tcPr>
-            <w:tcW w:type="dxa" w:w="2437"/>
-            <w:vAlign w:val="center"/>
-          </w:tcPr>
-          <w:p>
-            <w:r>
-              <w:rPr>
-                <w:rFonts w:ascii="Arial" w:hAnsi="Arial"/>
-                <w:b w:val="0"/>
-                <w:i w:val="0"/>
-                <w:color w:val="111827"/>
-                <w:sz w:val="18"/>
-              </w:rPr>
-              <w:t>108-118</w:t>
-            </w:r>
-          </w:p>
-        </w:tc>
-      </w:tr>
-    </w:tbl>
-    <w:p>
-      <w:pPr>
-        <w:pStyle w:val="Heading1"/>
-      </w:pPr>
-      <w:r>
-        <w:t>Assessment Notes</w:t>
+        <w:t>Resources Required</w:t>
       </w:r>
     </w:p>
     <w:p>
@@ -3536,14 +2710,7 @@
         <w:pStyle w:val="ListBullet"/>
       </w:pPr>
       <w:r>
-        <w:rPr>
-          <w:rFonts w:ascii="Arial" w:hAnsi="Arial"/>
-          <w:b w:val="0"/>
-          <w:i w:val="0"/>
-          <w:color w:val="111827"/>
-          <w:sz w:val="22"/>
-        </w:rPr>
-        <w:t>Ensure AM, PM and Assessment digital attendance are completed.</w:t>
+        <w:t>Trainer PPTX and learner PDF</w:t>
       </w:r>
     </w:p>
     <w:p>
@@ -3551,14 +2718,7 @@
         <w:pStyle w:val="ListBullet"/>
       </w:pPr>
       <w:r>
-        <w:rPr>
-          <w:rFonts w:ascii="Arial" w:hAnsi="Arial"/>
-          <w:b w:val="0"/>
-          <w:i w:val="0"/>
-          <w:color w:val="111827"/>
-          <w:sz w:val="22"/>
-        </w:rPr>
-        <w:t>Assessment is open book using approved materials: slides and Learner Guide.</w:t>
+        <w:t>Learner Guide</w:t>
       </w:r>
     </w:p>
     <w:p>
@@ -3566,20 +2726,42 @@
         <w:pStyle w:val="ListBullet"/>
       </w:pPr>
       <w:r>
-        <w:rPr>
-          <w:rFonts w:ascii="Arial" w:hAnsi="Arial"/>
-          <w:b w:val="0"/>
-          <w:i w:val="0"/>
-          <w:color w:val="111827"/>
-          <w:sz w:val="22"/>
-        </w:rPr>
-        <w:t>Learners must complete assessment activities and be assessed as Competent for funding eligibility.</w:t>
+        <w:t>Azure subscription or trainer-provided lab environment</w:t>
+      </w:r>
+    </w:p>
+    <w:p>
+      <w:pPr>
+        <w:pStyle w:val="ListBullet"/>
+      </w:pPr>
+      <w:r>
+        <w:t>Modern browser, Azure CLI, Python 3, and Visual Studio Code as required</w:t>
+      </w:r>
+    </w:p>
+    <w:p>
+      <w:pPr>
+        <w:pStyle w:val="ListBullet"/>
+      </w:pPr>
+      <w:r>
+        <w:t>LMS/TMS access for courseware and assessment</w:t>
+      </w:r>
+    </w:p>
+    <w:p>
+      <w:pPr>
+        <w:pStyle w:val="Heading1"/>
+      </w:pPr>
+      <w:r>
+        <w:t>Assessment</w:t>
+      </w:r>
+    </w:p>
+    <w:p>
+      <w:r>
+        <w:t>Approved instruments: Written Assessment - Short-Answer Questions (WA-SAQ), 60 minutes, K1–K6; Practical Performance (PP), 60 minutes, A1–A6. Both are individual and open book. Complete assessment digital attendance before starting and submit candidate papers on the LMS.</w:t>
       </w:r>
     </w:p>
     <w:sectPr>
-      <w:footerReference w:type="default" r:id="rId11"/>
+      <w:footerReference w:type="default" r:id="rId10"/>
       <w:pgSz w:w="11909" w:h="16834"/>
-      <w:pgMar w:top="1080" w:right="1080" w:bottom="1080" w:left="1080" w:header="720" w:footer="720" w:gutter="0"/>
+      <w:pgMar w:top="1037" w:right="1037" w:bottom="1037" w:left="1037" w:header="720" w:footer="720" w:gutter="0"/>
       <w:cols w:space="720"/>
       <w:docGrid w:linePitch="360"/>
     </w:sectPr>
@@ -3598,11 +2780,10 @@
       <w:rPr>
         <w:rFonts w:ascii="Arial" w:hAnsi="Arial"/>
         <w:b w:val="0"/>
-        <w:i w:val="0"/>
         <w:color w:val="5B6372"/>
-        <w:sz w:val="18"/>
-      </w:rPr>
-      <w:t xml:space="preserve">Page </w:t>
+        <w:sz w:val="16"/>
+      </w:rPr>
+      <w:t xml:space="preserve">© 2026 Tertiary Infotech Academy Pte Ltd · Page </w:t>
     </w:r>
     <w:fldSimple w:instr="PAGE">
       <w:r>
@@ -3613,9 +2794,8 @@
       <w:rPr>
         <w:rFonts w:ascii="Arial" w:hAnsi="Arial"/>
         <w:b w:val="0"/>
-        <w:i w:val="0"/>
         <w:color w:val="5B6372"/>
-        <w:sz w:val="18"/>
+        <w:sz w:val="16"/>
       </w:rPr>
       <w:t xml:space="preserve"> of </w:t>
     </w:r>
@@ -3624,21 +2804,6 @@
         <w:t>1</w:t>
       </w:r>
     </w:fldSimple>
-  </w:p>
-  <w:p>
-    <w:pPr>
-      <w:jc w:val="center"/>
-    </w:pPr>
-    <w:r>
-      <w:rPr>
-        <w:rFonts w:ascii="Arial" w:hAnsi="Arial"/>
-        <w:b w:val="0"/>
-        <w:i w:val="0"/>
-        <w:color w:val="5B6372"/>
-        <w:sz w:val="15"/>
-      </w:rPr>
-      <w:t>Copyright 2026 Tertiary Infotech Academy Pte Ltd. All rights reserved.</w:t>
-    </w:r>
   </w:p>
 </w:ftr>
 </file>
@@ -4097,7 +3262,7 @@
       <w:rFonts w:asciiTheme="majorHAnsi" w:eastAsiaTheme="majorEastAsia" w:hAnsiTheme="majorHAnsi" w:cstheme="majorBidi" w:ascii="Arial" w:hAnsi="Arial"/>
       <w:b/>
       <w:bCs/>
-      <w:color w:val="111827"/>
+      <w:color w:val="161B26"/>
       <w:sz w:val="26"/>
       <w:szCs w:val="26"/>
     </w:rPr>
@@ -4121,7 +3286,7 @@
       <w:rFonts w:asciiTheme="majorHAnsi" w:eastAsiaTheme="majorEastAsia" w:hAnsiTheme="majorHAnsi" w:cstheme="majorBidi" w:ascii="Arial" w:hAnsi="Arial"/>
       <w:b/>
       <w:bCs/>
-      <w:color w:val="1F6FEB"/>
+      <w:color w:val="108A73"/>
       <w:sz w:val="23"/>
     </w:rPr>
   </w:style>
@@ -4360,11 +3525,12 @@
       <w:contextualSpacing/>
     </w:pPr>
     <w:rPr>
-      <w:rFonts w:asciiTheme="majorHAnsi" w:eastAsiaTheme="majorEastAsia" w:hAnsiTheme="majorHAnsi" w:cstheme="majorBidi"/>
-      <w:color w:val="17365D" w:themeColor="text2" w:themeShade="BF"/>
+      <w:rFonts w:asciiTheme="majorHAnsi" w:eastAsiaTheme="majorEastAsia" w:hAnsiTheme="majorHAnsi" w:cstheme="majorBidi" w:ascii="Arial" w:hAnsi="Arial"/>
+      <w:b/>
+      <w:color w:val="1F6FEB"/>
       <w:spacing w:val="5"/>
       <w:kern w:val="28"/>
-      <w:sz w:val="52"/>
+      <w:sz w:val="48"/>
       <w:szCs w:val="52"/>
     </w:rPr>
   </w:style>
